--- a/Knowledge/3-Work knowledge/1-Software Engineering/1-Software Engineering Fundamentals/5-My Source/2-Common Types of Networks/6-WAN.docx
+++ b/Knowledge/3-Work knowledge/1-Software Engineering/1-Software Engineering Fundamentals/5-My Source/2-Common Types of Networks/6-WAN.docx
@@ -36,7 +36,7 @@
       <w:bookmarkStart w:id="0" w:name="_Hlk216171260"/>
       <w:r>
         <w:rPr>
-          <w:rFonts w:ascii="Arial" w:hAnsi="Arial" w:eastAsia="Arial"/>
+          <w:rFonts w:ascii="Arial" w:eastAsia="Arial" w:hAnsi="Arial"/>
           <w:b/>
           <w:sz w:val="22"/>
           <w:shd w:val="clear" w:color="auto" w:fill="B7B7B7"/>
@@ -45,35 +45,24 @@
       </w:r>
       <w:r>
         <w:rPr>
-          <w:rFonts w:ascii="Arial" w:hAnsi="Arial" w:eastAsia="Arial"/>
+          <w:rFonts w:ascii="Arial" w:eastAsia="Arial" w:hAnsi="Arial"/>
           <w:sz w:val="22"/>
           <w:shd w:val="clear" w:color="auto" w:fill="B7B7B7"/>
         </w:rPr>
         <w:t xml:space="preserve">: </w:t>
       </w:r>
-      <w:proofErr w:type="spellStart"/>
-      <w:r>
-        <w:rPr>
-          <w:rFonts w:ascii="Arial" w:hAnsi="Arial" w:eastAsia="Arial"/>
-          <w:b/>
-          <w:sz w:val="22"/>
-          <w:shd w:val="clear" w:color="auto" w:fill="B7B7B7"/>
-        </w:rPr>
-        <w:t>Chatgpt</w:t>
-      </w:r>
-      <w:proofErr w:type="spellEnd"/>
-      <w:r>
-        <w:rPr>
-          <w:rFonts w:ascii="Arial" w:hAnsi="Arial" w:eastAsia="Arial"/>
-          <w:b/>
-          <w:sz w:val="22"/>
-          <w:shd w:val="clear" w:color="auto" w:fill="B7B7B7"/>
-        </w:rPr>
-        <w:t xml:space="preserve"> </w:t>
-      </w:r>
-      <w:r>
-        <w:rPr>
-          <w:rFonts w:ascii="Arial" w:hAnsi="Arial" w:eastAsia="Arial"/>
+      <w:r>
+        <w:rPr>
+          <w:rFonts w:ascii="Arial" w:eastAsia="Arial" w:hAnsi="Arial"/>
+          <w:b/>
+          <w:sz w:val="22"/>
+          <w:shd w:val="clear" w:color="auto" w:fill="B7B7B7"/>
+        </w:rPr>
+        <w:t xml:space="preserve">Chatgpt </w:t>
+      </w:r>
+      <w:r>
+        <w:rPr>
+          <w:rFonts w:ascii="Arial" w:eastAsia="Arial" w:hAnsi="Arial"/>
           <w:b/>
           <w:sz w:val="22"/>
           <w:szCs w:val="14"/>
@@ -83,7 +72,7 @@
       </w:r>
       <w:r>
         <w:rPr>
-          <w:rFonts w:ascii="Arial" w:hAnsi="Arial" w:cs="Cambria Math" w:eastAsia="Arial"/>
+          <w:rFonts w:ascii="Arial" w:eastAsia="Arial" w:hAnsi="Arial" w:cs="Cambria Math"/>
           <w:b/>
           <w:sz w:val="22"/>
           <w:szCs w:val="14"/>
@@ -93,7 +82,7 @@
       </w:r>
       <w:r>
         <w:rPr>
-          <w:rFonts w:ascii="Arial" w:hAnsi="Arial" w:eastAsia="Arial"/>
+          <w:rFonts w:ascii="Arial" w:eastAsia="Arial" w:hAnsi="Arial"/>
           <w:b/>
           <w:sz w:val="22"/>
           <w:szCs w:val="14"/>
@@ -104,7 +93,7 @@
       <w:bookmarkEnd w:id="0"/>
       <w:r>
         <w:rPr>
-          <w:rFonts w:ascii="Arial" w:hAnsi="Arial" w:eastAsia="Arial"/>
+          <w:rFonts w:ascii="Arial" w:eastAsia="Arial" w:hAnsi="Arial"/>
           <w:sz w:val="22"/>
         </w:rPr>
         <w:br/>
@@ -112,7 +101,7 @@
       </w:r>
       <w:r>
         <w:rPr>
-          <w:rFonts w:ascii="Arial" w:hAnsi="Arial" w:eastAsia="Arial"/>
+          <w:rFonts w:ascii="Arial" w:eastAsia="Arial" w:hAnsi="Arial"/>
           <w:b/>
           <w:bCs/>
           <w:sz w:val="22"/>
@@ -121,14 +110,14 @@
       </w:r>
       <w:r>
         <w:rPr>
-          <w:rFonts w:ascii="Arial" w:hAnsi="Arial" w:eastAsia="Arial"/>
+          <w:rFonts w:ascii="Arial" w:eastAsia="Arial" w:hAnsi="Arial"/>
           <w:sz w:val="22"/>
         </w:rPr>
         <w:t xml:space="preserve"> is a network that spans a </w:t>
       </w:r>
       <w:r>
         <w:rPr>
-          <w:rFonts w:ascii="Arial" w:hAnsi="Arial" w:eastAsia="Arial"/>
+          <w:rFonts w:ascii="Arial" w:eastAsia="Arial" w:hAnsi="Arial"/>
           <w:b/>
           <w:bCs/>
           <w:sz w:val="22"/>
@@ -137,7 +126,7 @@
       </w:r>
       <w:r>
         <w:rPr>
-          <w:rFonts w:ascii="Arial" w:hAnsi="Arial" w:eastAsia="Arial"/>
+          <w:rFonts w:ascii="Arial" w:eastAsia="Arial" w:hAnsi="Arial"/>
           <w:sz w:val="22"/>
         </w:rPr>
         <w:t>, often covering cities, countries, or even continents. WANs connect multiple Local Area Networks (LANs) and Metropolitan Area Networks (MANs) over long distances. The Internet is the largest example of a WAN.</w:t>
@@ -153,7 +142,7 @@
         <w:rPr>
           <w:rFonts w:ascii="Roboto Mono" w:hAnsi="Roboto Mono"/>
         </w:rPr>
-        <w:pict w14:anchorId="4A932597">
+        <w:pict w14:anchorId="51FFA63A">
           <v:rect id="_x0000_i1025" style="width:0;height:1.5pt" o:hralign="center" o:hrstd="t" o:hr="t" fillcolor="#a0a0a0" stroked="f"/>
         </w:pict>
       </w:r>
@@ -183,7 +172,7 @@
       </w:pPr>
       <w:r>
         <w:rPr>
-          <w:rFonts w:ascii="Arial" w:hAnsi="Arial" w:eastAsia="Arial"/>
+          <w:rFonts w:ascii="Arial" w:eastAsia="Arial" w:hAnsi="Arial"/>
           <w:b/>
           <w:sz w:val="22"/>
           <w:shd w:val="clear" w:color="auto" w:fill="B7B7B7"/>
@@ -192,35 +181,24 @@
       </w:r>
       <w:r>
         <w:rPr>
-          <w:rFonts w:ascii="Arial" w:hAnsi="Arial" w:eastAsia="Arial"/>
+          <w:rFonts w:ascii="Arial" w:eastAsia="Arial" w:hAnsi="Arial"/>
           <w:sz w:val="22"/>
           <w:shd w:val="clear" w:color="auto" w:fill="B7B7B7"/>
         </w:rPr>
         <w:t xml:space="preserve">: </w:t>
       </w:r>
-      <w:proofErr w:type="spellStart"/>
-      <w:r>
-        <w:rPr>
-          <w:rFonts w:ascii="Arial" w:hAnsi="Arial" w:eastAsia="Arial"/>
-          <w:b/>
-          <w:sz w:val="22"/>
-          <w:shd w:val="clear" w:color="auto" w:fill="B7B7B7"/>
-        </w:rPr>
-        <w:t>Chatgpt</w:t>
-      </w:r>
-      <w:proofErr w:type="spellEnd"/>
-      <w:r>
-        <w:rPr>
-          <w:rFonts w:ascii="Arial" w:hAnsi="Arial" w:eastAsia="Arial"/>
-          <w:b/>
-          <w:sz w:val="22"/>
-          <w:shd w:val="clear" w:color="auto" w:fill="B7B7B7"/>
-        </w:rPr>
-        <w:t xml:space="preserve"> </w:t>
-      </w:r>
-      <w:r>
-        <w:rPr>
-          <w:rFonts w:ascii="Arial" w:hAnsi="Arial" w:eastAsia="Arial"/>
+      <w:r>
+        <w:rPr>
+          <w:rFonts w:ascii="Arial" w:eastAsia="Arial" w:hAnsi="Arial"/>
+          <w:b/>
+          <w:sz w:val="22"/>
+          <w:shd w:val="clear" w:color="auto" w:fill="B7B7B7"/>
+        </w:rPr>
+        <w:t xml:space="preserve">Chatgpt </w:t>
+      </w:r>
+      <w:r>
+        <w:rPr>
+          <w:rFonts w:ascii="Arial" w:eastAsia="Arial" w:hAnsi="Arial"/>
           <w:b/>
           <w:sz w:val="22"/>
           <w:szCs w:val="14"/>
@@ -230,7 +208,7 @@
       </w:r>
       <w:r>
         <w:rPr>
-          <w:rFonts w:ascii="Arial" w:hAnsi="Arial" w:cs="Cambria Math" w:eastAsia="Arial"/>
+          <w:rFonts w:ascii="Arial" w:eastAsia="Arial" w:hAnsi="Arial" w:cs="Cambria Math"/>
           <w:b/>
           <w:sz w:val="22"/>
           <w:szCs w:val="14"/>
@@ -240,7 +218,7 @@
       </w:r>
       <w:r>
         <w:rPr>
-          <w:rFonts w:ascii="Arial" w:hAnsi="Arial" w:eastAsia="Arial"/>
+          <w:rFonts w:ascii="Arial" w:eastAsia="Arial" w:hAnsi="Arial"/>
           <w:b/>
           <w:sz w:val="22"/>
           <w:szCs w:val="14"/>
@@ -250,7 +228,7 @@
       </w:r>
       <w:r>
         <w:rPr>
-          <w:rFonts w:ascii="Arial" w:hAnsi="Arial" w:eastAsia="Arial"/>
+          <w:rFonts w:ascii="Arial" w:eastAsia="Arial" w:hAnsi="Arial"/>
           <w:sz w:val="22"/>
         </w:rPr>
         <w:br/>
@@ -258,7 +236,7 @@
       </w:r>
       <w:r>
         <w:rPr>
-          <w:rFonts w:ascii="Arial" w:hAnsi="Arial" w:eastAsia="Arial"/>
+          <w:rFonts w:ascii="Arial" w:eastAsia="Arial" w:hAnsi="Arial"/>
           <w:b/>
           <w:bCs/>
           <w:sz w:val="22"/>
@@ -267,7 +245,7 @@
       </w:r>
       <w:r>
         <w:rPr>
-          <w:rFonts w:ascii="Arial" w:hAnsi="Arial" w:eastAsia="Arial"/>
+          <w:rFonts w:ascii="Arial" w:eastAsia="Arial" w:hAnsi="Arial"/>
           <w:sz w:val="22"/>
         </w:rPr>
         <w:t>. It links smaller networks like LANs and MANs across vast distances, enabling communication and data sharing on a global scale.</w:t>
@@ -283,7 +261,7 @@
         <w:rPr>
           <w:rFonts w:ascii="Roboto Mono" w:hAnsi="Roboto Mono"/>
         </w:rPr>
-        <w:pict w14:anchorId="0A15F79D">
+        <w:pict w14:anchorId="5798E1E6">
           <v:rect id="_x0000_i1026" style="width:0;height:1.5pt" o:hralign="center" o:hrstd="t" o:hr="t" fillcolor="#a0a0a0" stroked="f"/>
         </w:pict>
       </w:r>
@@ -313,7 +291,7 @@
       </w:pPr>
       <w:r>
         <w:rPr>
-          <w:rFonts w:ascii="Arial" w:hAnsi="Arial" w:eastAsia="Arial"/>
+          <w:rFonts w:ascii="Arial" w:eastAsia="Arial" w:hAnsi="Arial"/>
           <w:b/>
           <w:sz w:val="22"/>
           <w:shd w:val="clear" w:color="auto" w:fill="B7B7B7"/>
@@ -322,35 +300,24 @@
       </w:r>
       <w:r>
         <w:rPr>
-          <w:rFonts w:ascii="Arial" w:hAnsi="Arial" w:eastAsia="Arial"/>
+          <w:rFonts w:ascii="Arial" w:eastAsia="Arial" w:hAnsi="Arial"/>
           <w:sz w:val="22"/>
           <w:shd w:val="clear" w:color="auto" w:fill="B7B7B7"/>
         </w:rPr>
         <w:t xml:space="preserve">: </w:t>
       </w:r>
-      <w:proofErr w:type="spellStart"/>
-      <w:r>
-        <w:rPr>
-          <w:rFonts w:ascii="Arial" w:hAnsi="Arial" w:eastAsia="Arial"/>
-          <w:b/>
-          <w:sz w:val="22"/>
-          <w:shd w:val="clear" w:color="auto" w:fill="B7B7B7"/>
-        </w:rPr>
-        <w:t>Chatgpt</w:t>
-      </w:r>
-      <w:proofErr w:type="spellEnd"/>
-      <w:r>
-        <w:rPr>
-          <w:rFonts w:ascii="Arial" w:hAnsi="Arial" w:eastAsia="Arial"/>
-          <w:b/>
-          <w:sz w:val="22"/>
-          <w:shd w:val="clear" w:color="auto" w:fill="B7B7B7"/>
-        </w:rPr>
-        <w:t xml:space="preserve"> </w:t>
-      </w:r>
-      <w:r>
-        <w:rPr>
-          <w:rFonts w:ascii="Arial" w:hAnsi="Arial" w:eastAsia="Arial"/>
+      <w:r>
+        <w:rPr>
+          <w:rFonts w:ascii="Arial" w:eastAsia="Arial" w:hAnsi="Arial"/>
+          <w:b/>
+          <w:sz w:val="22"/>
+          <w:shd w:val="clear" w:color="auto" w:fill="B7B7B7"/>
+        </w:rPr>
+        <w:t xml:space="preserve">Chatgpt </w:t>
+      </w:r>
+      <w:r>
+        <w:rPr>
+          <w:rFonts w:ascii="Arial" w:eastAsia="Arial" w:hAnsi="Arial"/>
           <w:b/>
           <w:sz w:val="22"/>
           <w:szCs w:val="14"/>
@@ -360,7 +327,7 @@
       </w:r>
       <w:r>
         <w:rPr>
-          <w:rFonts w:ascii="Arial" w:hAnsi="Arial" w:cs="Cambria Math" w:eastAsia="Arial"/>
+          <w:rFonts w:ascii="Arial" w:eastAsia="Arial" w:hAnsi="Arial" w:cs="Cambria Math"/>
           <w:b/>
           <w:sz w:val="22"/>
           <w:szCs w:val="14"/>
@@ -370,7 +337,7 @@
       </w:r>
       <w:r>
         <w:rPr>
-          <w:rFonts w:ascii="Arial" w:hAnsi="Arial" w:eastAsia="Arial"/>
+          <w:rFonts w:ascii="Arial" w:eastAsia="Arial" w:hAnsi="Arial"/>
           <w:b/>
           <w:sz w:val="22"/>
           <w:szCs w:val="14"/>
@@ -383,7 +350,7 @@
       <w:pPr>
         <w:numPr>
           <w:ilvl w:val="0"/>
-          <w:numId w:val="3"/>
+          <w:numId w:val="1"/>
         </w:numPr>
         <w:rPr>
           <w:rFonts w:ascii="Roboto Mono" w:hAnsi="Roboto Mono"/>
@@ -408,7 +375,7 @@
       <w:pPr>
         <w:numPr>
           <w:ilvl w:val="0"/>
-          <w:numId w:val="3"/>
+          <w:numId w:val="1"/>
         </w:numPr>
         <w:rPr>
           <w:rFonts w:ascii="Roboto Mono" w:hAnsi="Roboto Mono"/>
@@ -433,7 +400,7 @@
       <w:pPr>
         <w:numPr>
           <w:ilvl w:val="0"/>
-          <w:numId w:val="3"/>
+          <w:numId w:val="1"/>
         </w:numPr>
         <w:rPr>
           <w:rFonts w:ascii="Roboto Mono" w:hAnsi="Roboto Mono"/>
@@ -458,7 +425,7 @@
       <w:pPr>
         <w:numPr>
           <w:ilvl w:val="0"/>
-          <w:numId w:val="3"/>
+          <w:numId w:val="1"/>
         </w:numPr>
         <w:rPr>
           <w:rFonts w:ascii="Roboto Mono" w:hAnsi="Roboto Mono"/>
@@ -483,7 +450,7 @@
       <w:pPr>
         <w:numPr>
           <w:ilvl w:val="0"/>
-          <w:numId w:val="3"/>
+          <w:numId w:val="1"/>
         </w:numPr>
         <w:rPr>
           <w:rFonts w:ascii="Roboto Mono" w:hAnsi="Roboto Mono"/>
@@ -514,8 +481,7 @@
         <w:rPr>
           <w:rFonts w:ascii="Roboto Mono" w:hAnsi="Roboto Mono"/>
         </w:rPr>
-        <w:lastRenderedPageBreak/>
-        <w:pict w14:anchorId="07C8E8C7">
+        <w:pict w14:anchorId="1F1F24CD">
           <v:rect id="_x0000_i1027" style="width:0;height:1.5pt" o:hralign="center" o:hrstd="t" o:hr="t" fillcolor="#a0a0a0" stroked="f"/>
         </w:pict>
       </w:r>
@@ -545,7 +511,7 @@
       </w:pPr>
       <w:r>
         <w:rPr>
-          <w:rFonts w:ascii="Arial" w:hAnsi="Arial" w:eastAsia="Arial"/>
+          <w:rFonts w:ascii="Arial" w:eastAsia="Arial" w:hAnsi="Arial"/>
           <w:b/>
           <w:sz w:val="22"/>
           <w:shd w:val="clear" w:color="auto" w:fill="B7B7B7"/>
@@ -554,35 +520,24 @@
       </w:r>
       <w:r>
         <w:rPr>
-          <w:rFonts w:ascii="Arial" w:hAnsi="Arial" w:eastAsia="Arial"/>
+          <w:rFonts w:ascii="Arial" w:eastAsia="Arial" w:hAnsi="Arial"/>
           <w:sz w:val="22"/>
           <w:shd w:val="clear" w:color="auto" w:fill="B7B7B7"/>
         </w:rPr>
         <w:t xml:space="preserve">: </w:t>
       </w:r>
-      <w:proofErr w:type="spellStart"/>
-      <w:r>
-        <w:rPr>
-          <w:rFonts w:ascii="Arial" w:hAnsi="Arial" w:eastAsia="Arial"/>
-          <w:b/>
-          <w:sz w:val="22"/>
-          <w:shd w:val="clear" w:color="auto" w:fill="B7B7B7"/>
-        </w:rPr>
-        <w:t>Chatgpt</w:t>
-      </w:r>
-      <w:proofErr w:type="spellEnd"/>
-      <w:r>
-        <w:rPr>
-          <w:rFonts w:ascii="Arial" w:hAnsi="Arial" w:eastAsia="Arial"/>
-          <w:b/>
-          <w:sz w:val="22"/>
-          <w:shd w:val="clear" w:color="auto" w:fill="B7B7B7"/>
-        </w:rPr>
-        <w:t xml:space="preserve"> </w:t>
-      </w:r>
-      <w:r>
-        <w:rPr>
-          <w:rFonts w:ascii="Arial" w:hAnsi="Arial" w:eastAsia="Arial"/>
+      <w:r>
+        <w:rPr>
+          <w:rFonts w:ascii="Arial" w:eastAsia="Arial" w:hAnsi="Arial"/>
+          <w:b/>
+          <w:sz w:val="22"/>
+          <w:shd w:val="clear" w:color="auto" w:fill="B7B7B7"/>
+        </w:rPr>
+        <w:t xml:space="preserve">Chatgpt </w:t>
+      </w:r>
+      <w:r>
+        <w:rPr>
+          <w:rFonts w:ascii="Arial" w:eastAsia="Arial" w:hAnsi="Arial"/>
           <w:b/>
           <w:sz w:val="22"/>
           <w:szCs w:val="14"/>
@@ -592,7 +547,7 @@
       </w:r>
       <w:r>
         <w:rPr>
-          <w:rFonts w:ascii="Arial" w:hAnsi="Arial" w:cs="Cambria Math" w:eastAsia="Arial"/>
+          <w:rFonts w:ascii="Arial" w:eastAsia="Arial" w:hAnsi="Arial" w:cs="Cambria Math"/>
           <w:b/>
           <w:sz w:val="22"/>
           <w:szCs w:val="14"/>
@@ -602,7 +557,7 @@
       </w:r>
       <w:r>
         <w:rPr>
-          <w:rFonts w:ascii="Arial" w:hAnsi="Arial" w:eastAsia="Arial"/>
+          <w:rFonts w:ascii="Arial" w:eastAsia="Arial" w:hAnsi="Arial"/>
           <w:b/>
           <w:sz w:val="22"/>
           <w:szCs w:val="14"/>
@@ -615,7 +570,7 @@
       <w:pPr>
         <w:numPr>
           <w:ilvl w:val="0"/>
-          <w:numId w:val="4"/>
+          <w:numId w:val="2"/>
         </w:numPr>
         <w:rPr>
           <w:rFonts w:ascii="Roboto Mono" w:hAnsi="Roboto Mono"/>
@@ -632,7 +587,7 @@
       <w:pPr>
         <w:numPr>
           <w:ilvl w:val="0"/>
-          <w:numId w:val="4"/>
+          <w:numId w:val="2"/>
         </w:numPr>
         <w:rPr>
           <w:rFonts w:ascii="Roboto Mono" w:hAnsi="Roboto Mono"/>
@@ -649,7 +604,7 @@
       <w:pPr>
         <w:numPr>
           <w:ilvl w:val="0"/>
-          <w:numId w:val="4"/>
+          <w:numId w:val="2"/>
         </w:numPr>
         <w:rPr>
           <w:rFonts w:ascii="Roboto Mono" w:hAnsi="Roboto Mono"/>
@@ -672,7 +627,7 @@
         <w:rPr>
           <w:rFonts w:ascii="Roboto Mono" w:hAnsi="Roboto Mono"/>
         </w:rPr>
-        <w:pict w14:anchorId="4196CA3F">
+        <w:pict w14:anchorId="08D383B3">
           <v:rect id="_x0000_i1028" style="width:0;height:1.5pt" o:hralign="center" o:hrstd="t" o:hr="t" fillcolor="#a0a0a0" stroked="f"/>
         </w:pict>
       </w:r>
@@ -696,7 +651,7 @@
       </w:pPr>
       <w:r>
         <w:rPr>
-          <w:rFonts w:ascii="Arial" w:hAnsi="Arial" w:eastAsia="Arial"/>
+          <w:rFonts w:ascii="Arial" w:eastAsia="Arial" w:hAnsi="Arial"/>
           <w:b/>
           <w:sz w:val="22"/>
           <w:shd w:val="clear" w:color="auto" w:fill="B7B7B7"/>
@@ -705,35 +660,24 @@
       </w:r>
       <w:r>
         <w:rPr>
-          <w:rFonts w:ascii="Arial" w:hAnsi="Arial" w:eastAsia="Arial"/>
+          <w:rFonts w:ascii="Arial" w:eastAsia="Arial" w:hAnsi="Arial"/>
           <w:sz w:val="22"/>
           <w:shd w:val="clear" w:color="auto" w:fill="B7B7B7"/>
         </w:rPr>
         <w:t xml:space="preserve">: </w:t>
       </w:r>
-      <w:proofErr w:type="spellStart"/>
-      <w:r>
-        <w:rPr>
-          <w:rFonts w:ascii="Arial" w:hAnsi="Arial" w:eastAsia="Arial"/>
-          <w:b/>
-          <w:sz w:val="22"/>
-          <w:shd w:val="clear" w:color="auto" w:fill="B7B7B7"/>
-        </w:rPr>
-        <w:t>Chatgpt</w:t>
-      </w:r>
-      <w:proofErr w:type="spellEnd"/>
-      <w:r>
-        <w:rPr>
-          <w:rFonts w:ascii="Arial" w:hAnsi="Arial" w:eastAsia="Arial"/>
-          <w:b/>
-          <w:sz w:val="22"/>
-          <w:shd w:val="clear" w:color="auto" w:fill="B7B7B7"/>
-        </w:rPr>
-        <w:t xml:space="preserve"> </w:t>
-      </w:r>
-      <w:r>
-        <w:rPr>
-          <w:rFonts w:ascii="Arial" w:hAnsi="Arial" w:eastAsia="Arial"/>
+      <w:r>
+        <w:rPr>
+          <w:rFonts w:ascii="Arial" w:eastAsia="Arial" w:hAnsi="Arial"/>
+          <w:b/>
+          <w:sz w:val="22"/>
+          <w:shd w:val="clear" w:color="auto" w:fill="B7B7B7"/>
+        </w:rPr>
+        <w:t xml:space="preserve">Chatgpt </w:t>
+      </w:r>
+      <w:r>
+        <w:rPr>
+          <w:rFonts w:ascii="Arial" w:eastAsia="Arial" w:hAnsi="Arial"/>
           <w:b/>
           <w:sz w:val="22"/>
           <w:szCs w:val="14"/>
@@ -743,7 +687,7 @@
       </w:r>
       <w:r>
         <w:rPr>
-          <w:rFonts w:ascii="Arial" w:hAnsi="Arial" w:cs="Cambria Math" w:eastAsia="Arial"/>
+          <w:rFonts w:ascii="Arial" w:eastAsia="Arial" w:hAnsi="Arial" w:cs="Cambria Math"/>
           <w:b/>
           <w:sz w:val="22"/>
           <w:szCs w:val="14"/>
@@ -753,7 +697,7 @@
       </w:r>
       <w:r>
         <w:rPr>
-          <w:rFonts w:ascii="Arial" w:hAnsi="Arial" w:eastAsia="Arial"/>
+          <w:rFonts w:ascii="Arial" w:eastAsia="Arial" w:hAnsi="Arial"/>
           <w:b/>
           <w:sz w:val="22"/>
           <w:szCs w:val="14"/>
@@ -763,7 +707,7 @@
       </w:r>
       <w:r>
         <w:rPr>
-          <w:rFonts w:ascii="Arial" w:hAnsi="Arial" w:eastAsia="Arial"/>
+          <w:rFonts w:ascii="Arial" w:eastAsia="Arial" w:hAnsi="Arial"/>
           <w:sz w:val="22"/>
         </w:rPr>
         <w:br/>
@@ -771,7 +715,7 @@
       </w:r>
       <w:r>
         <w:rPr>
-          <w:rFonts w:ascii="Arial" w:hAnsi="Arial" w:eastAsia="Arial"/>
+          <w:rFonts w:ascii="Arial" w:eastAsia="Arial" w:hAnsi="Arial"/>
           <w:b/>
           <w:bCs/>
           <w:sz w:val="22"/>
@@ -780,14 +724,14 @@
       </w:r>
       <w:r>
         <w:rPr>
-          <w:rFonts w:ascii="Arial" w:hAnsi="Arial" w:eastAsia="Arial"/>
+          <w:rFonts w:ascii="Arial" w:eastAsia="Arial" w:hAnsi="Arial"/>
           <w:sz w:val="22"/>
         </w:rPr>
         <w:t xml:space="preserve"> is a network that covers a </w:t>
       </w:r>
       <w:r>
         <w:rPr>
-          <w:rFonts w:ascii="Arial" w:hAnsi="Arial" w:eastAsia="Arial"/>
+          <w:rFonts w:ascii="Arial" w:eastAsia="Arial" w:hAnsi="Arial"/>
           <w:b/>
           <w:bCs/>
           <w:sz w:val="22"/>
@@ -796,7 +740,7 @@
       </w:r>
       <w:r>
         <w:rPr>
-          <w:rFonts w:ascii="Arial" w:hAnsi="Arial" w:eastAsia="Arial"/>
+          <w:rFonts w:ascii="Arial" w:eastAsia="Arial" w:hAnsi="Arial"/>
           <w:sz w:val="22"/>
         </w:rPr>
         <w:t>, connecting smaller networks like LANs and MANs. It enables global communication, resource sharing, and access to the Internet, making it essential for modern organizations and individuals.</w:t>
@@ -812,7 +756,7 @@
         <w:rPr>
           <w:rFonts w:ascii="Roboto Mono" w:hAnsi="Roboto Mono"/>
         </w:rPr>
-        <w:pict w14:anchorId="50D9B651">
+        <w:pict w14:anchorId="3570187C">
           <v:rect id="_x0000_i1029" style="width:0;height:1.5pt" o:hralign="center" o:hrstd="t" o:hr="t" fillcolor="#a0a0a0" stroked="f"/>
         </w:pict>
       </w:r>
@@ -824,6 +768,7 @@
         </w:rPr>
       </w:pPr>
     </w:p>
+    <w:p/>
     <w:p/>
     <w:sectPr>
       <w:pgSz w:w="12240" w:h="15840"/>
@@ -838,9 +783,9 @@
 <file path=word/numbering.xml><?xml version="1.0" encoding="utf-8"?>
 <w:numbering xmlns:wpc="http://schemas.microsoft.com/office/word/2010/wordprocessingCanvas" xmlns:cx="http://schemas.microsoft.com/office/drawing/2014/chartex" xmlns:cx1="http://schemas.microsoft.com/office/drawing/2015/9/8/chartex" xmlns:cx2="http://schemas.microsoft.com/office/drawing/2015/10/21/chartex" xmlns:cx3="http://schemas.microsoft.com/office/drawing/2016/5/9/chartex" xmlns:cx4="http://schemas.microsoft.com/office/drawing/2016/5/10/chartex" xmlns:cx5="http://schemas.microsoft.com/office/drawing/2016/5/11/chartex" xmlns:cx6="http://schemas.microsoft.com/office/drawing/2016/5/12/chartex" xmlns:cx7="http://schemas.microsoft.com/office/drawing/2016/5/13/chartex" xmlns:cx8="http://schemas.microsoft.com/office/drawing/2016/5/14/chartex" xmlns:mc="http://schemas.openxmlformats.org/markup-compatibility/2006" xmlns:aink="http://schemas.microsoft.com/office/drawing/2016/ink" xmlns:am3d="http://schemas.microsoft.com/office/drawing/2017/model3d" xmlns:o="urn:schemas-microsoft-com:office:office" xmlns:oel="http://schemas.microsoft.com/office/2019/extlst" xmlns:r="http://schemas.openxmlformats.org/officeDocument/2006/relationships" xmlns:m="http://schemas.openxmlformats.org/officeDocument/2006/math" xmlns:v="urn:schemas-microsoft-com:vml" xmlns:wp14="http://schemas.microsoft.com/office/word/2010/wordprocessingDrawing" xmlns:wp="http://schemas.openxmlformats.org/drawingml/2006/wordprocessingDrawing" xmlns:w10="urn:schemas-microsoft-com:office:word" xmlns:w="http://schemas.openxmlformats.org/wordprocessingml/2006/main" xmlns:w14="http://schemas.microsoft.com/office/word/2010/wordml" xmlns:w15="http://schemas.microsoft.com/office/word/2012/wordml" xmlns:w16cex="http://schemas.microsoft.com/office/word/2018/wordml/cex" xmlns:w16cid="http://schemas.microsoft.com/office/word/2016/wordml/cid" xmlns:w16="http://schemas.microsoft.com/office/word/2018/wordml" xmlns:w16du="http://schemas.microsoft.com/office/word/2023/wordml/word16du" xmlns:w16sdtdh="http://schemas.microsoft.com/office/word/2020/wordml/sdtdatahash" xmlns:w16sdtfl="http://schemas.microsoft.com/office/word/2024/wordml/sdtformatlock" xmlns:w16se="http://schemas.microsoft.com/office/word/2015/wordml/symex" xmlns:wpg="http://schemas.microsoft.com/office/word/2010/wordprocessingGroup" xmlns:wpi="http://schemas.microsoft.com/office/word/2010/wordprocessingInk" xmlns:wne="http://schemas.microsoft.com/office/word/2006/wordml" xmlns:wps="http://schemas.microsoft.com/office/word/2010/wordprocessingShape" mc:Ignorable="w14 w15 w16se w16cid w16 w16cex w16sdtdh w16sdtfl w16du wp14">
   <w:abstractNum w:abstractNumId="0" w15:restartNumberingAfterBreak="0">
-    <w:nsid w:val="011F3526"/>
+    <w:nsid w:val="2CF333D4"/>
     <w:multiLevelType w:val="multilevel"/>
-    <w:tmpl w:val="68A04D50"/>
+    <w:tmpl w:val="22D24504"/>
     <w:lvl w:ilvl="0">
       <w:start w:val="1"/>
       <w:numFmt w:val="bullet"/>
@@ -987,9 +932,9 @@
     </w:lvl>
   </w:abstractNum>
   <w:abstractNum w:abstractNumId="1" w15:restartNumberingAfterBreak="0">
-    <w:nsid w:val="246C09AF"/>
+    <w:nsid w:val="32E709E0"/>
     <w:multiLevelType w:val="multilevel"/>
-    <w:tmpl w:val="3ACE7E00"/>
+    <w:tmpl w:val="23827B1E"/>
     <w:lvl w:ilvl="0">
       <w:start w:val="1"/>
       <w:numFmt w:val="bullet"/>
@@ -1135,315 +1080,11 @@
       </w:rPr>
     </w:lvl>
   </w:abstractNum>
-  <w:abstractNum w:abstractNumId="2" w15:restartNumberingAfterBreak="0">
-    <w:nsid w:val="2CF333D4"/>
-    <w:multiLevelType w:val="multilevel"/>
-    <w:tmpl w:val="22D24504"/>
-    <w:lvl w:ilvl="0">
-      <w:start w:val="1"/>
-      <w:numFmt w:val="bullet"/>
-      <w:lvlText w:val=""/>
-      <w:lvlJc w:val="left"/>
-      <w:pPr>
-        <w:tabs>
-          <w:tab w:val="num" w:pos="720"/>
-        </w:tabs>
-        <w:ind w:left="720" w:hanging="360"/>
-      </w:pPr>
-      <w:rPr>
-        <w:rFonts w:ascii="Symbol" w:hAnsi="Symbol" w:hint="default"/>
-        <w:sz w:val="20"/>
-      </w:rPr>
-    </w:lvl>
-    <w:lvl w:ilvl="1" w:tentative="1">
-      <w:start w:val="1"/>
-      <w:numFmt w:val="bullet"/>
-      <w:lvlText w:val="o"/>
-      <w:lvlJc w:val="left"/>
-      <w:pPr>
-        <w:tabs>
-          <w:tab w:val="num" w:pos="1440"/>
-        </w:tabs>
-        <w:ind w:left="1440" w:hanging="360"/>
-      </w:pPr>
-      <w:rPr>
-        <w:rFonts w:ascii="Courier New" w:hAnsi="Courier New" w:hint="default"/>
-        <w:sz w:val="20"/>
-      </w:rPr>
-    </w:lvl>
-    <w:lvl w:ilvl="2" w:tentative="1">
-      <w:start w:val="1"/>
-      <w:numFmt w:val="bullet"/>
-      <w:lvlText w:val=""/>
-      <w:lvlJc w:val="left"/>
-      <w:pPr>
-        <w:tabs>
-          <w:tab w:val="num" w:pos="2160"/>
-        </w:tabs>
-        <w:ind w:left="2160" w:hanging="360"/>
-      </w:pPr>
-      <w:rPr>
-        <w:rFonts w:ascii="Wingdings" w:hAnsi="Wingdings" w:hint="default"/>
-        <w:sz w:val="20"/>
-      </w:rPr>
-    </w:lvl>
-    <w:lvl w:ilvl="3" w:tentative="1">
-      <w:start w:val="1"/>
-      <w:numFmt w:val="bullet"/>
-      <w:lvlText w:val=""/>
-      <w:lvlJc w:val="left"/>
-      <w:pPr>
-        <w:tabs>
-          <w:tab w:val="num" w:pos="2880"/>
-        </w:tabs>
-        <w:ind w:left="2880" w:hanging="360"/>
-      </w:pPr>
-      <w:rPr>
-        <w:rFonts w:ascii="Wingdings" w:hAnsi="Wingdings" w:hint="default"/>
-        <w:sz w:val="20"/>
-      </w:rPr>
-    </w:lvl>
-    <w:lvl w:ilvl="4" w:tentative="1">
-      <w:start w:val="1"/>
-      <w:numFmt w:val="bullet"/>
-      <w:lvlText w:val=""/>
-      <w:lvlJc w:val="left"/>
-      <w:pPr>
-        <w:tabs>
-          <w:tab w:val="num" w:pos="3600"/>
-        </w:tabs>
-        <w:ind w:left="3600" w:hanging="360"/>
-      </w:pPr>
-      <w:rPr>
-        <w:rFonts w:ascii="Wingdings" w:hAnsi="Wingdings" w:hint="default"/>
-        <w:sz w:val="20"/>
-      </w:rPr>
-    </w:lvl>
-    <w:lvl w:ilvl="5" w:tentative="1">
-      <w:start w:val="1"/>
-      <w:numFmt w:val="bullet"/>
-      <w:lvlText w:val=""/>
-      <w:lvlJc w:val="left"/>
-      <w:pPr>
-        <w:tabs>
-          <w:tab w:val="num" w:pos="4320"/>
-        </w:tabs>
-        <w:ind w:left="4320" w:hanging="360"/>
-      </w:pPr>
-      <w:rPr>
-        <w:rFonts w:ascii="Wingdings" w:hAnsi="Wingdings" w:hint="default"/>
-        <w:sz w:val="20"/>
-      </w:rPr>
-    </w:lvl>
-    <w:lvl w:ilvl="6" w:tentative="1">
-      <w:start w:val="1"/>
-      <w:numFmt w:val="bullet"/>
-      <w:lvlText w:val=""/>
-      <w:lvlJc w:val="left"/>
-      <w:pPr>
-        <w:tabs>
-          <w:tab w:val="num" w:pos="5040"/>
-        </w:tabs>
-        <w:ind w:left="5040" w:hanging="360"/>
-      </w:pPr>
-      <w:rPr>
-        <w:rFonts w:ascii="Wingdings" w:hAnsi="Wingdings" w:hint="default"/>
-        <w:sz w:val="20"/>
-      </w:rPr>
-    </w:lvl>
-    <w:lvl w:ilvl="7" w:tentative="1">
-      <w:start w:val="1"/>
-      <w:numFmt w:val="bullet"/>
-      <w:lvlText w:val=""/>
-      <w:lvlJc w:val="left"/>
-      <w:pPr>
-        <w:tabs>
-          <w:tab w:val="num" w:pos="5760"/>
-        </w:tabs>
-        <w:ind w:left="5760" w:hanging="360"/>
-      </w:pPr>
-      <w:rPr>
-        <w:rFonts w:ascii="Wingdings" w:hAnsi="Wingdings" w:hint="default"/>
-        <w:sz w:val="20"/>
-      </w:rPr>
-    </w:lvl>
-    <w:lvl w:ilvl="8" w:tentative="1">
-      <w:start w:val="1"/>
-      <w:numFmt w:val="bullet"/>
-      <w:lvlText w:val=""/>
-      <w:lvlJc w:val="left"/>
-      <w:pPr>
-        <w:tabs>
-          <w:tab w:val="num" w:pos="6480"/>
-        </w:tabs>
-        <w:ind w:left="6480" w:hanging="360"/>
-      </w:pPr>
-      <w:rPr>
-        <w:rFonts w:ascii="Wingdings" w:hAnsi="Wingdings" w:hint="default"/>
-        <w:sz w:val="20"/>
-      </w:rPr>
-    </w:lvl>
-  </w:abstractNum>
-  <w:abstractNum w:abstractNumId="3" w15:restartNumberingAfterBreak="0">
-    <w:nsid w:val="32E709E0"/>
-    <w:multiLevelType w:val="multilevel"/>
-    <w:tmpl w:val="23827B1E"/>
-    <w:lvl w:ilvl="0">
-      <w:start w:val="1"/>
-      <w:numFmt w:val="bullet"/>
-      <w:lvlText w:val=""/>
-      <w:lvlJc w:val="left"/>
-      <w:pPr>
-        <w:tabs>
-          <w:tab w:val="num" w:pos="720"/>
-        </w:tabs>
-        <w:ind w:left="720" w:hanging="360"/>
-      </w:pPr>
-      <w:rPr>
-        <w:rFonts w:ascii="Symbol" w:hAnsi="Symbol" w:hint="default"/>
-        <w:sz w:val="20"/>
-      </w:rPr>
-    </w:lvl>
-    <w:lvl w:ilvl="1" w:tentative="1">
-      <w:start w:val="1"/>
-      <w:numFmt w:val="bullet"/>
-      <w:lvlText w:val="o"/>
-      <w:lvlJc w:val="left"/>
-      <w:pPr>
-        <w:tabs>
-          <w:tab w:val="num" w:pos="1440"/>
-        </w:tabs>
-        <w:ind w:left="1440" w:hanging="360"/>
-      </w:pPr>
-      <w:rPr>
-        <w:rFonts w:ascii="Courier New" w:hAnsi="Courier New" w:hint="default"/>
-        <w:sz w:val="20"/>
-      </w:rPr>
-    </w:lvl>
-    <w:lvl w:ilvl="2" w:tentative="1">
-      <w:start w:val="1"/>
-      <w:numFmt w:val="bullet"/>
-      <w:lvlText w:val=""/>
-      <w:lvlJc w:val="left"/>
-      <w:pPr>
-        <w:tabs>
-          <w:tab w:val="num" w:pos="2160"/>
-        </w:tabs>
-        <w:ind w:left="2160" w:hanging="360"/>
-      </w:pPr>
-      <w:rPr>
-        <w:rFonts w:ascii="Wingdings" w:hAnsi="Wingdings" w:hint="default"/>
-        <w:sz w:val="20"/>
-      </w:rPr>
-    </w:lvl>
-    <w:lvl w:ilvl="3" w:tentative="1">
-      <w:start w:val="1"/>
-      <w:numFmt w:val="bullet"/>
-      <w:lvlText w:val=""/>
-      <w:lvlJc w:val="left"/>
-      <w:pPr>
-        <w:tabs>
-          <w:tab w:val="num" w:pos="2880"/>
-        </w:tabs>
-        <w:ind w:left="2880" w:hanging="360"/>
-      </w:pPr>
-      <w:rPr>
-        <w:rFonts w:ascii="Wingdings" w:hAnsi="Wingdings" w:hint="default"/>
-        <w:sz w:val="20"/>
-      </w:rPr>
-    </w:lvl>
-    <w:lvl w:ilvl="4" w:tentative="1">
-      <w:start w:val="1"/>
-      <w:numFmt w:val="bullet"/>
-      <w:lvlText w:val=""/>
-      <w:lvlJc w:val="left"/>
-      <w:pPr>
-        <w:tabs>
-          <w:tab w:val="num" w:pos="3600"/>
-        </w:tabs>
-        <w:ind w:left="3600" w:hanging="360"/>
-      </w:pPr>
-      <w:rPr>
-        <w:rFonts w:ascii="Wingdings" w:hAnsi="Wingdings" w:hint="default"/>
-        <w:sz w:val="20"/>
-      </w:rPr>
-    </w:lvl>
-    <w:lvl w:ilvl="5" w:tentative="1">
-      <w:start w:val="1"/>
-      <w:numFmt w:val="bullet"/>
-      <w:lvlText w:val=""/>
-      <w:lvlJc w:val="left"/>
-      <w:pPr>
-        <w:tabs>
-          <w:tab w:val="num" w:pos="4320"/>
-        </w:tabs>
-        <w:ind w:left="4320" w:hanging="360"/>
-      </w:pPr>
-      <w:rPr>
-        <w:rFonts w:ascii="Wingdings" w:hAnsi="Wingdings" w:hint="default"/>
-        <w:sz w:val="20"/>
-      </w:rPr>
-    </w:lvl>
-    <w:lvl w:ilvl="6" w:tentative="1">
-      <w:start w:val="1"/>
-      <w:numFmt w:val="bullet"/>
-      <w:lvlText w:val=""/>
-      <w:lvlJc w:val="left"/>
-      <w:pPr>
-        <w:tabs>
-          <w:tab w:val="num" w:pos="5040"/>
-        </w:tabs>
-        <w:ind w:left="5040" w:hanging="360"/>
-      </w:pPr>
-      <w:rPr>
-        <w:rFonts w:ascii="Wingdings" w:hAnsi="Wingdings" w:hint="default"/>
-        <w:sz w:val="20"/>
-      </w:rPr>
-    </w:lvl>
-    <w:lvl w:ilvl="7" w:tentative="1">
-      <w:start w:val="1"/>
-      <w:numFmt w:val="bullet"/>
-      <w:lvlText w:val=""/>
-      <w:lvlJc w:val="left"/>
-      <w:pPr>
-        <w:tabs>
-          <w:tab w:val="num" w:pos="5760"/>
-        </w:tabs>
-        <w:ind w:left="5760" w:hanging="360"/>
-      </w:pPr>
-      <w:rPr>
-        <w:rFonts w:ascii="Wingdings" w:hAnsi="Wingdings" w:hint="default"/>
-        <w:sz w:val="20"/>
-      </w:rPr>
-    </w:lvl>
-    <w:lvl w:ilvl="8" w:tentative="1">
-      <w:start w:val="1"/>
-      <w:numFmt w:val="bullet"/>
-      <w:lvlText w:val=""/>
-      <w:lvlJc w:val="left"/>
-      <w:pPr>
-        <w:tabs>
-          <w:tab w:val="num" w:pos="6480"/>
-        </w:tabs>
-        <w:ind w:left="6480" w:hanging="360"/>
-      </w:pPr>
-      <w:rPr>
-        <w:rFonts w:ascii="Wingdings" w:hAnsi="Wingdings" w:hint="default"/>
-        <w:sz w:val="20"/>
-      </w:rPr>
-    </w:lvl>
-  </w:abstractNum>
-  <w:num w:numId="1" w16cid:durableId="1139344618">
+  <w:num w:numId="1" w16cid:durableId="273445643">
     <w:abstractNumId w:val="0"/>
   </w:num>
-  <w:num w:numId="2" w16cid:durableId="444664770">
+  <w:num w:numId="2" w16cid:durableId="1789860718">
     <w:abstractNumId w:val="1"/>
-  </w:num>
-  <w:num w:numId="3" w16cid:durableId="273445643">
-    <w:abstractNumId w:val="2"/>
-  </w:num>
-  <w:num w:numId="4" w16cid:durableId="1789860718">
-    <w:abstractNumId w:val="3"/>
   </w:num>
 </w:numbering>
 </file>
@@ -1848,6 +1489,7 @@
   <w:style w:type="paragraph" w:default="1" w:styleId="Normal">
     <w:name w:val="Normal"/>
     <w:qFormat/>
+    <w:rsid w:val="00147DC7"/>
   </w:style>
   <w:style w:type="paragraph" w:styleId="Heading1">
     <w:name w:val="heading 1"/>
@@ -1856,7 +1498,7 @@
     <w:link w:val="Heading1Char"/>
     <w:uiPriority w:val="9"/>
     <w:qFormat/>
-    <w:rsid w:val="00E576E1"/>
+    <w:rsid w:val="00147DC7"/>
     <w:pPr>
       <w:keepNext/>
       <w:keepLines/>
@@ -1878,7 +1520,7 @@
     <w:uiPriority w:val="9"/>
     <w:unhideWhenUsed/>
     <w:qFormat/>
-    <w:rsid w:val="00E576E1"/>
+    <w:rsid w:val="00147DC7"/>
     <w:pPr>
       <w:keepNext/>
       <w:keepLines/>
@@ -1901,7 +1543,7 @@
     <w:semiHidden/>
     <w:unhideWhenUsed/>
     <w:qFormat/>
-    <w:rsid w:val="00E576E1"/>
+    <w:rsid w:val="00147DC7"/>
     <w:pPr>
       <w:keepNext/>
       <w:keepLines/>
@@ -1924,7 +1566,7 @@
     <w:semiHidden/>
     <w:unhideWhenUsed/>
     <w:qFormat/>
-    <w:rsid w:val="00E576E1"/>
+    <w:rsid w:val="00147DC7"/>
     <w:pPr>
       <w:keepNext/>
       <w:keepLines/>
@@ -1947,7 +1589,7 @@
     <w:semiHidden/>
     <w:unhideWhenUsed/>
     <w:qFormat/>
-    <w:rsid w:val="00E576E1"/>
+    <w:rsid w:val="00147DC7"/>
     <w:pPr>
       <w:keepNext/>
       <w:keepLines/>
@@ -1968,7 +1610,7 @@
     <w:semiHidden/>
     <w:unhideWhenUsed/>
     <w:qFormat/>
-    <w:rsid w:val="00E576E1"/>
+    <w:rsid w:val="00147DC7"/>
     <w:pPr>
       <w:keepNext/>
       <w:keepLines/>
@@ -1991,7 +1633,7 @@
     <w:semiHidden/>
     <w:unhideWhenUsed/>
     <w:qFormat/>
-    <w:rsid w:val="00E576E1"/>
+    <w:rsid w:val="00147DC7"/>
     <w:pPr>
       <w:keepNext/>
       <w:keepLines/>
@@ -2012,7 +1654,7 @@
     <w:semiHidden/>
     <w:unhideWhenUsed/>
     <w:qFormat/>
-    <w:rsid w:val="00E576E1"/>
+    <w:rsid w:val="00147DC7"/>
     <w:pPr>
       <w:keepNext/>
       <w:keepLines/>
@@ -2035,7 +1677,7 @@
     <w:semiHidden/>
     <w:unhideWhenUsed/>
     <w:qFormat/>
-    <w:rsid w:val="00E576E1"/>
+    <w:rsid w:val="00147DC7"/>
     <w:pPr>
       <w:keepNext/>
       <w:keepLines/>
@@ -2079,7 +1721,7 @@
     <w:basedOn w:val="DefaultParagraphFont"/>
     <w:link w:val="Heading1"/>
     <w:uiPriority w:val="9"/>
-    <w:rsid w:val="00E576E1"/>
+    <w:rsid w:val="00147DC7"/>
     <w:rPr>
       <w:rFonts w:asciiTheme="majorHAnsi" w:eastAsiaTheme="majorEastAsia" w:hAnsiTheme="majorHAnsi" w:cstheme="majorBidi"/>
       <w:color w:val="2F5496" w:themeColor="accent1" w:themeShade="BF"/>
@@ -2092,7 +1734,7 @@
     <w:basedOn w:val="DefaultParagraphFont"/>
     <w:link w:val="Heading2"/>
     <w:uiPriority w:val="9"/>
-    <w:rsid w:val="00E576E1"/>
+    <w:rsid w:val="00147DC7"/>
     <w:rPr>
       <w:rFonts w:asciiTheme="majorHAnsi" w:eastAsiaTheme="majorEastAsia" w:hAnsiTheme="majorHAnsi" w:cstheme="majorBidi"/>
       <w:color w:val="2F5496" w:themeColor="accent1" w:themeShade="BF"/>
@@ -2106,7 +1748,7 @@
     <w:link w:val="Heading3"/>
     <w:uiPriority w:val="9"/>
     <w:semiHidden/>
-    <w:rsid w:val="00E576E1"/>
+    <w:rsid w:val="00147DC7"/>
     <w:rPr>
       <w:rFonts w:eastAsiaTheme="majorEastAsia" w:cstheme="majorBidi"/>
       <w:color w:val="2F5496" w:themeColor="accent1" w:themeShade="BF"/>
@@ -2120,7 +1762,7 @@
     <w:link w:val="Heading4"/>
     <w:uiPriority w:val="9"/>
     <w:semiHidden/>
-    <w:rsid w:val="00E576E1"/>
+    <w:rsid w:val="00147DC7"/>
     <w:rPr>
       <w:rFonts w:eastAsiaTheme="majorEastAsia" w:cstheme="majorBidi"/>
       <w:i/>
@@ -2134,7 +1776,7 @@
     <w:link w:val="Heading5"/>
     <w:uiPriority w:val="9"/>
     <w:semiHidden/>
-    <w:rsid w:val="00E576E1"/>
+    <w:rsid w:val="00147DC7"/>
     <w:rPr>
       <w:rFonts w:eastAsiaTheme="majorEastAsia" w:cstheme="majorBidi"/>
       <w:color w:val="2F5496" w:themeColor="accent1" w:themeShade="BF"/>
@@ -2146,7 +1788,7 @@
     <w:link w:val="Heading6"/>
     <w:uiPriority w:val="9"/>
     <w:semiHidden/>
-    <w:rsid w:val="00E576E1"/>
+    <w:rsid w:val="00147DC7"/>
     <w:rPr>
       <w:rFonts w:eastAsiaTheme="majorEastAsia" w:cstheme="majorBidi"/>
       <w:i/>
@@ -2160,7 +1802,7 @@
     <w:link w:val="Heading7"/>
     <w:uiPriority w:val="9"/>
     <w:semiHidden/>
-    <w:rsid w:val="00E576E1"/>
+    <w:rsid w:val="00147DC7"/>
     <w:rPr>
       <w:rFonts w:eastAsiaTheme="majorEastAsia" w:cstheme="majorBidi"/>
       <w:color w:val="595959" w:themeColor="text1" w:themeTint="A6"/>
@@ -2172,7 +1814,7 @@
     <w:link w:val="Heading8"/>
     <w:uiPriority w:val="9"/>
     <w:semiHidden/>
-    <w:rsid w:val="00E576E1"/>
+    <w:rsid w:val="00147DC7"/>
     <w:rPr>
       <w:rFonts w:eastAsiaTheme="majorEastAsia" w:cstheme="majorBidi"/>
       <w:i/>
@@ -2186,7 +1828,7 @@
     <w:link w:val="Heading9"/>
     <w:uiPriority w:val="9"/>
     <w:semiHidden/>
-    <w:rsid w:val="00E576E1"/>
+    <w:rsid w:val="00147DC7"/>
     <w:rPr>
       <w:rFonts w:eastAsiaTheme="majorEastAsia" w:cstheme="majorBidi"/>
       <w:color w:val="272727" w:themeColor="text1" w:themeTint="D8"/>
@@ -2199,7 +1841,7 @@
     <w:link w:val="TitleChar"/>
     <w:uiPriority w:val="10"/>
     <w:qFormat/>
-    <w:rsid w:val="00E576E1"/>
+    <w:rsid w:val="00147DC7"/>
     <w:pPr>
       <w:spacing w:after="80" w:line="240" w:lineRule="auto"/>
       <w:contextualSpacing/>
@@ -2217,7 +1859,7 @@
     <w:basedOn w:val="DefaultParagraphFont"/>
     <w:link w:val="Title"/>
     <w:uiPriority w:val="10"/>
-    <w:rsid w:val="00E576E1"/>
+    <w:rsid w:val="00147DC7"/>
     <w:rPr>
       <w:rFonts w:asciiTheme="majorHAnsi" w:eastAsiaTheme="majorEastAsia" w:hAnsiTheme="majorHAnsi" w:cstheme="majorBidi"/>
       <w:spacing w:val="-10"/>
@@ -2233,7 +1875,7 @@
     <w:link w:val="SubtitleChar"/>
     <w:uiPriority w:val="11"/>
     <w:qFormat/>
-    <w:rsid w:val="00E576E1"/>
+    <w:rsid w:val="00147DC7"/>
     <w:pPr>
       <w:numPr>
         <w:ilvl w:val="1"/>
@@ -2252,7 +1894,7 @@
     <w:basedOn w:val="DefaultParagraphFont"/>
     <w:link w:val="Subtitle"/>
     <w:uiPriority w:val="11"/>
-    <w:rsid w:val="00E576E1"/>
+    <w:rsid w:val="00147DC7"/>
     <w:rPr>
       <w:rFonts w:eastAsiaTheme="majorEastAsia" w:cstheme="majorBidi"/>
       <w:color w:val="595959" w:themeColor="text1" w:themeTint="A6"/>
@@ -2268,7 +1910,7 @@
     <w:link w:val="QuoteChar"/>
     <w:uiPriority w:val="29"/>
     <w:qFormat/>
-    <w:rsid w:val="00E576E1"/>
+    <w:rsid w:val="00147DC7"/>
     <w:pPr>
       <w:spacing w:before="160"/>
       <w:jc w:val="center"/>
@@ -2284,7 +1926,7 @@
     <w:basedOn w:val="DefaultParagraphFont"/>
     <w:link w:val="Quote"/>
     <w:uiPriority w:val="29"/>
-    <w:rsid w:val="00E576E1"/>
+    <w:rsid w:val="00147DC7"/>
     <w:rPr>
       <w:i/>
       <w:iCs/>
@@ -2296,7 +1938,7 @@
     <w:basedOn w:val="Normal"/>
     <w:uiPriority w:val="34"/>
     <w:qFormat/>
-    <w:rsid w:val="00E576E1"/>
+    <w:rsid w:val="00147DC7"/>
     <w:pPr>
       <w:ind w:left="720"/>
       <w:contextualSpacing/>
@@ -2307,7 +1949,7 @@
     <w:basedOn w:val="DefaultParagraphFont"/>
     <w:uiPriority w:val="21"/>
     <w:qFormat/>
-    <w:rsid w:val="00E576E1"/>
+    <w:rsid w:val="00147DC7"/>
     <w:rPr>
       <w:i/>
       <w:iCs/>
@@ -2321,7 +1963,7 @@
     <w:link w:val="IntenseQuoteChar"/>
     <w:uiPriority w:val="30"/>
     <w:qFormat/>
-    <w:rsid w:val="00E576E1"/>
+    <w:rsid w:val="00147DC7"/>
     <w:pPr>
       <w:pBdr>
         <w:top w:val="single" w:sz="4" w:space="10" w:color="2F5496" w:themeColor="accent1" w:themeShade="BF"/>
@@ -2342,7 +1984,7 @@
     <w:basedOn w:val="DefaultParagraphFont"/>
     <w:link w:val="IntenseQuote"/>
     <w:uiPriority w:val="30"/>
-    <w:rsid w:val="00E576E1"/>
+    <w:rsid w:val="00147DC7"/>
     <w:rPr>
       <w:i/>
       <w:iCs/>
@@ -2354,7 +1996,7 @@
     <w:basedOn w:val="DefaultParagraphFont"/>
     <w:uiPriority w:val="32"/>
     <w:qFormat/>
-    <w:rsid w:val="00E576E1"/>
+    <w:rsid w:val="00147DC7"/>
     <w:rPr>
       <w:b/>
       <w:bCs/>
@@ -2659,16 +2301,4 @@
     </a:ext>
   </a:extLst>
 </a:theme>
-</file>
-
-<file path=customXml/item1.xml><?xml version="1.0" encoding="utf-8"?>
-<b:Sources xmlns:b="http://schemas.openxmlformats.org/officeDocument/2006/bibliography" xmlns="http://schemas.openxmlformats.org/officeDocument/2006/bibliography" SelectedStyle="\APASixthEditionOfficeOnline.xsl" StyleName="APA" Version="6"/>
-</file>
-
-<file path=customXml/itemProps1.xml><?xml version="1.0" encoding="utf-8"?>
-<ds:datastoreItem xmlns:ds="http://schemas.openxmlformats.org/officeDocument/2006/customXml" ds:itemID="{7BF662B7-3ACA-4086-B55A-5F425B0CCE76}">
-  <ds:schemaRefs>
-    <ds:schemaRef ds:uri="http://schemas.openxmlformats.org/officeDocument/2006/bibliography"/>
-  </ds:schemaRefs>
-</ds:datastoreItem>
 </file>
--- a/Knowledge/3-Work knowledge/1-Software Engineering/1-Software Engineering Fundamentals/5-My Source/2-Common Types of Networks/6-WAN.docx
+++ b/Knowledge/3-Work knowledge/1-Software Engineering/1-Software Engineering Fundamentals/5-My Source/2-Common Types of Networks/6-WAN.docx
@@ -33,101 +33,1648 @@
           <w:shd w:val="clear" w:color="auto" w:fill="B7B7B7"/>
         </w:rPr>
       </w:pPr>
-      <w:bookmarkStart w:id="0" w:name="_Hlk216171260"/>
-      <w:r>
-        <w:rPr>
-          <w:rFonts w:ascii="Arial" w:eastAsia="Arial" w:hAnsi="Arial"/>
-          <w:b/>
-          <w:sz w:val="22"/>
-          <w:shd w:val="clear" w:color="auto" w:fill="B7B7B7"/>
-        </w:rPr>
-        <w:t># Source</w:t>
-      </w:r>
-      <w:r>
-        <w:rPr>
-          <w:rFonts w:ascii="Arial" w:eastAsia="Arial" w:hAnsi="Arial"/>
-          <w:sz w:val="22"/>
-          <w:shd w:val="clear" w:color="auto" w:fill="B7B7B7"/>
-        </w:rPr>
-        <w:t xml:space="preserve">: </w:t>
-      </w:r>
-      <w:r>
-        <w:rPr>
-          <w:rFonts w:ascii="Arial" w:eastAsia="Arial" w:hAnsi="Arial"/>
-          <w:b/>
-          <w:sz w:val="22"/>
-          <w:shd w:val="clear" w:color="auto" w:fill="B7B7B7"/>
-        </w:rPr>
-        <w:t xml:space="preserve">Chatgpt </w:t>
-      </w:r>
-      <w:r>
-        <w:rPr>
-          <w:rFonts w:ascii="Arial" w:eastAsia="Arial" w:hAnsi="Arial"/>
-          <w:b/>
-          <w:sz w:val="22"/>
-          <w:szCs w:val="14"/>
-          <w:shd w:val="clear" w:color="auto" w:fill="B7B7B7"/>
-        </w:rPr>
-        <w:t>(GPT</w:t>
-      </w:r>
-      <w:r>
-        <w:rPr>
-          <w:rFonts w:ascii="Arial" w:eastAsia="Arial" w:hAnsi="Arial" w:cs="Cambria Math"/>
-          <w:b/>
-          <w:sz w:val="22"/>
-          <w:szCs w:val="14"/>
-          <w:shd w:val="clear" w:color="auto" w:fill="B7B7B7"/>
+      <w:r>
+        <w:rPr>
+          <w:rFonts w:ascii="Arial" w:hAnsi="Arial" w:eastAsia="Arial" w:cs="Arial"/>
+          <w:b/>
+          <w:i w:val="0"/>
+          <w:color w:val="000000"/>
+          <w:sz w:val="18"/>
+          <w:highlight w:val="lightGray"/>
+        </w:rPr>
+        <w:t>#</w:t>
+      </w:r>
+      <w:r>
+        <w:rPr>
+          <w:rFonts w:ascii="Arial" w:hAnsi="Arial" w:eastAsia="Arial" w:cs="Arial"/>
+          <w:b/>
+          <w:i w:val="0"/>
+          <w:color w:val="000000"/>
+          <w:sz w:val="18"/>
+          <w:highlight w:val="lightGray"/>
+        </w:rPr>
+        <w:t xml:space="preserve"> </w:t>
+      </w:r>
+      <w:r>
+        <w:rPr>
+          <w:rFonts w:ascii="Arial" w:hAnsi="Arial" w:eastAsia="Arial" w:cs="Arial"/>
+          <w:b/>
+          <w:i w:val="0"/>
+          <w:color w:val="000000"/>
+          <w:sz w:val="18"/>
+          <w:highlight w:val="lightGray"/>
+        </w:rPr>
+        <w:t>S</w:t>
+      </w:r>
+      <w:r>
+        <w:rPr>
+          <w:rFonts w:ascii="Arial" w:hAnsi="Arial" w:eastAsia="Arial" w:cs="Arial"/>
+          <w:b/>
+          <w:i w:val="0"/>
+          <w:color w:val="000000"/>
+          <w:sz w:val="18"/>
+          <w:highlight w:val="lightGray"/>
+        </w:rPr>
+        <w:t>o</w:t>
+      </w:r>
+      <w:r>
+        <w:rPr>
+          <w:rFonts w:ascii="Arial" w:hAnsi="Arial" w:eastAsia="Arial" w:cs="Arial"/>
+          <w:b/>
+          <w:i w:val="0"/>
+          <w:color w:val="000000"/>
+          <w:sz w:val="18"/>
+          <w:highlight w:val="lightGray"/>
+        </w:rPr>
+        <w:t>u</w:t>
+      </w:r>
+      <w:r>
+        <w:rPr>
+          <w:rFonts w:ascii="Arial" w:hAnsi="Arial" w:eastAsia="Arial" w:cs="Arial"/>
+          <w:b/>
+          <w:i w:val="0"/>
+          <w:color w:val="000000"/>
+          <w:sz w:val="18"/>
+          <w:highlight w:val="lightGray"/>
+        </w:rPr>
+        <w:t>r</w:t>
+      </w:r>
+      <w:r>
+        <w:rPr>
+          <w:rFonts w:ascii="Arial" w:hAnsi="Arial" w:eastAsia="Arial" w:cs="Arial"/>
+          <w:b/>
+          <w:i w:val="0"/>
+          <w:color w:val="000000"/>
+          <w:sz w:val="18"/>
+          <w:highlight w:val="lightGray"/>
+        </w:rPr>
+        <w:t>c</w:t>
+      </w:r>
+      <w:r>
+        <w:rPr>
+          <w:rFonts w:ascii="Arial" w:hAnsi="Arial" w:eastAsia="Arial" w:cs="Arial"/>
+          <w:b/>
+          <w:i w:val="0"/>
+          <w:color w:val="000000"/>
+          <w:sz w:val="18"/>
+          <w:highlight w:val="lightGray"/>
+        </w:rPr>
+        <w:t>e</w:t>
+      </w:r>
+      <w:r>
+        <w:rPr>
+          <w:rFonts w:ascii="Arial" w:hAnsi="Arial" w:eastAsia="Arial" w:cs="Arial"/>
+          <w:b/>
+          <w:i w:val="0"/>
+          <w:color w:val="000000"/>
+          <w:sz w:val="18"/>
+          <w:highlight w:val="lightGray"/>
+        </w:rPr>
+        <w:t>:</w:t>
+      </w:r>
+      <w:r>
+        <w:rPr>
+          <w:rFonts w:ascii="Arial" w:hAnsi="Arial" w:eastAsia="Arial" w:cs="Arial"/>
+          <w:b/>
+          <w:i w:val="0"/>
+          <w:color w:val="000000"/>
+          <w:sz w:val="18"/>
+          <w:highlight w:val="lightGray"/>
+        </w:rPr>
+        <w:t xml:space="preserve"> </w:t>
+      </w:r>
+      <w:r>
+        <w:rPr>
+          <w:rFonts w:ascii="Arial" w:hAnsi="Arial" w:eastAsia="Arial" w:cs="Arial"/>
+          <w:b/>
+          <w:i w:val="0"/>
+          <w:color w:val="000000"/>
+          <w:sz w:val="18"/>
+          <w:highlight w:val="lightGray"/>
+        </w:rPr>
+        <w:t>A</w:t>
+      </w:r>
+      <w:r>
+        <w:rPr>
+          <w:rFonts w:ascii="Arial" w:hAnsi="Arial" w:eastAsia="Arial" w:cs="Arial"/>
+          <w:b/>
+          <w:i w:val="0"/>
+          <w:color w:val="000000"/>
+          <w:sz w:val="18"/>
+          <w:highlight w:val="lightGray"/>
+        </w:rPr>
+        <w:t>I</w:t>
+      </w:r>
+      <w:r>
+        <w:rPr>
+          <w:rFonts w:ascii="Arial" w:hAnsi="Arial" w:eastAsia="Arial" w:cs="Arial"/>
+          <w:b/>
+          <w:i w:val="0"/>
+          <w:color w:val="000000"/>
+          <w:sz w:val="18"/>
+          <w:highlight w:val="lightGray"/>
+        </w:rPr>
+        <w:t xml:space="preserve"> </w:t>
+      </w:r>
+      <w:r>
+        <w:rPr>
+          <w:rFonts w:ascii="Arial" w:hAnsi="Arial" w:eastAsia="Arial" w:cs="Arial"/>
+          <w:b/>
+          <w:i w:val="0"/>
+          <w:color w:val="000000"/>
+          <w:sz w:val="18"/>
+          <w:highlight w:val="lightGray"/>
+        </w:rPr>
+        <w:t>S</w:t>
+      </w:r>
+      <w:r>
+        <w:rPr>
+          <w:rFonts w:ascii="Arial" w:hAnsi="Arial" w:eastAsia="Arial" w:cs="Arial"/>
+          <w:b/>
+          <w:i w:val="0"/>
+          <w:color w:val="000000"/>
+          <w:sz w:val="18"/>
+          <w:highlight w:val="lightGray"/>
+        </w:rPr>
+        <w:t>o</w:t>
+      </w:r>
+      <w:r>
+        <w:rPr>
+          <w:rFonts w:ascii="Arial" w:hAnsi="Arial" w:eastAsia="Arial" w:cs="Arial"/>
+          <w:b/>
+          <w:i w:val="0"/>
+          <w:color w:val="000000"/>
+          <w:sz w:val="18"/>
+          <w:highlight w:val="lightGray"/>
+        </w:rPr>
+        <w:t>u</w:t>
+      </w:r>
+      <w:r>
+        <w:rPr>
+          <w:rFonts w:ascii="Arial" w:hAnsi="Arial" w:eastAsia="Arial" w:cs="Arial"/>
+          <w:b/>
+          <w:i w:val="0"/>
+          <w:color w:val="000000"/>
+          <w:sz w:val="18"/>
+          <w:highlight w:val="lightGray"/>
+        </w:rPr>
+        <w:t>r</w:t>
+      </w:r>
+      <w:r>
+        <w:rPr>
+          <w:rFonts w:ascii="Arial" w:hAnsi="Arial" w:eastAsia="Arial" w:cs="Arial"/>
+          <w:b/>
+          <w:i w:val="0"/>
+          <w:color w:val="000000"/>
+          <w:sz w:val="18"/>
+          <w:highlight w:val="lightGray"/>
+        </w:rPr>
+        <w:t>c</w:t>
+      </w:r>
+      <w:r>
+        <w:rPr>
+          <w:rFonts w:ascii="Arial" w:hAnsi="Arial" w:eastAsia="Arial" w:cs="Arial"/>
+          <w:b/>
+          <w:i w:val="0"/>
+          <w:color w:val="000000"/>
+          <w:sz w:val="18"/>
+          <w:highlight w:val="lightGray"/>
+        </w:rPr>
+        <w:t>e</w:t>
+      </w:r>
+      <w:r>
+        <w:rPr>
+          <w:rFonts w:ascii="Arial" w:hAnsi="Arial" w:eastAsia="Arial" w:cs="Arial"/>
+          <w:b/>
+          <w:i w:val="0"/>
+          <w:color w:val="000000"/>
+          <w:sz w:val="18"/>
+          <w:highlight w:val="lightGray"/>
+        </w:rPr>
+        <w:t>:</w:t>
+      </w:r>
+      <w:r>
+        <w:rPr>
+          <w:rFonts w:ascii="Arial" w:hAnsi="Arial" w:eastAsia="Arial" w:cs="Arial"/>
+          <w:b/>
+          <w:i w:val="0"/>
+          <w:color w:val="000000"/>
+          <w:sz w:val="18"/>
+          <w:highlight w:val="lightGray"/>
+        </w:rPr>
+        <w:t xml:space="preserve"> </w:t>
+      </w:r>
+      <w:r>
+        <w:rPr>
+          <w:rFonts w:ascii="Arial" w:hAnsi="Arial" w:eastAsia="Arial" w:cs="Arial"/>
+          <w:b/>
+          <w:i w:val="0"/>
+          <w:color w:val="000000"/>
+          <w:sz w:val="18"/>
+          <w:highlight w:val="lightGray"/>
+        </w:rPr>
+        <w:t>P</w:t>
+      </w:r>
+      <w:r>
+        <w:rPr>
+          <w:rFonts w:ascii="Arial" w:hAnsi="Arial" w:eastAsia="Arial" w:cs="Arial"/>
+          <w:b/>
+          <w:i w:val="0"/>
+          <w:color w:val="000000"/>
+          <w:sz w:val="18"/>
+          <w:highlight w:val="lightGray"/>
+        </w:rPr>
+        <w:t>r</w:t>
+      </w:r>
+      <w:r>
+        <w:rPr>
+          <w:rFonts w:ascii="Arial" w:hAnsi="Arial" w:eastAsia="Arial" w:cs="Arial"/>
+          <w:b/>
+          <w:i w:val="0"/>
+          <w:color w:val="000000"/>
+          <w:sz w:val="18"/>
+          <w:highlight w:val="lightGray"/>
+        </w:rPr>
+        <w:t>o</w:t>
+      </w:r>
+      <w:r>
+        <w:rPr>
+          <w:rFonts w:ascii="Arial" w:hAnsi="Arial" w:eastAsia="Arial" w:cs="Arial"/>
+          <w:b/>
+          <w:i w:val="0"/>
+          <w:color w:val="000000"/>
+          <w:sz w:val="18"/>
+          <w:highlight w:val="lightGray"/>
+        </w:rPr>
+        <w:t>v</w:t>
+      </w:r>
+      <w:r>
+        <w:rPr>
+          <w:rFonts w:ascii="Arial" w:hAnsi="Arial" w:eastAsia="Arial" w:cs="Arial"/>
+          <w:b/>
+          <w:i w:val="0"/>
+          <w:color w:val="000000"/>
+          <w:sz w:val="18"/>
+          <w:highlight w:val="lightGray"/>
+        </w:rPr>
+        <w:t>i</w:t>
+      </w:r>
+      <w:r>
+        <w:rPr>
+          <w:rFonts w:ascii="Arial" w:hAnsi="Arial" w:eastAsia="Arial" w:cs="Arial"/>
+          <w:b/>
+          <w:i w:val="0"/>
+          <w:color w:val="000000"/>
+          <w:sz w:val="18"/>
+          <w:highlight w:val="lightGray"/>
+        </w:rPr>
+        <w:t>d</w:t>
+      </w:r>
+      <w:r>
+        <w:rPr>
+          <w:rFonts w:ascii="Arial" w:hAnsi="Arial" w:eastAsia="Arial" w:cs="Arial"/>
+          <w:b/>
+          <w:i w:val="0"/>
+          <w:color w:val="000000"/>
+          <w:sz w:val="18"/>
+          <w:highlight w:val="lightGray"/>
+        </w:rPr>
+        <w:t>e</w:t>
+      </w:r>
+      <w:r>
+        <w:rPr>
+          <w:rFonts w:ascii="Arial" w:hAnsi="Arial" w:eastAsia="Arial" w:cs="Arial"/>
+          <w:b/>
+          <w:i w:val="0"/>
+          <w:color w:val="000000"/>
+          <w:sz w:val="18"/>
+          <w:highlight w:val="lightGray"/>
+        </w:rPr>
+        <w:t>d</w:t>
+      </w:r>
+      <w:r>
+        <w:rPr>
+          <w:rFonts w:ascii="Arial" w:hAnsi="Arial" w:eastAsia="Arial" w:cs="Arial"/>
+          <w:b/>
+          <w:i w:val="0"/>
+          <w:color w:val="000000"/>
+          <w:sz w:val="18"/>
+          <w:highlight w:val="lightGray"/>
+        </w:rPr>
+        <w:t xml:space="preserve"> </w:t>
+      </w:r>
+      <w:r>
+        <w:rPr>
+          <w:rFonts w:ascii="Arial" w:hAnsi="Arial" w:eastAsia="Arial" w:cs="Arial"/>
+          <w:b/>
+          <w:i w:val="0"/>
+          <w:color w:val="000000"/>
+          <w:sz w:val="18"/>
+          <w:highlight w:val="lightGray"/>
+        </w:rPr>
+        <w:t>b</w:t>
+      </w:r>
+      <w:r>
+        <w:rPr>
+          <w:rFonts w:ascii="Arial" w:hAnsi="Arial" w:eastAsia="Arial" w:cs="Arial"/>
+          <w:b/>
+          <w:i w:val="0"/>
+          <w:color w:val="000000"/>
+          <w:sz w:val="18"/>
+          <w:highlight w:val="lightGray"/>
+        </w:rPr>
+        <w:t>y</w:t>
+      </w:r>
+      <w:r>
+        <w:rPr>
+          <w:rFonts w:ascii="Arial" w:hAnsi="Arial" w:eastAsia="Arial" w:cs="Arial"/>
+          <w:b/>
+          <w:i w:val="0"/>
+          <w:color w:val="000000"/>
+          <w:sz w:val="18"/>
+          <w:highlight w:val="lightGray"/>
+        </w:rPr>
+        <w:t>:</w:t>
+      </w:r>
+      <w:r>
+        <w:rPr>
+          <w:rFonts w:ascii="Arial" w:hAnsi="Arial" w:eastAsia="Arial" w:cs="Arial"/>
+          <w:b/>
+          <w:i w:val="0"/>
+          <w:color w:val="000000"/>
+          <w:sz w:val="18"/>
+          <w:highlight w:val="lightGray"/>
+        </w:rPr>
+        <w:t xml:space="preserve"> </w:t>
+      </w:r>
+      <w:r>
+        <w:rPr>
+          <w:rFonts w:ascii="Arial" w:hAnsi="Arial" w:eastAsia="Arial" w:cs="Arial"/>
+          <w:b/>
+          <w:i w:val="0"/>
+          <w:color w:val="000000"/>
+          <w:sz w:val="18"/>
+          <w:highlight w:val="lightGray"/>
+        </w:rPr>
+        <w:t>[</w:t>
+      </w:r>
+      <w:r>
+        <w:rPr>
+          <w:rFonts w:ascii="Arial" w:hAnsi="Arial" w:eastAsia="Arial" w:cs="Arial"/>
+          <w:b/>
+          <w:i w:val="0"/>
+          <w:color w:val="000000"/>
+          <w:sz w:val="18"/>
+          <w:highlight w:val="lightGray"/>
+        </w:rPr>
+        <w:t>D</w:t>
+      </w:r>
+      <w:r>
+        <w:rPr>
+          <w:rFonts w:ascii="Arial" w:hAnsi="Arial" w:eastAsia="Arial" w:cs="Arial"/>
+          <w:b/>
+          <w:i w:val="0"/>
+          <w:color w:val="000000"/>
+          <w:sz w:val="18"/>
+          <w:highlight w:val="lightGray"/>
+        </w:rPr>
+        <w:t>a</w:t>
+      </w:r>
+      <w:r>
+        <w:rPr>
+          <w:rFonts w:ascii="Arial" w:hAnsi="Arial" w:eastAsia="Arial" w:cs="Arial"/>
+          <w:b/>
+          <w:i w:val="0"/>
+          <w:color w:val="000000"/>
+          <w:sz w:val="18"/>
+          <w:highlight w:val="lightGray"/>
+        </w:rPr>
+        <w:t>t</w:t>
+      </w:r>
+      <w:r>
+        <w:rPr>
+          <w:rFonts w:ascii="Arial" w:hAnsi="Arial" w:eastAsia="Arial" w:cs="Arial"/>
+          <w:b/>
+          <w:i w:val="0"/>
+          <w:color w:val="000000"/>
+          <w:sz w:val="18"/>
+          <w:highlight w:val="lightGray"/>
+        </w:rPr>
+        <w:t>a</w:t>
+      </w:r>
+      <w:r>
+        <w:rPr>
+          <w:rFonts w:ascii="Arial" w:hAnsi="Arial" w:eastAsia="Arial" w:cs="Arial"/>
+          <w:b/>
+          <w:i w:val="0"/>
+          <w:color w:val="000000"/>
+          <w:sz w:val="18"/>
+          <w:highlight w:val="lightGray"/>
+        </w:rPr>
+        <w:t xml:space="preserve"> </w:t>
+      </w:r>
+      <w:r>
+        <w:rPr>
+          <w:rFonts w:ascii="Arial" w:hAnsi="Arial" w:eastAsia="Arial" w:cs="Arial"/>
+          <w:b/>
+          <w:i w:val="0"/>
+          <w:color w:val="000000"/>
+          <w:sz w:val="18"/>
+          <w:highlight w:val="lightGray"/>
+        </w:rPr>
+        <w:t>P</w:t>
+      </w:r>
+      <w:r>
+        <w:rPr>
+          <w:rFonts w:ascii="Arial" w:hAnsi="Arial" w:eastAsia="Arial" w:cs="Arial"/>
+          <w:b/>
+          <w:i w:val="0"/>
+          <w:color w:val="000000"/>
+          <w:sz w:val="18"/>
+          <w:highlight w:val="lightGray"/>
+        </w:rPr>
+        <w:t>a</w:t>
+      </w:r>
+      <w:r>
+        <w:rPr>
+          <w:rFonts w:ascii="Arial" w:hAnsi="Arial" w:eastAsia="Arial" w:cs="Arial"/>
+          <w:b/>
+          <w:i w:val="0"/>
+          <w:color w:val="000000"/>
+          <w:sz w:val="18"/>
+          <w:highlight w:val="lightGray"/>
+        </w:rPr>
+        <w:t>t</w:t>
+      </w:r>
+      <w:r>
+        <w:rPr>
+          <w:rFonts w:ascii="Arial" w:hAnsi="Arial" w:eastAsia="Arial" w:cs="Arial"/>
+          <w:b/>
+          <w:i w:val="0"/>
+          <w:color w:val="000000"/>
+          <w:sz w:val="18"/>
+          <w:highlight w:val="lightGray"/>
+        </w:rPr>
+        <w:t>h</w:t>
+      </w:r>
+      <w:r>
+        <w:rPr>
+          <w:rFonts w:ascii="Arial" w:hAnsi="Arial" w:eastAsia="Arial" w:cs="Arial"/>
+          <w:b w:val="0"/>
+          <w:i w:val="0"/>
+          <w:color w:val="000000"/>
+          <w:sz w:val="18"/>
+          <w:highlight w:val="lightGray"/>
+        </w:rPr>
+        <w:t>:</w:t>
+      </w:r>
+      <w:r>
+        <w:rPr>
+          <w:rFonts w:ascii="Arial" w:hAnsi="Arial" w:eastAsia="Arial" w:cs="Arial"/>
+          <w:b w:val="0"/>
+          <w:i w:val="0"/>
+          <w:color w:val="000000"/>
+          <w:sz w:val="18"/>
+          <w:highlight w:val="lightGray"/>
+        </w:rPr>
+        <w:t xml:space="preserve"> </w:t>
+      </w:r>
+      <w:r>
+        <w:rPr>
+          <w:rFonts w:ascii="Arial" w:hAnsi="Arial" w:eastAsia="Arial" w:cs="Arial"/>
+          <w:b w:val="0"/>
+          <w:i w:val="0"/>
+          <w:color w:val="000000"/>
+          <w:sz w:val="18"/>
+          <w:highlight w:val="lightGray"/>
+        </w:rPr>
+        <w:t>P</w:t>
+      </w:r>
+      <w:r>
+        <w:rPr>
+          <w:rFonts w:ascii="Arial" w:hAnsi="Arial" w:eastAsia="Arial" w:cs="Arial"/>
+          <w:b w:val="0"/>
+          <w:i w:val="0"/>
+          <w:color w:val="000000"/>
+          <w:sz w:val="18"/>
+          <w:highlight w:val="lightGray"/>
+        </w:rPr>
+        <w:t>e</w:t>
+      </w:r>
+      <w:r>
+        <w:rPr>
+          <w:rFonts w:ascii="Arial" w:hAnsi="Arial" w:eastAsia="Arial" w:cs="Arial"/>
+          <w:b w:val="0"/>
+          <w:i w:val="0"/>
+          <w:color w:val="000000"/>
+          <w:sz w:val="18"/>
+          <w:highlight w:val="lightGray"/>
+        </w:rPr>
+        <w:t>r</w:t>
+      </w:r>
+      <w:r>
+        <w:rPr>
+          <w:rFonts w:ascii="Arial" w:hAnsi="Arial" w:eastAsia="Arial" w:cs="Arial"/>
+          <w:b w:val="0"/>
+          <w:i w:val="0"/>
+          <w:color w:val="000000"/>
+          <w:sz w:val="18"/>
+          <w:highlight w:val="lightGray"/>
+        </w:rPr>
+        <w:t>s</w:t>
+      </w:r>
+      <w:r>
+        <w:rPr>
+          <w:rFonts w:ascii="Arial" w:hAnsi="Arial" w:eastAsia="Arial" w:cs="Arial"/>
+          <w:b w:val="0"/>
+          <w:i w:val="0"/>
+          <w:color w:val="000000"/>
+          <w:sz w:val="18"/>
+          <w:highlight w:val="lightGray"/>
+        </w:rPr>
+        <w:t>o</w:t>
+      </w:r>
+      <w:r>
+        <w:rPr>
+          <w:rFonts w:ascii="Arial" w:hAnsi="Arial" w:eastAsia="Arial" w:cs="Arial"/>
+          <w:b w:val="0"/>
+          <w:i w:val="0"/>
+          <w:color w:val="000000"/>
+          <w:sz w:val="18"/>
+          <w:highlight w:val="lightGray"/>
+        </w:rPr>
+        <w:t>n</w:t>
+      </w:r>
+      <w:r>
+        <w:rPr>
+          <w:rFonts w:ascii="Arial" w:hAnsi="Arial" w:eastAsia="Arial" w:cs="Arial"/>
+          <w:b w:val="0"/>
+          <w:i w:val="0"/>
+          <w:color w:val="000000"/>
+          <w:sz w:val="18"/>
+          <w:highlight w:val="lightGray"/>
+        </w:rPr>
+        <w:t>s</w:t>
+      </w:r>
+      <w:r>
+        <w:rPr>
+          <w:rFonts w:ascii="Arial" w:hAnsi="Arial" w:eastAsia="Arial" w:cs="Arial"/>
+          <w:b w:val="0"/>
+          <w:i w:val="0"/>
+          <w:color w:val="000000"/>
+          <w:sz w:val="18"/>
+          <w:highlight w:val="lightGray"/>
+        </w:rPr>
+        <w:t xml:space="preserve"> </w:t>
+      </w:r>
+      <w:r>
+        <w:rPr>
+          <w:rFonts w:ascii="Arial" w:hAnsi="Arial" w:eastAsia="Arial" w:cs="Arial"/>
+          <w:b w:val="0"/>
+          <w:i w:val="0"/>
+          <w:color w:val="000000"/>
+          <w:sz w:val="18"/>
+          <w:highlight w:val="lightGray"/>
+        </w:rPr>
+        <w:t>T</w:t>
+      </w:r>
+      <w:r>
+        <w:rPr>
+          <w:rFonts w:ascii="Arial" w:hAnsi="Arial" w:eastAsia="Arial" w:cs="Arial"/>
+          <w:b w:val="0"/>
+          <w:i w:val="0"/>
+          <w:color w:val="000000"/>
+          <w:sz w:val="18"/>
+          <w:highlight w:val="lightGray"/>
+        </w:rPr>
+        <w:t>a</w:t>
+      </w:r>
+      <w:r>
+        <w:rPr>
+          <w:rFonts w:ascii="Arial" w:hAnsi="Arial" w:eastAsia="Arial" w:cs="Arial"/>
+          <w:b w:val="0"/>
+          <w:i w:val="0"/>
+          <w:color w:val="000000"/>
+          <w:sz w:val="18"/>
+          <w:highlight w:val="lightGray"/>
+        </w:rPr>
+        <w:t>b</w:t>
+      </w:r>
+      <w:r>
+        <w:rPr>
+          <w:rFonts w:ascii="Arial" w:hAnsi="Arial" w:eastAsia="Arial" w:cs="Arial"/>
+          <w:b w:val="0"/>
+          <w:i w:val="0"/>
+          <w:color w:val="000000"/>
+          <w:sz w:val="18"/>
+          <w:highlight w:val="lightGray"/>
+        </w:rPr>
+        <w:t>l</w:t>
+      </w:r>
+      <w:r>
+        <w:rPr>
+          <w:rFonts w:ascii="Arial" w:hAnsi="Arial" w:eastAsia="Arial" w:cs="Arial"/>
+          <w:b w:val="0"/>
+          <w:i w:val="0"/>
+          <w:color w:val="000000"/>
+          <w:sz w:val="18"/>
+          <w:highlight w:val="lightGray"/>
+        </w:rPr>
+        <w:t>e</w:t>
+      </w:r>
+      <w:r>
+        <w:rPr>
+          <w:rFonts w:ascii="Arial" w:hAnsi="Arial" w:eastAsia="Arial" w:cs="Arial"/>
+          <w:b w:val="0"/>
+          <w:i w:val="0"/>
+          <w:color w:val="000000"/>
+          <w:sz w:val="18"/>
+          <w:highlight w:val="lightGray"/>
+        </w:rPr>
+        <w:t xml:space="preserve"> </w:t>
+      </w:r>
+      <w:r>
+        <w:rPr>
+          <w:rFonts w:ascii="Arial" w:hAnsi="Arial" w:eastAsia="Arial" w:cs="Arial"/>
+          <w:b w:val="0"/>
+          <w:i w:val="0"/>
+          <w:color w:val="000000"/>
+          <w:sz w:val="18"/>
+          <w:highlight w:val="lightGray"/>
+        </w:rPr>
+        <w:t>-</w:t>
+      </w:r>
+      <w:r>
+        <w:rPr>
+          <w:rFonts w:ascii="Arial" w:hAnsi="Arial" w:eastAsia="Arial" w:cs="Arial"/>
+          <w:b w:val="0"/>
+          <w:i w:val="0"/>
+          <w:color w:val="000000"/>
+          <w:sz w:val="18"/>
+          <w:highlight w:val="lightGray"/>
+        </w:rPr>
+        <w:t>&gt;</w:t>
+      </w:r>
+      <w:r>
+        <w:rPr>
+          <w:rFonts w:ascii="Arial" w:hAnsi="Arial" w:eastAsia="Arial" w:cs="Arial"/>
+          <w:b w:val="0"/>
+          <w:i w:val="0"/>
+          <w:color w:val="000000"/>
+          <w:sz w:val="18"/>
+          <w:highlight w:val="lightGray"/>
+        </w:rPr>
+        <w:t xml:space="preserve"> </w:t>
+      </w:r>
+      <w:r>
+        <w:rPr>
+          <w:rFonts w:ascii="Arial" w:hAnsi="Arial" w:eastAsia="Arial" w:cs="Arial"/>
+          <w:b w:val="0"/>
+          <w:i w:val="0"/>
+          <w:color w:val="000000"/>
+          <w:sz w:val="18"/>
+          <w:highlight w:val="lightGray"/>
+        </w:rPr>
+        <w:t>I</w:t>
+      </w:r>
+      <w:r>
+        <w:rPr>
+          <w:rFonts w:ascii="Arial" w:hAnsi="Arial" w:eastAsia="Arial" w:cs="Arial"/>
+          <w:b w:val="0"/>
+          <w:i w:val="0"/>
+          <w:color w:val="000000"/>
+          <w:sz w:val="18"/>
+          <w:highlight w:val="lightGray"/>
+        </w:rPr>
+        <w:t>D</w:t>
+      </w:r>
+      <w:r>
+        <w:rPr>
+          <w:rFonts w:ascii="Arial" w:hAnsi="Arial" w:eastAsia="Arial" w:cs="Arial"/>
+          <w:b w:val="0"/>
+          <w:i w:val="0"/>
+          <w:color w:val="000000"/>
+          <w:sz w:val="18"/>
+          <w:highlight w:val="lightGray"/>
+        </w:rPr>
+        <w:t xml:space="preserve"> </w:t>
+      </w:r>
+      <w:r>
+        <w:rPr>
+          <w:rFonts w:ascii="Arial" w:hAnsi="Arial" w:eastAsia="Arial" w:cs="Arial"/>
+          <w:b w:val="0"/>
+          <w:i w:val="0"/>
+          <w:color w:val="000000"/>
+          <w:sz w:val="18"/>
+          <w:highlight w:val="lightGray"/>
+        </w:rPr>
+        <w:t>C</w:t>
+      </w:r>
+      <w:r>
+        <w:rPr>
+          <w:rFonts w:ascii="Arial" w:hAnsi="Arial" w:eastAsia="Arial" w:cs="Arial"/>
+          <w:b w:val="0"/>
+          <w:i w:val="0"/>
+          <w:color w:val="000000"/>
+          <w:sz w:val="18"/>
+          <w:highlight w:val="lightGray"/>
+        </w:rPr>
+        <w:t>o</w:t>
+      </w:r>
+      <w:r>
+        <w:rPr>
+          <w:rFonts w:ascii="Arial" w:hAnsi="Arial" w:eastAsia="Arial" w:cs="Arial"/>
+          <w:b w:val="0"/>
+          <w:i w:val="0"/>
+          <w:color w:val="000000"/>
+          <w:sz w:val="18"/>
+          <w:highlight w:val="lightGray"/>
+        </w:rPr>
+        <w:t>l</w:t>
+      </w:r>
+      <w:r>
+        <w:rPr>
+          <w:rFonts w:ascii="Arial" w:hAnsi="Arial" w:eastAsia="Arial" w:cs="Arial"/>
+          <w:b w:val="0"/>
+          <w:i w:val="0"/>
+          <w:color w:val="000000"/>
+          <w:sz w:val="18"/>
+          <w:highlight w:val="lightGray"/>
+        </w:rPr>
+        <w:t>u</w:t>
+      </w:r>
+      <w:r>
+        <w:rPr>
+          <w:rFonts w:ascii="Arial" w:hAnsi="Arial" w:eastAsia="Arial" w:cs="Arial"/>
+          <w:b w:val="0"/>
+          <w:i w:val="0"/>
+          <w:color w:val="000000"/>
+          <w:sz w:val="18"/>
+          <w:highlight w:val="lightGray"/>
+        </w:rPr>
+        <w:t>m</w:t>
+      </w:r>
+      <w:r>
+        <w:rPr>
+          <w:rFonts w:ascii="Arial" w:hAnsi="Arial" w:eastAsia="Arial" w:cs="Arial"/>
+          <w:b w:val="0"/>
+          <w:i w:val="0"/>
+          <w:color w:val="000000"/>
+          <w:sz w:val="18"/>
+          <w:highlight w:val="lightGray"/>
+        </w:rPr>
+        <w:t>n</w:t>
+      </w:r>
+      <w:r>
+        <w:rPr>
+          <w:rFonts w:ascii="Arial" w:hAnsi="Arial" w:eastAsia="Arial" w:cs="Arial"/>
+          <w:b w:val="0"/>
+          <w:i w:val="0"/>
+          <w:color w:val="000000"/>
+          <w:sz w:val="18"/>
+          <w:highlight w:val="lightGray"/>
+        </w:rPr>
+        <w:t>:</w:t>
+      </w:r>
+      <w:r>
+        <w:rPr>
+          <w:rFonts w:ascii="Arial" w:hAnsi="Arial" w:eastAsia="Arial" w:cs="Arial"/>
+          <w:b w:val="0"/>
+          <w:i w:val="0"/>
+          <w:color w:val="000000"/>
+          <w:sz w:val="18"/>
+          <w:highlight w:val="lightGray"/>
+        </w:rPr>
+        <w:t xml:space="preserve"> </w:t>
+      </w:r>
+      <w:r>
+        <w:rPr>
+          <w:rFonts w:ascii="Arial" w:hAnsi="Arial" w:eastAsia="Arial" w:cs="Arial"/>
+          <w:b w:val="0"/>
+          <w:i w:val="0"/>
+          <w:color w:val="000000"/>
+          <w:sz w:val="18"/>
+          <w:highlight w:val="lightGray"/>
+        </w:rPr>
+        <w:t>1</w:t>
+      </w:r>
+      <w:r>
+        <w:rPr>
+          <w:rFonts w:ascii="Arial" w:hAnsi="Arial" w:eastAsia="Arial" w:cs="Arial"/>
+          <w:b w:val="0"/>
+          <w:i w:val="0"/>
+          <w:color w:val="000000"/>
+          <w:sz w:val="18"/>
+          <w:highlight w:val="lightGray"/>
+        </w:rPr>
+        <w:t>,</w:t>
+      </w:r>
+      <w:r>
+        <w:rPr>
+          <w:rFonts w:ascii="Arial" w:hAnsi="Arial" w:eastAsia="Arial" w:cs="Arial"/>
+          <w:b w:val="0"/>
+          <w:i w:val="0"/>
+          <w:color w:val="000000"/>
+          <w:sz w:val="18"/>
+          <w:highlight w:val="lightGray"/>
+        </w:rPr>
+        <w:t xml:space="preserve"> </w:t>
+      </w:r>
+      <w:r>
+        <w:rPr>
+          <w:rFonts w:ascii="Arial" w:hAnsi="Arial" w:eastAsia="Arial" w:cs="Arial"/>
+          <w:b w:val="0"/>
+          <w:i w:val="0"/>
+          <w:color w:val="000000"/>
+          <w:sz w:val="18"/>
+          <w:highlight w:val="lightGray"/>
+        </w:rPr>
+        <w:t>N</w:t>
+      </w:r>
+      <w:r>
+        <w:rPr>
+          <w:rFonts w:ascii="Arial" w:hAnsi="Arial" w:eastAsia="Arial" w:cs="Arial"/>
+          <w:b w:val="0"/>
+          <w:i w:val="0"/>
+          <w:color w:val="000000"/>
+          <w:sz w:val="18"/>
+          <w:highlight w:val="lightGray"/>
+        </w:rPr>
+        <w:t>a</w:t>
+      </w:r>
+      <w:r>
+        <w:rPr>
+          <w:rFonts w:ascii="Arial" w:hAnsi="Arial" w:eastAsia="Arial" w:cs="Arial"/>
+          <w:b w:val="0"/>
+          <w:i w:val="0"/>
+          <w:color w:val="000000"/>
+          <w:sz w:val="18"/>
+          <w:highlight w:val="lightGray"/>
+        </w:rPr>
+        <w:t>m</w:t>
+      </w:r>
+      <w:r>
+        <w:rPr>
+          <w:rFonts w:ascii="Arial" w:hAnsi="Arial" w:eastAsia="Arial" w:cs="Arial"/>
+          <w:b w:val="0"/>
+          <w:i w:val="0"/>
+          <w:color w:val="000000"/>
+          <w:sz w:val="18"/>
+          <w:highlight w:val="lightGray"/>
+        </w:rPr>
+        <w:t>e</w:t>
+      </w:r>
+      <w:r>
+        <w:rPr>
+          <w:rFonts w:ascii="Arial" w:hAnsi="Arial" w:eastAsia="Arial" w:cs="Arial"/>
+          <w:b w:val="0"/>
+          <w:i w:val="0"/>
+          <w:color w:val="000000"/>
+          <w:sz w:val="18"/>
+          <w:highlight w:val="lightGray"/>
+        </w:rPr>
+        <w:t>_</w:t>
+      </w:r>
+      <w:r>
+        <w:rPr>
+          <w:rFonts w:ascii="Arial" w:hAnsi="Arial" w:eastAsia="Arial" w:cs="Arial"/>
+          <w:b w:val="0"/>
+          <w:i w:val="0"/>
+          <w:color w:val="000000"/>
+          <w:sz w:val="18"/>
+          <w:highlight w:val="lightGray"/>
+        </w:rPr>
+        <w:t>E</w:t>
+      </w:r>
+      <w:r>
+        <w:rPr>
+          <w:rFonts w:ascii="Arial" w:hAnsi="Arial" w:eastAsia="Arial" w:cs="Arial"/>
+          <w:b w:val="0"/>
+          <w:i w:val="0"/>
+          <w:color w:val="000000"/>
+          <w:sz w:val="18"/>
+          <w:highlight w:val="lightGray"/>
+        </w:rPr>
+        <w:t>n</w:t>
+      </w:r>
+      <w:r>
+        <w:rPr>
+          <w:rFonts w:ascii="Arial" w:hAnsi="Arial" w:eastAsia="Arial" w:cs="Arial"/>
+          <w:b w:val="0"/>
+          <w:i w:val="0"/>
+          <w:color w:val="000000"/>
+          <w:sz w:val="18"/>
+          <w:highlight w:val="lightGray"/>
+        </w:rPr>
+        <w:t xml:space="preserve"> </w:t>
+      </w:r>
+      <w:r>
+        <w:rPr>
+          <w:rFonts w:ascii="Arial" w:hAnsi="Arial" w:eastAsia="Arial" w:cs="Arial"/>
+          <w:b w:val="0"/>
+          <w:i w:val="0"/>
+          <w:color w:val="000000"/>
+          <w:sz w:val="18"/>
+          <w:highlight w:val="lightGray"/>
+        </w:rPr>
+        <w:t>C</w:t>
+      </w:r>
+      <w:r>
+        <w:rPr>
+          <w:rFonts w:ascii="Arial" w:hAnsi="Arial" w:eastAsia="Arial" w:cs="Arial"/>
+          <w:b w:val="0"/>
+          <w:i w:val="0"/>
+          <w:color w:val="000000"/>
+          <w:sz w:val="18"/>
+          <w:highlight w:val="lightGray"/>
+        </w:rPr>
+        <w:t>o</w:t>
+      </w:r>
+      <w:r>
+        <w:rPr>
+          <w:rFonts w:ascii="Arial" w:hAnsi="Arial" w:eastAsia="Arial" w:cs="Arial"/>
+          <w:b w:val="0"/>
+          <w:i w:val="0"/>
+          <w:color w:val="000000"/>
+          <w:sz w:val="18"/>
+          <w:highlight w:val="lightGray"/>
+        </w:rPr>
+        <w:t>l</w:t>
+      </w:r>
+      <w:r>
+        <w:rPr>
+          <w:rFonts w:ascii="Arial" w:hAnsi="Arial" w:eastAsia="Arial" w:cs="Arial"/>
+          <w:b w:val="0"/>
+          <w:i w:val="0"/>
+          <w:color w:val="000000"/>
+          <w:sz w:val="18"/>
+          <w:highlight w:val="lightGray"/>
+        </w:rPr>
+        <w:t>u</w:t>
+      </w:r>
+      <w:r>
+        <w:rPr>
+          <w:rFonts w:ascii="Arial" w:hAnsi="Arial" w:eastAsia="Arial" w:cs="Arial"/>
+          <w:b w:val="0"/>
+          <w:i w:val="0"/>
+          <w:color w:val="000000"/>
+          <w:sz w:val="18"/>
+          <w:highlight w:val="lightGray"/>
+        </w:rPr>
+        <w:t>m</w:t>
+      </w:r>
+      <w:r>
+        <w:rPr>
+          <w:rFonts w:ascii="Arial" w:hAnsi="Arial" w:eastAsia="Arial" w:cs="Arial"/>
+          <w:b w:val="0"/>
+          <w:i w:val="0"/>
+          <w:color w:val="000000"/>
+          <w:sz w:val="18"/>
+          <w:highlight w:val="lightGray"/>
+        </w:rPr>
+        <w:t>n</w:t>
+      </w:r>
+      <w:r>
+        <w:rPr>
+          <w:rFonts w:ascii="Arial" w:hAnsi="Arial" w:eastAsia="Arial" w:cs="Arial"/>
+          <w:b w:val="0"/>
+          <w:i w:val="0"/>
+          <w:color w:val="000000"/>
+          <w:sz w:val="18"/>
+          <w:highlight w:val="lightGray"/>
+        </w:rPr>
+        <w:t>:</w:t>
+      </w:r>
+      <w:r>
+        <w:rPr>
+          <w:rFonts w:ascii="Arial" w:hAnsi="Arial" w:eastAsia="Arial" w:cs="Arial"/>
+          <w:b w:val="0"/>
+          <w:i w:val="0"/>
+          <w:color w:val="000000"/>
+          <w:sz w:val="18"/>
+          <w:highlight w:val="lightGray"/>
+        </w:rPr>
+        <w:t xml:space="preserve"> </w:t>
+      </w:r>
+      <w:r>
+        <w:rPr>
+          <w:rFonts w:ascii="Arial" w:hAnsi="Arial" w:eastAsia="Arial" w:cs="Arial"/>
+          <w:b w:val="0"/>
+          <w:i w:val="0"/>
+          <w:color w:val="000000"/>
+          <w:sz w:val="18"/>
+          <w:highlight w:val="lightGray"/>
+        </w:rPr>
+        <w:t>M</w:t>
+      </w:r>
+      <w:r>
+        <w:rPr>
+          <w:rFonts w:ascii="Arial" w:hAnsi="Arial" w:eastAsia="Arial" w:cs="Arial"/>
+          <w:b w:val="0"/>
+          <w:i w:val="0"/>
+          <w:color w:val="000000"/>
+          <w:sz w:val="18"/>
+          <w:highlight w:val="lightGray"/>
+        </w:rPr>
+        <w:t>o</w:t>
+      </w:r>
+      <w:r>
+        <w:rPr>
+          <w:rFonts w:ascii="Arial" w:hAnsi="Arial" w:eastAsia="Arial" w:cs="Arial"/>
+          <w:b w:val="0"/>
+          <w:i w:val="0"/>
+          <w:color w:val="000000"/>
+          <w:sz w:val="18"/>
+          <w:highlight w:val="lightGray"/>
+        </w:rPr>
+        <w:t>t</w:t>
+      </w:r>
+      <w:r>
+        <w:rPr>
+          <w:rFonts w:ascii="Arial" w:hAnsi="Arial" w:eastAsia="Arial" w:cs="Arial"/>
+          <w:b w:val="0"/>
+          <w:i w:val="0"/>
+          <w:color w:val="000000"/>
+          <w:sz w:val="18"/>
+          <w:highlight w:val="lightGray"/>
+        </w:rPr>
+        <w:t>a</w:t>
+      </w:r>
+      <w:r>
+        <w:rPr>
+          <w:rFonts w:ascii="Arial" w:hAnsi="Arial" w:eastAsia="Arial" w:cs="Arial"/>
+          <w:b w:val="0"/>
+          <w:i w:val="0"/>
+          <w:color w:val="000000"/>
+          <w:sz w:val="18"/>
+          <w:highlight w:val="lightGray"/>
+        </w:rPr>
+        <w:t>s</w:t>
+      </w:r>
+      <w:r>
+        <w:rPr>
+          <w:rFonts w:ascii="Arial" w:hAnsi="Arial" w:eastAsia="Arial" w:cs="Arial"/>
+          <w:b w:val="0"/>
+          <w:i w:val="0"/>
+          <w:color w:val="000000"/>
+          <w:sz w:val="18"/>
+          <w:highlight w:val="lightGray"/>
+        </w:rPr>
+        <w:t>e</w:t>
+      </w:r>
+      <w:r>
+        <w:rPr>
+          <w:rFonts w:ascii="Arial" w:hAnsi="Arial" w:eastAsia="Arial" w:cs="Arial"/>
+          <w:b w:val="0"/>
+          <w:i w:val="0"/>
+          <w:color w:val="000000"/>
+          <w:sz w:val="18"/>
+          <w:highlight w:val="lightGray"/>
+        </w:rPr>
+        <w:t>m</w:t>
+      </w:r>
+      <w:r>
+        <w:rPr>
+          <w:rFonts w:ascii="Arial" w:hAnsi="Arial" w:eastAsia="Arial" w:cs="Arial"/>
+          <w:b w:val="0"/>
+          <w:i w:val="0"/>
+          <w:color w:val="000000"/>
+          <w:sz w:val="18"/>
+          <w:highlight w:val="lightGray"/>
+        </w:rPr>
+        <w:t xml:space="preserve"> </w:t>
+      </w:r>
+      <w:r>
+        <w:rPr>
+          <w:rFonts w:ascii="Arial" w:hAnsi="Arial" w:eastAsia="Arial" w:cs="Arial"/>
+          <w:b w:val="0"/>
+          <w:i w:val="0"/>
+          <w:color w:val="000000"/>
+          <w:sz w:val="18"/>
+          <w:highlight w:val="lightGray"/>
+        </w:rPr>
+        <w:t>E</w:t>
+      </w:r>
+      <w:r>
+        <w:rPr>
+          <w:rFonts w:ascii="Arial" w:hAnsi="Arial" w:eastAsia="Arial" w:cs="Arial"/>
+          <w:b w:val="0"/>
+          <w:i w:val="0"/>
+          <w:color w:val="000000"/>
+          <w:sz w:val="18"/>
+          <w:highlight w:val="lightGray"/>
+        </w:rPr>
+        <w:t>s</w:t>
+      </w:r>
+      <w:r>
+        <w:rPr>
+          <w:rFonts w:ascii="Arial" w:hAnsi="Arial" w:eastAsia="Arial" w:cs="Arial"/>
+          <w:b w:val="0"/>
+          <w:i w:val="0"/>
+          <w:color w:val="000000"/>
+          <w:sz w:val="18"/>
+          <w:highlight w:val="lightGray"/>
+        </w:rPr>
+        <w:t>s</w:t>
+      </w:r>
+      <w:r>
+        <w:rPr>
+          <w:rFonts w:ascii="Arial" w:hAnsi="Arial" w:eastAsia="Arial" w:cs="Arial"/>
+          <w:b w:val="0"/>
+          <w:i w:val="0"/>
+          <w:color w:val="000000"/>
+          <w:sz w:val="18"/>
+          <w:highlight w:val="lightGray"/>
+        </w:rPr>
+        <w:t>a</w:t>
+      </w:r>
+      <w:r>
+        <w:rPr>
+          <w:rFonts w:ascii="Arial" w:hAnsi="Arial" w:eastAsia="Arial" w:cs="Arial"/>
+          <w:b w:val="0"/>
+          <w:i w:val="0"/>
+          <w:color w:val="000000"/>
+          <w:sz w:val="18"/>
+          <w:highlight w:val="lightGray"/>
+        </w:rPr>
+        <w:t>m</w:t>
+      </w:r>
+      <w:r>
+        <w:rPr>
+          <w:rFonts w:ascii="Arial" w:hAnsi="Arial" w:eastAsia="Arial" w:cs="Arial"/>
+          <w:b w:val="0"/>
+          <w:i w:val="0"/>
+          <w:color w:val="000000"/>
+          <w:sz w:val="18"/>
+          <w:highlight w:val="lightGray"/>
+        </w:rPr>
+        <w:t>]</w:t>
+      </w:r>
+      <w:r>
+        <w:rPr>
+          <w:rFonts w:ascii="Arial" w:hAnsi="Arial" w:eastAsia="Arial" w:cs="Arial"/>
+          <w:b w:val="0"/>
+          <w:i w:val="0"/>
+          <w:color w:val="000000"/>
+          <w:sz w:val="18"/>
+          <w:highlight w:val="lightGray"/>
+        </w:rPr>
+        <w:t xml:space="preserve"> </w:t>
+      </w:r>
+      <w:r>
+        <w:rPr>
+          <w:rFonts w:ascii="Arial" w:hAnsi="Arial" w:eastAsia="Arial" w:cs="Arial"/>
+          <w:b w:val="0"/>
+          <w:i w:val="0"/>
+          <w:color w:val="000000"/>
+          <w:sz w:val="18"/>
+          <w:highlight w:val="lightGray"/>
+        </w:rPr>
+        <w:t>-</w:t>
+      </w:r>
+      <w:r>
+        <w:rPr>
+          <w:rFonts w:ascii="Arial" w:hAnsi="Arial" w:eastAsia="Arial" w:cs="Arial"/>
+          <w:b w:val="0"/>
+          <w:i w:val="0"/>
+          <w:color w:val="000000"/>
+          <w:sz w:val="18"/>
+          <w:highlight w:val="lightGray"/>
+        </w:rPr>
+        <w:t>&gt;</w:t>
+      </w:r>
+      <w:r>
+        <w:rPr>
+          <w:rFonts w:ascii="Arial" w:hAnsi="Arial" w:eastAsia="Arial" w:cs="Arial"/>
+          <w:b w:val="0"/>
+          <w:i w:val="0"/>
+          <w:color w:val="000000"/>
+          <w:sz w:val="18"/>
+          <w:highlight w:val="lightGray"/>
+        </w:rPr>
+        <w:t xml:space="preserve"> </w:t>
+      </w:r>
+      <w:r>
+        <w:rPr>
+          <w:rFonts w:ascii="Arial" w:hAnsi="Arial" w:eastAsia="Arial" w:cs="Arial"/>
+          <w:b/>
+          <w:i w:val="0"/>
+          <w:color w:val="000000"/>
+          <w:sz w:val="18"/>
+          <w:highlight w:val="lightGray"/>
+        </w:rPr>
+        <w:t>F</w:t>
+      </w:r>
+      <w:r>
+        <w:rPr>
+          <w:rFonts w:ascii="Arial" w:hAnsi="Arial" w:eastAsia="Arial" w:cs="Arial"/>
+          <w:b/>
+          <w:i w:val="0"/>
+          <w:color w:val="000000"/>
+          <w:sz w:val="18"/>
+          <w:highlight w:val="lightGray"/>
+        </w:rPr>
+        <w:t>r</w:t>
+      </w:r>
+      <w:r>
+        <w:rPr>
+          <w:rFonts w:ascii="Arial" w:hAnsi="Arial" w:eastAsia="Arial" w:cs="Arial"/>
+          <w:b/>
+          <w:i w:val="0"/>
+          <w:color w:val="000000"/>
+          <w:sz w:val="18"/>
+          <w:highlight w:val="lightGray"/>
+        </w:rPr>
+        <w:t>o</w:t>
+      </w:r>
+      <w:r>
+        <w:rPr>
+          <w:rFonts w:ascii="Arial" w:hAnsi="Arial" w:eastAsia="Arial" w:cs="Arial"/>
+          <w:b/>
+          <w:i w:val="0"/>
+          <w:color w:val="000000"/>
+          <w:sz w:val="18"/>
+          <w:highlight w:val="lightGray"/>
+        </w:rPr>
+        <w:t>m</w:t>
+      </w:r>
+      <w:r>
+        <w:rPr>
+          <w:rFonts w:ascii="Arial" w:hAnsi="Arial" w:eastAsia="Arial" w:cs="Arial"/>
+          <w:b/>
+          <w:i w:val="0"/>
+          <w:color w:val="000000"/>
+          <w:sz w:val="18"/>
+          <w:highlight w:val="lightGray"/>
+        </w:rPr>
+        <w:t>:</w:t>
+      </w:r>
+      <w:r>
+        <w:rPr>
+          <w:rFonts w:ascii="Arial" w:hAnsi="Arial" w:eastAsia="Arial" w:cs="Arial"/>
+          <w:b w:val="0"/>
+          <w:i w:val="0"/>
+          <w:color w:val="000000"/>
+          <w:sz w:val="18"/>
+          <w:highlight w:val="lightGray"/>
+        </w:rPr>
+        <w:t xml:space="preserve"> </w:t>
+      </w:r>
+      <w:r>
+        <w:rPr>
+          <w:rFonts w:ascii="Arial" w:hAnsi="Arial" w:eastAsia="Arial" w:cs="Arial"/>
+          <w:b w:val="0"/>
+          <w:i w:val="0"/>
+          <w:color w:val="000000"/>
+          <w:sz w:val="18"/>
+          <w:highlight w:val="lightGray"/>
+        </w:rPr>
+        <w:t>[</w:t>
+      </w:r>
+      <w:r>
+        <w:rPr>
+          <w:rFonts w:ascii="Arial" w:hAnsi="Arial" w:eastAsia="Arial" w:cs="Arial"/>
+          <w:b w:val="0"/>
+          <w:i w:val="0"/>
+          <w:color w:val="000000"/>
+          <w:sz w:val="18"/>
+          <w:highlight w:val="lightGray"/>
+        </w:rPr>
+        <w:t>C</w:t>
+      </w:r>
+      <w:r>
+        <w:rPr>
+          <w:rFonts w:ascii="Arial" w:hAnsi="Arial" w:eastAsia="Arial" w:cs="Arial"/>
+          <w:b w:val="0"/>
+          <w:i w:val="0"/>
+          <w:color w:val="000000"/>
+          <w:sz w:val="18"/>
+          <w:highlight w:val="lightGray"/>
+        </w:rPr>
+        <w:t>h</w:t>
+      </w:r>
+      <w:r>
+        <w:rPr>
+          <w:rFonts w:ascii="Arial" w:hAnsi="Arial" w:eastAsia="Arial" w:cs="Arial"/>
+          <w:b w:val="0"/>
+          <w:i w:val="0"/>
+          <w:color w:val="000000"/>
+          <w:sz w:val="18"/>
+          <w:highlight w:val="lightGray"/>
+        </w:rPr>
+        <w:t>a</w:t>
+      </w:r>
+      <w:r>
+        <w:rPr>
+          <w:rFonts w:ascii="Arial" w:hAnsi="Arial" w:eastAsia="Arial" w:cs="Arial"/>
+          <w:b w:val="0"/>
+          <w:i w:val="0"/>
+          <w:color w:val="000000"/>
+          <w:sz w:val="18"/>
+          <w:highlight w:val="lightGray"/>
+        </w:rPr>
+        <w:t>t</w:t>
+      </w:r>
+      <w:r>
+        <w:rPr>
+          <w:rFonts w:ascii="Arial" w:hAnsi="Arial" w:eastAsia="Arial" w:cs="Arial"/>
+          <w:b w:val="0"/>
+          <w:i w:val="0"/>
+          <w:color w:val="000000"/>
+          <w:sz w:val="18"/>
+          <w:highlight w:val="lightGray"/>
+        </w:rPr>
+        <w:t>g</w:t>
+      </w:r>
+      <w:r>
+        <w:rPr>
+          <w:rFonts w:ascii="Arial" w:hAnsi="Arial" w:eastAsia="Arial" w:cs="Arial"/>
+          <w:b w:val="0"/>
+          <w:i w:val="0"/>
+          <w:color w:val="000000"/>
+          <w:sz w:val="18"/>
+          <w:highlight w:val="lightGray"/>
+        </w:rPr>
+        <w:t>p</w:t>
+      </w:r>
+      <w:r>
+        <w:rPr>
+          <w:rFonts w:ascii="Arial" w:hAnsi="Arial" w:eastAsia="Arial" w:cs="Arial"/>
+          <w:b w:val="0"/>
+          <w:i w:val="0"/>
+          <w:color w:val="000000"/>
+          <w:sz w:val="18"/>
+          <w:highlight w:val="lightGray"/>
+        </w:rPr>
+        <w:t>t</w:t>
+      </w:r>
+      <w:r>
+        <w:rPr>
+          <w:rFonts w:ascii="Arial" w:hAnsi="Arial" w:eastAsia="Arial" w:cs="Arial"/>
+          <w:b w:val="0"/>
+          <w:i w:val="0"/>
+          <w:color w:val="000000"/>
+          <w:sz w:val="18"/>
+          <w:highlight w:val="lightGray"/>
+        </w:rPr>
+        <w:t xml:space="preserve"> </w:t>
+      </w:r>
+      <w:r>
+        <w:rPr>
+          <w:rFonts w:ascii="Arial" w:hAnsi="Arial" w:eastAsia="Arial" w:cs="Arial"/>
+          <w:b w:val="0"/>
+          <w:i w:val="0"/>
+          <w:color w:val="000000"/>
+          <w:sz w:val="18"/>
+          <w:highlight w:val="lightGray"/>
+        </w:rPr>
+        <w:t>(</w:t>
+      </w:r>
+      <w:r>
+        <w:rPr>
+          <w:rFonts w:ascii="Arial" w:hAnsi="Arial" w:eastAsia="Arial" w:cs="Arial"/>
+          <w:b w:val="0"/>
+          <w:i w:val="0"/>
+          <w:color w:val="000000"/>
+          <w:sz w:val="18"/>
+          <w:highlight w:val="lightGray"/>
+        </w:rPr>
+        <w:t>G</w:t>
+      </w:r>
+      <w:r>
+        <w:rPr>
+          <w:rFonts w:ascii="Arial" w:hAnsi="Arial" w:eastAsia="Arial" w:cs="Arial"/>
+          <w:b w:val="0"/>
+          <w:i w:val="0"/>
+          <w:color w:val="000000"/>
+          <w:sz w:val="18"/>
+          <w:highlight w:val="lightGray"/>
+        </w:rPr>
+        <w:t>P</w:t>
+      </w:r>
+      <w:r>
+        <w:rPr>
+          <w:rFonts w:ascii="Arial" w:hAnsi="Arial" w:eastAsia="Arial" w:cs="Arial"/>
+          <w:b w:val="0"/>
+          <w:i w:val="0"/>
+          <w:color w:val="000000"/>
+          <w:sz w:val="18"/>
+          <w:highlight w:val="lightGray"/>
+        </w:rPr>
+        <w:t>T</w:t>
+      </w:r>
+      <w:r>
+        <w:rPr>
+          <w:rFonts w:ascii="Arial" w:hAnsi="Arial" w:eastAsia="Arial" w:cs="Arial"/>
+          <w:b w:val="0"/>
+          <w:i w:val="0"/>
+          <w:color w:val="000000"/>
+          <w:sz w:val="18"/>
+          <w:highlight w:val="lightGray"/>
         </w:rPr>
         <w:t>‑</w:t>
       </w:r>
       <w:r>
         <w:rPr>
-          <w:rFonts w:ascii="Arial" w:eastAsia="Arial" w:hAnsi="Arial"/>
-          <w:b/>
-          <w:sz w:val="22"/>
-          <w:szCs w:val="14"/>
-          <w:shd w:val="clear" w:color="auto" w:fill="B7B7B7"/>
-        </w:rPr>
-        <w:t>5 Mini) at [12/9/2025]</w:t>
-      </w:r>
-      <w:bookmarkEnd w:id="0"/>
-      <w:r>
-        <w:rPr>
-          <w:rFonts w:ascii="Arial" w:eastAsia="Arial" w:hAnsi="Arial"/>
-          <w:sz w:val="22"/>
+          <w:rFonts w:ascii="Arial" w:hAnsi="Arial" w:eastAsia="Arial" w:cs="Arial"/>
+          <w:b w:val="0"/>
+          <w:i w:val="0"/>
+          <w:color w:val="000000"/>
+          <w:sz w:val="18"/>
+          <w:highlight w:val="lightGray"/>
+        </w:rPr>
+        <w:t>5</w:t>
+      </w:r>
+      <w:r>
+        <w:rPr>
+          <w:rFonts w:ascii="Arial" w:hAnsi="Arial" w:eastAsia="Arial" w:cs="Arial"/>
+          <w:b w:val="0"/>
+          <w:i w:val="0"/>
+          <w:color w:val="000000"/>
+          <w:sz w:val="18"/>
+          <w:highlight w:val="lightGray"/>
+        </w:rPr>
+        <w:t xml:space="preserve"> </w:t>
+      </w:r>
+      <w:r>
+        <w:rPr>
+          <w:rFonts w:ascii="Arial" w:hAnsi="Arial" w:eastAsia="Arial" w:cs="Arial"/>
+          <w:b w:val="0"/>
+          <w:i w:val="0"/>
+          <w:color w:val="000000"/>
+          <w:sz w:val="18"/>
+          <w:highlight w:val="lightGray"/>
+        </w:rPr>
+        <w:t>M</w:t>
+      </w:r>
+      <w:r>
+        <w:rPr>
+          <w:rFonts w:ascii="Arial" w:hAnsi="Arial" w:eastAsia="Arial" w:cs="Arial"/>
+          <w:b w:val="0"/>
+          <w:i w:val="0"/>
+          <w:color w:val="000000"/>
+          <w:sz w:val="18"/>
+          <w:highlight w:val="lightGray"/>
+        </w:rPr>
+        <w:t>i</w:t>
+      </w:r>
+      <w:r>
+        <w:rPr>
+          <w:rFonts w:ascii="Arial" w:hAnsi="Arial" w:eastAsia="Arial" w:cs="Arial"/>
+          <w:b w:val="0"/>
+          <w:i w:val="0"/>
+          <w:color w:val="000000"/>
+          <w:sz w:val="18"/>
+          <w:highlight w:val="lightGray"/>
+        </w:rPr>
+        <w:t>n</w:t>
+      </w:r>
+      <w:r>
+        <w:rPr>
+          <w:rFonts w:ascii="Arial" w:hAnsi="Arial" w:eastAsia="Arial" w:cs="Arial"/>
+          <w:b w:val="0"/>
+          <w:i w:val="0"/>
+          <w:color w:val="000000"/>
+          <w:sz w:val="18"/>
+          <w:highlight w:val="lightGray"/>
+        </w:rPr>
+        <w:t>i</w:t>
+      </w:r>
+      <w:r>
+        <w:rPr>
+          <w:rFonts w:ascii="Arial" w:hAnsi="Arial" w:eastAsia="Arial" w:cs="Arial"/>
+          <w:b w:val="0"/>
+          <w:i w:val="0"/>
+          <w:color w:val="000000"/>
+          <w:sz w:val="18"/>
+          <w:highlight w:val="lightGray"/>
+        </w:rPr>
+        <w:t>)</w:t>
+      </w:r>
+      <w:r>
+        <w:rPr>
+          <w:rFonts w:ascii="Arial" w:hAnsi="Arial" w:eastAsia="Arial" w:cs="Arial"/>
+          <w:b w:val="0"/>
+          <w:i w:val="0"/>
+          <w:color w:val="000000"/>
+          <w:sz w:val="18"/>
+          <w:highlight w:val="lightGray"/>
+        </w:rPr>
+        <w:t>]</w:t>
+      </w:r>
+      <w:r>
+        <w:rPr>
+          <w:rFonts w:ascii="Arial" w:hAnsi="Arial" w:eastAsia="Arial" w:cs="Arial"/>
+          <w:b w:val="0"/>
+          <w:i w:val="0"/>
+          <w:color w:val="000000"/>
+          <w:sz w:val="18"/>
+          <w:highlight w:val="lightGray"/>
+        </w:rPr>
+        <w:t xml:space="preserve"> </w:t>
+      </w:r>
+      <w:r>
+        <w:rPr>
+          <w:rFonts w:ascii="Arial" w:hAnsi="Arial" w:eastAsia="Arial" w:cs="Arial"/>
+          <w:b/>
+          <w:i w:val="0"/>
+          <w:color w:val="000000"/>
+          <w:sz w:val="18"/>
+          <w:highlight w:val="lightGray"/>
+        </w:rPr>
+        <w:t>o</w:t>
+      </w:r>
+      <w:r>
+        <w:rPr>
+          <w:rFonts w:ascii="Arial" w:hAnsi="Arial" w:eastAsia="Arial" w:cs="Arial"/>
+          <w:b/>
+          <w:i w:val="0"/>
+          <w:color w:val="000000"/>
+          <w:sz w:val="18"/>
+          <w:highlight w:val="lightGray"/>
+        </w:rPr>
+        <w:t>n</w:t>
+      </w:r>
+      <w:r>
+        <w:rPr>
+          <w:rFonts w:ascii="Arial" w:hAnsi="Arial"/>
+          <w:b w:val="0"/>
+          <w:i w:val="0"/>
+          <w:color w:val="000000"/>
+          <w:sz w:val="18"/>
+          <w:highlight w:val="lightGray"/>
+        </w:rPr>
+        <w:t xml:space="preserve"> </w:t>
+      </w:r>
+      <w:r>
+        <w:rPr>
+          <w:rFonts w:ascii="Arial" w:hAnsi="Arial"/>
+          <w:b w:val="0"/>
+          <w:i w:val="0"/>
+          <w:color w:val="000000"/>
+          <w:sz w:val="18"/>
+          <w:highlight w:val="lightGray"/>
+        </w:rPr>
+        <w:t>[</w:t>
+      </w:r>
+      <w:r>
+        <w:rPr>
+          <w:rFonts w:ascii="Arial" w:hAnsi="Arial"/>
+          <w:b w:val="0"/>
+          <w:i w:val="0"/>
+          <w:sz w:val="18"/>
+          <w:highlight w:val="lightGray"/>
+        </w:rPr>
+        <w:t>12/9/2025]</w:t>
+      </w:r>
+      <w:r>
+        <w:rPr>
+          <w:rFonts w:ascii="Arial" w:hAnsi="Arial"/>
+          <w:b w:val="0"/>
+          <w:i w:val="0"/>
+          <w:sz w:val="18"/>
+          <w:highlight w:val="lightGray"/>
         </w:rPr>
         <w:br/>
         <w:t xml:space="preserve">A </w:t>
       </w:r>
       <w:r>
         <w:rPr>
-          <w:rFonts w:ascii="Arial" w:eastAsia="Arial" w:hAnsi="Arial"/>
-          <w:b/>
-          <w:bCs/>
-          <w:sz w:val="22"/>
+          <w:rFonts w:ascii="Arial" w:hAnsi="Arial"/>
+          <w:b w:val="0"/>
+          <w:i w:val="0"/>
+          <w:sz w:val="18"/>
+          <w:highlight w:val="lightGray"/>
         </w:rPr>
         <w:t>Wide Area Network (WAN)</w:t>
       </w:r>
       <w:r>
         <w:rPr>
-          <w:rFonts w:ascii="Arial" w:eastAsia="Arial" w:hAnsi="Arial"/>
-          <w:sz w:val="22"/>
+          <w:rFonts w:ascii="Arial" w:hAnsi="Arial"/>
+          <w:b w:val="0"/>
+          <w:i w:val="0"/>
+          <w:sz w:val="18"/>
+          <w:highlight w:val="lightGray"/>
         </w:rPr>
         <w:t xml:space="preserve"> is a network that spans a </w:t>
       </w:r>
       <w:r>
         <w:rPr>
-          <w:rFonts w:ascii="Arial" w:eastAsia="Arial" w:hAnsi="Arial"/>
-          <w:b/>
-          <w:bCs/>
-          <w:sz w:val="22"/>
+          <w:rFonts w:ascii="Arial" w:hAnsi="Arial"/>
+          <w:b w:val="0"/>
+          <w:i w:val="0"/>
+          <w:sz w:val="18"/>
+          <w:highlight w:val="lightGray"/>
         </w:rPr>
         <w:t>large geographic area</w:t>
       </w:r>
       <w:r>
         <w:rPr>
-          <w:rFonts w:ascii="Arial" w:eastAsia="Arial" w:hAnsi="Arial"/>
-          <w:sz w:val="22"/>
+          <w:rFonts w:ascii="Arial" w:hAnsi="Arial"/>
+          <w:b w:val="0"/>
+          <w:i w:val="0"/>
+          <w:sz w:val="18"/>
+          <w:highlight w:val="lightGray"/>
         </w:rPr>
         <w:t>, often covering cities, countries, or even continents. WANs connect multiple Local Area Networks (LANs) and Metropolitan Area Networks (MANs) over long distances. The Internet is the largest example of a WAN.</w:t>
       </w:r>
@@ -172,81 +1719,1626 @@
       </w:pPr>
       <w:r>
         <w:rPr>
-          <w:rFonts w:ascii="Arial" w:eastAsia="Arial" w:hAnsi="Arial"/>
-          <w:b/>
-          <w:sz w:val="22"/>
-          <w:shd w:val="clear" w:color="auto" w:fill="B7B7B7"/>
-        </w:rPr>
-        <w:t># Source</w:t>
-      </w:r>
-      <w:r>
-        <w:rPr>
-          <w:rFonts w:ascii="Arial" w:eastAsia="Arial" w:hAnsi="Arial"/>
-          <w:sz w:val="22"/>
-          <w:shd w:val="clear" w:color="auto" w:fill="B7B7B7"/>
-        </w:rPr>
-        <w:t xml:space="preserve">: </w:t>
-      </w:r>
-      <w:r>
-        <w:rPr>
-          <w:rFonts w:ascii="Arial" w:eastAsia="Arial" w:hAnsi="Arial"/>
-          <w:b/>
-          <w:sz w:val="22"/>
-          <w:shd w:val="clear" w:color="auto" w:fill="B7B7B7"/>
-        </w:rPr>
-        <w:t xml:space="preserve">Chatgpt </w:t>
-      </w:r>
-      <w:r>
-        <w:rPr>
-          <w:rFonts w:ascii="Arial" w:eastAsia="Arial" w:hAnsi="Arial"/>
-          <w:b/>
-          <w:sz w:val="22"/>
-          <w:szCs w:val="14"/>
-          <w:shd w:val="clear" w:color="auto" w:fill="B7B7B7"/>
-        </w:rPr>
-        <w:t>(GPT</w:t>
-      </w:r>
-      <w:r>
-        <w:rPr>
-          <w:rFonts w:ascii="Arial" w:eastAsia="Arial" w:hAnsi="Arial" w:cs="Cambria Math"/>
-          <w:b/>
-          <w:sz w:val="22"/>
-          <w:szCs w:val="14"/>
-          <w:shd w:val="clear" w:color="auto" w:fill="B7B7B7"/>
+          <w:rFonts w:ascii="Arial" w:hAnsi="Arial" w:eastAsia="Arial" w:cs="Arial"/>
+          <w:b/>
+          <w:i w:val="0"/>
+          <w:color w:val="000000"/>
+          <w:sz w:val="18"/>
+          <w:highlight w:val="lightGray"/>
+        </w:rPr>
+        <w:t>#</w:t>
+      </w:r>
+      <w:r>
+        <w:rPr>
+          <w:rFonts w:ascii="Arial" w:hAnsi="Arial" w:eastAsia="Arial" w:cs="Arial"/>
+          <w:b/>
+          <w:i w:val="0"/>
+          <w:color w:val="000000"/>
+          <w:sz w:val="18"/>
+          <w:highlight w:val="lightGray"/>
+        </w:rPr>
+        <w:t xml:space="preserve"> </w:t>
+      </w:r>
+      <w:r>
+        <w:rPr>
+          <w:rFonts w:ascii="Arial" w:hAnsi="Arial" w:eastAsia="Arial" w:cs="Arial"/>
+          <w:b/>
+          <w:i w:val="0"/>
+          <w:color w:val="000000"/>
+          <w:sz w:val="18"/>
+          <w:highlight w:val="lightGray"/>
+        </w:rPr>
+        <w:t>S</w:t>
+      </w:r>
+      <w:r>
+        <w:rPr>
+          <w:rFonts w:ascii="Arial" w:hAnsi="Arial" w:eastAsia="Arial" w:cs="Arial"/>
+          <w:b/>
+          <w:i w:val="0"/>
+          <w:color w:val="000000"/>
+          <w:sz w:val="18"/>
+          <w:highlight w:val="lightGray"/>
+        </w:rPr>
+        <w:t>o</w:t>
+      </w:r>
+      <w:r>
+        <w:rPr>
+          <w:rFonts w:ascii="Arial" w:hAnsi="Arial" w:eastAsia="Arial" w:cs="Arial"/>
+          <w:b/>
+          <w:i w:val="0"/>
+          <w:color w:val="000000"/>
+          <w:sz w:val="18"/>
+          <w:highlight w:val="lightGray"/>
+        </w:rPr>
+        <w:t>u</w:t>
+      </w:r>
+      <w:r>
+        <w:rPr>
+          <w:rFonts w:ascii="Arial" w:hAnsi="Arial" w:eastAsia="Arial" w:cs="Arial"/>
+          <w:b/>
+          <w:i w:val="0"/>
+          <w:color w:val="000000"/>
+          <w:sz w:val="18"/>
+          <w:highlight w:val="lightGray"/>
+        </w:rPr>
+        <w:t>r</w:t>
+      </w:r>
+      <w:r>
+        <w:rPr>
+          <w:rFonts w:ascii="Arial" w:hAnsi="Arial" w:eastAsia="Arial" w:cs="Arial"/>
+          <w:b/>
+          <w:i w:val="0"/>
+          <w:color w:val="000000"/>
+          <w:sz w:val="18"/>
+          <w:highlight w:val="lightGray"/>
+        </w:rPr>
+        <w:t>c</w:t>
+      </w:r>
+      <w:r>
+        <w:rPr>
+          <w:rFonts w:ascii="Arial" w:hAnsi="Arial" w:eastAsia="Arial" w:cs="Arial"/>
+          <w:b/>
+          <w:i w:val="0"/>
+          <w:color w:val="000000"/>
+          <w:sz w:val="18"/>
+          <w:highlight w:val="lightGray"/>
+        </w:rPr>
+        <w:t>e</w:t>
+      </w:r>
+      <w:r>
+        <w:rPr>
+          <w:rFonts w:ascii="Arial" w:hAnsi="Arial" w:eastAsia="Arial" w:cs="Arial"/>
+          <w:b/>
+          <w:i w:val="0"/>
+          <w:color w:val="000000"/>
+          <w:sz w:val="18"/>
+          <w:highlight w:val="lightGray"/>
+        </w:rPr>
+        <w:t>:</w:t>
+      </w:r>
+      <w:r>
+        <w:rPr>
+          <w:rFonts w:ascii="Arial" w:hAnsi="Arial" w:eastAsia="Arial" w:cs="Arial"/>
+          <w:b/>
+          <w:i w:val="0"/>
+          <w:color w:val="000000"/>
+          <w:sz w:val="18"/>
+          <w:highlight w:val="lightGray"/>
+        </w:rPr>
+        <w:t xml:space="preserve"> </w:t>
+      </w:r>
+      <w:r>
+        <w:rPr>
+          <w:rFonts w:ascii="Arial" w:hAnsi="Arial" w:eastAsia="Arial" w:cs="Arial"/>
+          <w:b/>
+          <w:i w:val="0"/>
+          <w:color w:val="000000"/>
+          <w:sz w:val="18"/>
+          <w:highlight w:val="lightGray"/>
+        </w:rPr>
+        <w:t>A</w:t>
+      </w:r>
+      <w:r>
+        <w:rPr>
+          <w:rFonts w:ascii="Arial" w:hAnsi="Arial" w:eastAsia="Arial" w:cs="Arial"/>
+          <w:b/>
+          <w:i w:val="0"/>
+          <w:color w:val="000000"/>
+          <w:sz w:val="18"/>
+          <w:highlight w:val="lightGray"/>
+        </w:rPr>
+        <w:t>I</w:t>
+      </w:r>
+      <w:r>
+        <w:rPr>
+          <w:rFonts w:ascii="Arial" w:hAnsi="Arial" w:eastAsia="Arial" w:cs="Arial"/>
+          <w:b/>
+          <w:i w:val="0"/>
+          <w:color w:val="000000"/>
+          <w:sz w:val="18"/>
+          <w:highlight w:val="lightGray"/>
+        </w:rPr>
+        <w:t xml:space="preserve"> </w:t>
+      </w:r>
+      <w:r>
+        <w:rPr>
+          <w:rFonts w:ascii="Arial" w:hAnsi="Arial" w:eastAsia="Arial" w:cs="Arial"/>
+          <w:b/>
+          <w:i w:val="0"/>
+          <w:color w:val="000000"/>
+          <w:sz w:val="18"/>
+          <w:highlight w:val="lightGray"/>
+        </w:rPr>
+        <w:t>S</w:t>
+      </w:r>
+      <w:r>
+        <w:rPr>
+          <w:rFonts w:ascii="Arial" w:hAnsi="Arial" w:eastAsia="Arial" w:cs="Arial"/>
+          <w:b/>
+          <w:i w:val="0"/>
+          <w:color w:val="000000"/>
+          <w:sz w:val="18"/>
+          <w:highlight w:val="lightGray"/>
+        </w:rPr>
+        <w:t>o</w:t>
+      </w:r>
+      <w:r>
+        <w:rPr>
+          <w:rFonts w:ascii="Arial" w:hAnsi="Arial" w:eastAsia="Arial" w:cs="Arial"/>
+          <w:b/>
+          <w:i w:val="0"/>
+          <w:color w:val="000000"/>
+          <w:sz w:val="18"/>
+          <w:highlight w:val="lightGray"/>
+        </w:rPr>
+        <w:t>u</w:t>
+      </w:r>
+      <w:r>
+        <w:rPr>
+          <w:rFonts w:ascii="Arial" w:hAnsi="Arial" w:eastAsia="Arial" w:cs="Arial"/>
+          <w:b/>
+          <w:i w:val="0"/>
+          <w:color w:val="000000"/>
+          <w:sz w:val="18"/>
+          <w:highlight w:val="lightGray"/>
+        </w:rPr>
+        <w:t>r</w:t>
+      </w:r>
+      <w:r>
+        <w:rPr>
+          <w:rFonts w:ascii="Arial" w:hAnsi="Arial" w:eastAsia="Arial" w:cs="Arial"/>
+          <w:b/>
+          <w:i w:val="0"/>
+          <w:color w:val="000000"/>
+          <w:sz w:val="18"/>
+          <w:highlight w:val="lightGray"/>
+        </w:rPr>
+        <w:t>c</w:t>
+      </w:r>
+      <w:r>
+        <w:rPr>
+          <w:rFonts w:ascii="Arial" w:hAnsi="Arial" w:eastAsia="Arial" w:cs="Arial"/>
+          <w:b/>
+          <w:i w:val="0"/>
+          <w:color w:val="000000"/>
+          <w:sz w:val="18"/>
+          <w:highlight w:val="lightGray"/>
+        </w:rPr>
+        <w:t>e</w:t>
+      </w:r>
+      <w:r>
+        <w:rPr>
+          <w:rFonts w:ascii="Arial" w:hAnsi="Arial" w:eastAsia="Arial" w:cs="Arial"/>
+          <w:b/>
+          <w:i w:val="0"/>
+          <w:color w:val="000000"/>
+          <w:sz w:val="18"/>
+          <w:highlight w:val="lightGray"/>
+        </w:rPr>
+        <w:t>:</w:t>
+      </w:r>
+      <w:r>
+        <w:rPr>
+          <w:rFonts w:ascii="Arial" w:hAnsi="Arial" w:eastAsia="Arial" w:cs="Arial"/>
+          <w:b/>
+          <w:i w:val="0"/>
+          <w:color w:val="000000"/>
+          <w:sz w:val="18"/>
+          <w:highlight w:val="lightGray"/>
+        </w:rPr>
+        <w:t xml:space="preserve"> </w:t>
+      </w:r>
+      <w:r>
+        <w:rPr>
+          <w:rFonts w:ascii="Arial" w:hAnsi="Arial" w:eastAsia="Arial" w:cs="Arial"/>
+          <w:b/>
+          <w:i w:val="0"/>
+          <w:color w:val="000000"/>
+          <w:sz w:val="18"/>
+          <w:highlight w:val="lightGray"/>
+        </w:rPr>
+        <w:t>P</w:t>
+      </w:r>
+      <w:r>
+        <w:rPr>
+          <w:rFonts w:ascii="Arial" w:hAnsi="Arial" w:eastAsia="Arial" w:cs="Arial"/>
+          <w:b/>
+          <w:i w:val="0"/>
+          <w:color w:val="000000"/>
+          <w:sz w:val="18"/>
+          <w:highlight w:val="lightGray"/>
+        </w:rPr>
+        <w:t>r</w:t>
+      </w:r>
+      <w:r>
+        <w:rPr>
+          <w:rFonts w:ascii="Arial" w:hAnsi="Arial" w:eastAsia="Arial" w:cs="Arial"/>
+          <w:b/>
+          <w:i w:val="0"/>
+          <w:color w:val="000000"/>
+          <w:sz w:val="18"/>
+          <w:highlight w:val="lightGray"/>
+        </w:rPr>
+        <w:t>o</w:t>
+      </w:r>
+      <w:r>
+        <w:rPr>
+          <w:rFonts w:ascii="Arial" w:hAnsi="Arial" w:eastAsia="Arial" w:cs="Arial"/>
+          <w:b/>
+          <w:i w:val="0"/>
+          <w:color w:val="000000"/>
+          <w:sz w:val="18"/>
+          <w:highlight w:val="lightGray"/>
+        </w:rPr>
+        <w:t>v</w:t>
+      </w:r>
+      <w:r>
+        <w:rPr>
+          <w:rFonts w:ascii="Arial" w:hAnsi="Arial" w:eastAsia="Arial" w:cs="Arial"/>
+          <w:b/>
+          <w:i w:val="0"/>
+          <w:color w:val="000000"/>
+          <w:sz w:val="18"/>
+          <w:highlight w:val="lightGray"/>
+        </w:rPr>
+        <w:t>i</w:t>
+      </w:r>
+      <w:r>
+        <w:rPr>
+          <w:rFonts w:ascii="Arial" w:hAnsi="Arial" w:eastAsia="Arial" w:cs="Arial"/>
+          <w:b/>
+          <w:i w:val="0"/>
+          <w:color w:val="000000"/>
+          <w:sz w:val="18"/>
+          <w:highlight w:val="lightGray"/>
+        </w:rPr>
+        <w:t>d</w:t>
+      </w:r>
+      <w:r>
+        <w:rPr>
+          <w:rFonts w:ascii="Arial" w:hAnsi="Arial" w:eastAsia="Arial" w:cs="Arial"/>
+          <w:b/>
+          <w:i w:val="0"/>
+          <w:color w:val="000000"/>
+          <w:sz w:val="18"/>
+          <w:highlight w:val="lightGray"/>
+        </w:rPr>
+        <w:t>e</w:t>
+      </w:r>
+      <w:r>
+        <w:rPr>
+          <w:rFonts w:ascii="Arial" w:hAnsi="Arial" w:eastAsia="Arial" w:cs="Arial"/>
+          <w:b/>
+          <w:i w:val="0"/>
+          <w:color w:val="000000"/>
+          <w:sz w:val="18"/>
+          <w:highlight w:val="lightGray"/>
+        </w:rPr>
+        <w:t>d</w:t>
+      </w:r>
+      <w:r>
+        <w:rPr>
+          <w:rFonts w:ascii="Arial" w:hAnsi="Arial" w:eastAsia="Arial" w:cs="Arial"/>
+          <w:b/>
+          <w:i w:val="0"/>
+          <w:color w:val="000000"/>
+          <w:sz w:val="18"/>
+          <w:highlight w:val="lightGray"/>
+        </w:rPr>
+        <w:t xml:space="preserve"> </w:t>
+      </w:r>
+      <w:r>
+        <w:rPr>
+          <w:rFonts w:ascii="Arial" w:hAnsi="Arial" w:eastAsia="Arial" w:cs="Arial"/>
+          <w:b/>
+          <w:i w:val="0"/>
+          <w:color w:val="000000"/>
+          <w:sz w:val="18"/>
+          <w:highlight w:val="lightGray"/>
+        </w:rPr>
+        <w:t>b</w:t>
+      </w:r>
+      <w:r>
+        <w:rPr>
+          <w:rFonts w:ascii="Arial" w:hAnsi="Arial" w:eastAsia="Arial" w:cs="Arial"/>
+          <w:b/>
+          <w:i w:val="0"/>
+          <w:color w:val="000000"/>
+          <w:sz w:val="18"/>
+          <w:highlight w:val="lightGray"/>
+        </w:rPr>
+        <w:t>y</w:t>
+      </w:r>
+      <w:r>
+        <w:rPr>
+          <w:rFonts w:ascii="Arial" w:hAnsi="Arial" w:eastAsia="Arial" w:cs="Arial"/>
+          <w:b/>
+          <w:i w:val="0"/>
+          <w:color w:val="000000"/>
+          <w:sz w:val="18"/>
+          <w:highlight w:val="lightGray"/>
+        </w:rPr>
+        <w:t>:</w:t>
+      </w:r>
+      <w:r>
+        <w:rPr>
+          <w:rFonts w:ascii="Arial" w:hAnsi="Arial" w:eastAsia="Arial" w:cs="Arial"/>
+          <w:b/>
+          <w:i w:val="0"/>
+          <w:color w:val="000000"/>
+          <w:sz w:val="18"/>
+          <w:highlight w:val="lightGray"/>
+        </w:rPr>
+        <w:t xml:space="preserve"> </w:t>
+      </w:r>
+      <w:r>
+        <w:rPr>
+          <w:rFonts w:ascii="Arial" w:hAnsi="Arial" w:eastAsia="Arial" w:cs="Arial"/>
+          <w:b/>
+          <w:i w:val="0"/>
+          <w:color w:val="000000"/>
+          <w:sz w:val="18"/>
+          <w:highlight w:val="lightGray"/>
+        </w:rPr>
+        <w:t>[</w:t>
+      </w:r>
+      <w:r>
+        <w:rPr>
+          <w:rFonts w:ascii="Arial" w:hAnsi="Arial" w:eastAsia="Arial" w:cs="Arial"/>
+          <w:b/>
+          <w:i w:val="0"/>
+          <w:color w:val="000000"/>
+          <w:sz w:val="18"/>
+          <w:highlight w:val="lightGray"/>
+        </w:rPr>
+        <w:t>D</w:t>
+      </w:r>
+      <w:r>
+        <w:rPr>
+          <w:rFonts w:ascii="Arial" w:hAnsi="Arial" w:eastAsia="Arial" w:cs="Arial"/>
+          <w:b/>
+          <w:i w:val="0"/>
+          <w:color w:val="000000"/>
+          <w:sz w:val="18"/>
+          <w:highlight w:val="lightGray"/>
+        </w:rPr>
+        <w:t>a</w:t>
+      </w:r>
+      <w:r>
+        <w:rPr>
+          <w:rFonts w:ascii="Arial" w:hAnsi="Arial" w:eastAsia="Arial" w:cs="Arial"/>
+          <w:b/>
+          <w:i w:val="0"/>
+          <w:color w:val="000000"/>
+          <w:sz w:val="18"/>
+          <w:highlight w:val="lightGray"/>
+        </w:rPr>
+        <w:t>t</w:t>
+      </w:r>
+      <w:r>
+        <w:rPr>
+          <w:rFonts w:ascii="Arial" w:hAnsi="Arial" w:eastAsia="Arial" w:cs="Arial"/>
+          <w:b/>
+          <w:i w:val="0"/>
+          <w:color w:val="000000"/>
+          <w:sz w:val="18"/>
+          <w:highlight w:val="lightGray"/>
+        </w:rPr>
+        <w:t>a</w:t>
+      </w:r>
+      <w:r>
+        <w:rPr>
+          <w:rFonts w:ascii="Arial" w:hAnsi="Arial" w:eastAsia="Arial" w:cs="Arial"/>
+          <w:b/>
+          <w:i w:val="0"/>
+          <w:color w:val="000000"/>
+          <w:sz w:val="18"/>
+          <w:highlight w:val="lightGray"/>
+        </w:rPr>
+        <w:t xml:space="preserve"> </w:t>
+      </w:r>
+      <w:r>
+        <w:rPr>
+          <w:rFonts w:ascii="Arial" w:hAnsi="Arial" w:eastAsia="Arial" w:cs="Arial"/>
+          <w:b/>
+          <w:i w:val="0"/>
+          <w:color w:val="000000"/>
+          <w:sz w:val="18"/>
+          <w:highlight w:val="lightGray"/>
+        </w:rPr>
+        <w:t>P</w:t>
+      </w:r>
+      <w:r>
+        <w:rPr>
+          <w:rFonts w:ascii="Arial" w:hAnsi="Arial" w:eastAsia="Arial" w:cs="Arial"/>
+          <w:b/>
+          <w:i w:val="0"/>
+          <w:color w:val="000000"/>
+          <w:sz w:val="18"/>
+          <w:highlight w:val="lightGray"/>
+        </w:rPr>
+        <w:t>a</w:t>
+      </w:r>
+      <w:r>
+        <w:rPr>
+          <w:rFonts w:ascii="Arial" w:hAnsi="Arial" w:eastAsia="Arial" w:cs="Arial"/>
+          <w:b/>
+          <w:i w:val="0"/>
+          <w:color w:val="000000"/>
+          <w:sz w:val="18"/>
+          <w:highlight w:val="lightGray"/>
+        </w:rPr>
+        <w:t>t</w:t>
+      </w:r>
+      <w:r>
+        <w:rPr>
+          <w:rFonts w:ascii="Arial" w:hAnsi="Arial" w:eastAsia="Arial" w:cs="Arial"/>
+          <w:b/>
+          <w:i w:val="0"/>
+          <w:color w:val="000000"/>
+          <w:sz w:val="18"/>
+          <w:highlight w:val="lightGray"/>
+        </w:rPr>
+        <w:t>h</w:t>
+      </w:r>
+      <w:r>
+        <w:rPr>
+          <w:rFonts w:ascii="Arial" w:hAnsi="Arial" w:eastAsia="Arial" w:cs="Arial"/>
+          <w:b w:val="0"/>
+          <w:i w:val="0"/>
+          <w:color w:val="000000"/>
+          <w:sz w:val="18"/>
+          <w:highlight w:val="lightGray"/>
+        </w:rPr>
+        <w:t>:</w:t>
+      </w:r>
+      <w:r>
+        <w:rPr>
+          <w:rFonts w:ascii="Arial" w:hAnsi="Arial" w:eastAsia="Arial" w:cs="Arial"/>
+          <w:b w:val="0"/>
+          <w:i w:val="0"/>
+          <w:color w:val="000000"/>
+          <w:sz w:val="18"/>
+          <w:highlight w:val="lightGray"/>
+        </w:rPr>
+        <w:t xml:space="preserve"> </w:t>
+      </w:r>
+      <w:r>
+        <w:rPr>
+          <w:rFonts w:ascii="Arial" w:hAnsi="Arial" w:eastAsia="Arial" w:cs="Arial"/>
+          <w:b w:val="0"/>
+          <w:i w:val="0"/>
+          <w:color w:val="000000"/>
+          <w:sz w:val="18"/>
+          <w:highlight w:val="lightGray"/>
+        </w:rPr>
+        <w:t>P</w:t>
+      </w:r>
+      <w:r>
+        <w:rPr>
+          <w:rFonts w:ascii="Arial" w:hAnsi="Arial" w:eastAsia="Arial" w:cs="Arial"/>
+          <w:b w:val="0"/>
+          <w:i w:val="0"/>
+          <w:color w:val="000000"/>
+          <w:sz w:val="18"/>
+          <w:highlight w:val="lightGray"/>
+        </w:rPr>
+        <w:t>e</w:t>
+      </w:r>
+      <w:r>
+        <w:rPr>
+          <w:rFonts w:ascii="Arial" w:hAnsi="Arial" w:eastAsia="Arial" w:cs="Arial"/>
+          <w:b w:val="0"/>
+          <w:i w:val="0"/>
+          <w:color w:val="000000"/>
+          <w:sz w:val="18"/>
+          <w:highlight w:val="lightGray"/>
+        </w:rPr>
+        <w:t>r</w:t>
+      </w:r>
+      <w:r>
+        <w:rPr>
+          <w:rFonts w:ascii="Arial" w:hAnsi="Arial" w:eastAsia="Arial" w:cs="Arial"/>
+          <w:b w:val="0"/>
+          <w:i w:val="0"/>
+          <w:color w:val="000000"/>
+          <w:sz w:val="18"/>
+          <w:highlight w:val="lightGray"/>
+        </w:rPr>
+        <w:t>s</w:t>
+      </w:r>
+      <w:r>
+        <w:rPr>
+          <w:rFonts w:ascii="Arial" w:hAnsi="Arial" w:eastAsia="Arial" w:cs="Arial"/>
+          <w:b w:val="0"/>
+          <w:i w:val="0"/>
+          <w:color w:val="000000"/>
+          <w:sz w:val="18"/>
+          <w:highlight w:val="lightGray"/>
+        </w:rPr>
+        <w:t>o</w:t>
+      </w:r>
+      <w:r>
+        <w:rPr>
+          <w:rFonts w:ascii="Arial" w:hAnsi="Arial" w:eastAsia="Arial" w:cs="Arial"/>
+          <w:b w:val="0"/>
+          <w:i w:val="0"/>
+          <w:color w:val="000000"/>
+          <w:sz w:val="18"/>
+          <w:highlight w:val="lightGray"/>
+        </w:rPr>
+        <w:t>n</w:t>
+      </w:r>
+      <w:r>
+        <w:rPr>
+          <w:rFonts w:ascii="Arial" w:hAnsi="Arial" w:eastAsia="Arial" w:cs="Arial"/>
+          <w:b w:val="0"/>
+          <w:i w:val="0"/>
+          <w:color w:val="000000"/>
+          <w:sz w:val="18"/>
+          <w:highlight w:val="lightGray"/>
+        </w:rPr>
+        <w:t>s</w:t>
+      </w:r>
+      <w:r>
+        <w:rPr>
+          <w:rFonts w:ascii="Arial" w:hAnsi="Arial" w:eastAsia="Arial" w:cs="Arial"/>
+          <w:b w:val="0"/>
+          <w:i w:val="0"/>
+          <w:color w:val="000000"/>
+          <w:sz w:val="18"/>
+          <w:highlight w:val="lightGray"/>
+        </w:rPr>
+        <w:t xml:space="preserve"> </w:t>
+      </w:r>
+      <w:r>
+        <w:rPr>
+          <w:rFonts w:ascii="Arial" w:hAnsi="Arial" w:eastAsia="Arial" w:cs="Arial"/>
+          <w:b w:val="0"/>
+          <w:i w:val="0"/>
+          <w:color w:val="000000"/>
+          <w:sz w:val="18"/>
+          <w:highlight w:val="lightGray"/>
+        </w:rPr>
+        <w:t>T</w:t>
+      </w:r>
+      <w:r>
+        <w:rPr>
+          <w:rFonts w:ascii="Arial" w:hAnsi="Arial" w:eastAsia="Arial" w:cs="Arial"/>
+          <w:b w:val="0"/>
+          <w:i w:val="0"/>
+          <w:color w:val="000000"/>
+          <w:sz w:val="18"/>
+          <w:highlight w:val="lightGray"/>
+        </w:rPr>
+        <w:t>a</w:t>
+      </w:r>
+      <w:r>
+        <w:rPr>
+          <w:rFonts w:ascii="Arial" w:hAnsi="Arial" w:eastAsia="Arial" w:cs="Arial"/>
+          <w:b w:val="0"/>
+          <w:i w:val="0"/>
+          <w:color w:val="000000"/>
+          <w:sz w:val="18"/>
+          <w:highlight w:val="lightGray"/>
+        </w:rPr>
+        <w:t>b</w:t>
+      </w:r>
+      <w:r>
+        <w:rPr>
+          <w:rFonts w:ascii="Arial" w:hAnsi="Arial" w:eastAsia="Arial" w:cs="Arial"/>
+          <w:b w:val="0"/>
+          <w:i w:val="0"/>
+          <w:color w:val="000000"/>
+          <w:sz w:val="18"/>
+          <w:highlight w:val="lightGray"/>
+        </w:rPr>
+        <w:t>l</w:t>
+      </w:r>
+      <w:r>
+        <w:rPr>
+          <w:rFonts w:ascii="Arial" w:hAnsi="Arial" w:eastAsia="Arial" w:cs="Arial"/>
+          <w:b w:val="0"/>
+          <w:i w:val="0"/>
+          <w:color w:val="000000"/>
+          <w:sz w:val="18"/>
+          <w:highlight w:val="lightGray"/>
+        </w:rPr>
+        <w:t>e</w:t>
+      </w:r>
+      <w:r>
+        <w:rPr>
+          <w:rFonts w:ascii="Arial" w:hAnsi="Arial" w:eastAsia="Arial" w:cs="Arial"/>
+          <w:b w:val="0"/>
+          <w:i w:val="0"/>
+          <w:color w:val="000000"/>
+          <w:sz w:val="18"/>
+          <w:highlight w:val="lightGray"/>
+        </w:rPr>
+        <w:t xml:space="preserve"> </w:t>
+      </w:r>
+      <w:r>
+        <w:rPr>
+          <w:rFonts w:ascii="Arial" w:hAnsi="Arial" w:eastAsia="Arial" w:cs="Arial"/>
+          <w:b w:val="0"/>
+          <w:i w:val="0"/>
+          <w:color w:val="000000"/>
+          <w:sz w:val="18"/>
+          <w:highlight w:val="lightGray"/>
+        </w:rPr>
+        <w:t>-</w:t>
+      </w:r>
+      <w:r>
+        <w:rPr>
+          <w:rFonts w:ascii="Arial" w:hAnsi="Arial" w:eastAsia="Arial" w:cs="Arial"/>
+          <w:b w:val="0"/>
+          <w:i w:val="0"/>
+          <w:color w:val="000000"/>
+          <w:sz w:val="18"/>
+          <w:highlight w:val="lightGray"/>
+        </w:rPr>
+        <w:t>&gt;</w:t>
+      </w:r>
+      <w:r>
+        <w:rPr>
+          <w:rFonts w:ascii="Arial" w:hAnsi="Arial" w:eastAsia="Arial" w:cs="Arial"/>
+          <w:b w:val="0"/>
+          <w:i w:val="0"/>
+          <w:color w:val="000000"/>
+          <w:sz w:val="18"/>
+          <w:highlight w:val="lightGray"/>
+        </w:rPr>
+        <w:t xml:space="preserve"> </w:t>
+      </w:r>
+      <w:r>
+        <w:rPr>
+          <w:rFonts w:ascii="Arial" w:hAnsi="Arial" w:eastAsia="Arial" w:cs="Arial"/>
+          <w:b w:val="0"/>
+          <w:i w:val="0"/>
+          <w:color w:val="000000"/>
+          <w:sz w:val="18"/>
+          <w:highlight w:val="lightGray"/>
+        </w:rPr>
+        <w:t>I</w:t>
+      </w:r>
+      <w:r>
+        <w:rPr>
+          <w:rFonts w:ascii="Arial" w:hAnsi="Arial" w:eastAsia="Arial" w:cs="Arial"/>
+          <w:b w:val="0"/>
+          <w:i w:val="0"/>
+          <w:color w:val="000000"/>
+          <w:sz w:val="18"/>
+          <w:highlight w:val="lightGray"/>
+        </w:rPr>
+        <w:t>D</w:t>
+      </w:r>
+      <w:r>
+        <w:rPr>
+          <w:rFonts w:ascii="Arial" w:hAnsi="Arial" w:eastAsia="Arial" w:cs="Arial"/>
+          <w:b w:val="0"/>
+          <w:i w:val="0"/>
+          <w:color w:val="000000"/>
+          <w:sz w:val="18"/>
+          <w:highlight w:val="lightGray"/>
+        </w:rPr>
+        <w:t xml:space="preserve"> </w:t>
+      </w:r>
+      <w:r>
+        <w:rPr>
+          <w:rFonts w:ascii="Arial" w:hAnsi="Arial" w:eastAsia="Arial" w:cs="Arial"/>
+          <w:b w:val="0"/>
+          <w:i w:val="0"/>
+          <w:color w:val="000000"/>
+          <w:sz w:val="18"/>
+          <w:highlight w:val="lightGray"/>
+        </w:rPr>
+        <w:t>C</w:t>
+      </w:r>
+      <w:r>
+        <w:rPr>
+          <w:rFonts w:ascii="Arial" w:hAnsi="Arial" w:eastAsia="Arial" w:cs="Arial"/>
+          <w:b w:val="0"/>
+          <w:i w:val="0"/>
+          <w:color w:val="000000"/>
+          <w:sz w:val="18"/>
+          <w:highlight w:val="lightGray"/>
+        </w:rPr>
+        <w:t>o</w:t>
+      </w:r>
+      <w:r>
+        <w:rPr>
+          <w:rFonts w:ascii="Arial" w:hAnsi="Arial" w:eastAsia="Arial" w:cs="Arial"/>
+          <w:b w:val="0"/>
+          <w:i w:val="0"/>
+          <w:color w:val="000000"/>
+          <w:sz w:val="18"/>
+          <w:highlight w:val="lightGray"/>
+        </w:rPr>
+        <w:t>l</w:t>
+      </w:r>
+      <w:r>
+        <w:rPr>
+          <w:rFonts w:ascii="Arial" w:hAnsi="Arial" w:eastAsia="Arial" w:cs="Arial"/>
+          <w:b w:val="0"/>
+          <w:i w:val="0"/>
+          <w:color w:val="000000"/>
+          <w:sz w:val="18"/>
+          <w:highlight w:val="lightGray"/>
+        </w:rPr>
+        <w:t>u</w:t>
+      </w:r>
+      <w:r>
+        <w:rPr>
+          <w:rFonts w:ascii="Arial" w:hAnsi="Arial" w:eastAsia="Arial" w:cs="Arial"/>
+          <w:b w:val="0"/>
+          <w:i w:val="0"/>
+          <w:color w:val="000000"/>
+          <w:sz w:val="18"/>
+          <w:highlight w:val="lightGray"/>
+        </w:rPr>
+        <w:t>m</w:t>
+      </w:r>
+      <w:r>
+        <w:rPr>
+          <w:rFonts w:ascii="Arial" w:hAnsi="Arial" w:eastAsia="Arial" w:cs="Arial"/>
+          <w:b w:val="0"/>
+          <w:i w:val="0"/>
+          <w:color w:val="000000"/>
+          <w:sz w:val="18"/>
+          <w:highlight w:val="lightGray"/>
+        </w:rPr>
+        <w:t>n</w:t>
+      </w:r>
+      <w:r>
+        <w:rPr>
+          <w:rFonts w:ascii="Arial" w:hAnsi="Arial" w:eastAsia="Arial" w:cs="Arial"/>
+          <w:b w:val="0"/>
+          <w:i w:val="0"/>
+          <w:color w:val="000000"/>
+          <w:sz w:val="18"/>
+          <w:highlight w:val="lightGray"/>
+        </w:rPr>
+        <w:t>:</w:t>
+      </w:r>
+      <w:r>
+        <w:rPr>
+          <w:rFonts w:ascii="Arial" w:hAnsi="Arial" w:eastAsia="Arial" w:cs="Arial"/>
+          <w:b w:val="0"/>
+          <w:i w:val="0"/>
+          <w:color w:val="000000"/>
+          <w:sz w:val="18"/>
+          <w:highlight w:val="lightGray"/>
+        </w:rPr>
+        <w:t xml:space="preserve"> </w:t>
+      </w:r>
+      <w:r>
+        <w:rPr>
+          <w:rFonts w:ascii="Arial" w:hAnsi="Arial" w:eastAsia="Arial" w:cs="Arial"/>
+          <w:b w:val="0"/>
+          <w:i w:val="0"/>
+          <w:color w:val="000000"/>
+          <w:sz w:val="18"/>
+          <w:highlight w:val="lightGray"/>
+        </w:rPr>
+        <w:t>1</w:t>
+      </w:r>
+      <w:r>
+        <w:rPr>
+          <w:rFonts w:ascii="Arial" w:hAnsi="Arial" w:eastAsia="Arial" w:cs="Arial"/>
+          <w:b w:val="0"/>
+          <w:i w:val="0"/>
+          <w:color w:val="000000"/>
+          <w:sz w:val="18"/>
+          <w:highlight w:val="lightGray"/>
+        </w:rPr>
+        <w:t>,</w:t>
+      </w:r>
+      <w:r>
+        <w:rPr>
+          <w:rFonts w:ascii="Arial" w:hAnsi="Arial" w:eastAsia="Arial" w:cs="Arial"/>
+          <w:b w:val="0"/>
+          <w:i w:val="0"/>
+          <w:color w:val="000000"/>
+          <w:sz w:val="18"/>
+          <w:highlight w:val="lightGray"/>
+        </w:rPr>
+        <w:t xml:space="preserve"> </w:t>
+      </w:r>
+      <w:r>
+        <w:rPr>
+          <w:rFonts w:ascii="Arial" w:hAnsi="Arial" w:eastAsia="Arial" w:cs="Arial"/>
+          <w:b w:val="0"/>
+          <w:i w:val="0"/>
+          <w:color w:val="000000"/>
+          <w:sz w:val="18"/>
+          <w:highlight w:val="lightGray"/>
+        </w:rPr>
+        <w:t>N</w:t>
+      </w:r>
+      <w:r>
+        <w:rPr>
+          <w:rFonts w:ascii="Arial" w:hAnsi="Arial" w:eastAsia="Arial" w:cs="Arial"/>
+          <w:b w:val="0"/>
+          <w:i w:val="0"/>
+          <w:color w:val="000000"/>
+          <w:sz w:val="18"/>
+          <w:highlight w:val="lightGray"/>
+        </w:rPr>
+        <w:t>a</w:t>
+      </w:r>
+      <w:r>
+        <w:rPr>
+          <w:rFonts w:ascii="Arial" w:hAnsi="Arial" w:eastAsia="Arial" w:cs="Arial"/>
+          <w:b w:val="0"/>
+          <w:i w:val="0"/>
+          <w:color w:val="000000"/>
+          <w:sz w:val="18"/>
+          <w:highlight w:val="lightGray"/>
+        </w:rPr>
+        <w:t>m</w:t>
+      </w:r>
+      <w:r>
+        <w:rPr>
+          <w:rFonts w:ascii="Arial" w:hAnsi="Arial" w:eastAsia="Arial" w:cs="Arial"/>
+          <w:b w:val="0"/>
+          <w:i w:val="0"/>
+          <w:color w:val="000000"/>
+          <w:sz w:val="18"/>
+          <w:highlight w:val="lightGray"/>
+        </w:rPr>
+        <w:t>e</w:t>
+      </w:r>
+      <w:r>
+        <w:rPr>
+          <w:rFonts w:ascii="Arial" w:hAnsi="Arial" w:eastAsia="Arial" w:cs="Arial"/>
+          <w:b w:val="0"/>
+          <w:i w:val="0"/>
+          <w:color w:val="000000"/>
+          <w:sz w:val="18"/>
+          <w:highlight w:val="lightGray"/>
+        </w:rPr>
+        <w:t>_</w:t>
+      </w:r>
+      <w:r>
+        <w:rPr>
+          <w:rFonts w:ascii="Arial" w:hAnsi="Arial" w:eastAsia="Arial" w:cs="Arial"/>
+          <w:b w:val="0"/>
+          <w:i w:val="0"/>
+          <w:color w:val="000000"/>
+          <w:sz w:val="18"/>
+          <w:highlight w:val="lightGray"/>
+        </w:rPr>
+        <w:t>E</w:t>
+      </w:r>
+      <w:r>
+        <w:rPr>
+          <w:rFonts w:ascii="Arial" w:hAnsi="Arial" w:eastAsia="Arial" w:cs="Arial"/>
+          <w:b w:val="0"/>
+          <w:i w:val="0"/>
+          <w:color w:val="000000"/>
+          <w:sz w:val="18"/>
+          <w:highlight w:val="lightGray"/>
+        </w:rPr>
+        <w:t>n</w:t>
+      </w:r>
+      <w:r>
+        <w:rPr>
+          <w:rFonts w:ascii="Arial" w:hAnsi="Arial" w:eastAsia="Arial" w:cs="Arial"/>
+          <w:b w:val="0"/>
+          <w:i w:val="0"/>
+          <w:color w:val="000000"/>
+          <w:sz w:val="18"/>
+          <w:highlight w:val="lightGray"/>
+        </w:rPr>
+        <w:t xml:space="preserve"> </w:t>
+      </w:r>
+      <w:r>
+        <w:rPr>
+          <w:rFonts w:ascii="Arial" w:hAnsi="Arial" w:eastAsia="Arial" w:cs="Arial"/>
+          <w:b w:val="0"/>
+          <w:i w:val="0"/>
+          <w:color w:val="000000"/>
+          <w:sz w:val="18"/>
+          <w:highlight w:val="lightGray"/>
+        </w:rPr>
+        <w:t>C</w:t>
+      </w:r>
+      <w:r>
+        <w:rPr>
+          <w:rFonts w:ascii="Arial" w:hAnsi="Arial" w:eastAsia="Arial" w:cs="Arial"/>
+          <w:b w:val="0"/>
+          <w:i w:val="0"/>
+          <w:color w:val="000000"/>
+          <w:sz w:val="18"/>
+          <w:highlight w:val="lightGray"/>
+        </w:rPr>
+        <w:t>o</w:t>
+      </w:r>
+      <w:r>
+        <w:rPr>
+          <w:rFonts w:ascii="Arial" w:hAnsi="Arial" w:eastAsia="Arial" w:cs="Arial"/>
+          <w:b w:val="0"/>
+          <w:i w:val="0"/>
+          <w:color w:val="000000"/>
+          <w:sz w:val="18"/>
+          <w:highlight w:val="lightGray"/>
+        </w:rPr>
+        <w:t>l</w:t>
+      </w:r>
+      <w:r>
+        <w:rPr>
+          <w:rFonts w:ascii="Arial" w:hAnsi="Arial" w:eastAsia="Arial" w:cs="Arial"/>
+          <w:b w:val="0"/>
+          <w:i w:val="0"/>
+          <w:color w:val="000000"/>
+          <w:sz w:val="18"/>
+          <w:highlight w:val="lightGray"/>
+        </w:rPr>
+        <w:t>u</w:t>
+      </w:r>
+      <w:r>
+        <w:rPr>
+          <w:rFonts w:ascii="Arial" w:hAnsi="Arial" w:eastAsia="Arial" w:cs="Arial"/>
+          <w:b w:val="0"/>
+          <w:i w:val="0"/>
+          <w:color w:val="000000"/>
+          <w:sz w:val="18"/>
+          <w:highlight w:val="lightGray"/>
+        </w:rPr>
+        <w:t>m</w:t>
+      </w:r>
+      <w:r>
+        <w:rPr>
+          <w:rFonts w:ascii="Arial" w:hAnsi="Arial" w:eastAsia="Arial" w:cs="Arial"/>
+          <w:b w:val="0"/>
+          <w:i w:val="0"/>
+          <w:color w:val="000000"/>
+          <w:sz w:val="18"/>
+          <w:highlight w:val="lightGray"/>
+        </w:rPr>
+        <w:t>n</w:t>
+      </w:r>
+      <w:r>
+        <w:rPr>
+          <w:rFonts w:ascii="Arial" w:hAnsi="Arial" w:eastAsia="Arial" w:cs="Arial"/>
+          <w:b w:val="0"/>
+          <w:i w:val="0"/>
+          <w:color w:val="000000"/>
+          <w:sz w:val="18"/>
+          <w:highlight w:val="lightGray"/>
+        </w:rPr>
+        <w:t>:</w:t>
+      </w:r>
+      <w:r>
+        <w:rPr>
+          <w:rFonts w:ascii="Arial" w:hAnsi="Arial" w:eastAsia="Arial" w:cs="Arial"/>
+          <w:b w:val="0"/>
+          <w:i w:val="0"/>
+          <w:color w:val="000000"/>
+          <w:sz w:val="18"/>
+          <w:highlight w:val="lightGray"/>
+        </w:rPr>
+        <w:t xml:space="preserve"> </w:t>
+      </w:r>
+      <w:r>
+        <w:rPr>
+          <w:rFonts w:ascii="Arial" w:hAnsi="Arial" w:eastAsia="Arial" w:cs="Arial"/>
+          <w:b w:val="0"/>
+          <w:i w:val="0"/>
+          <w:color w:val="000000"/>
+          <w:sz w:val="18"/>
+          <w:highlight w:val="lightGray"/>
+        </w:rPr>
+        <w:t>M</w:t>
+      </w:r>
+      <w:r>
+        <w:rPr>
+          <w:rFonts w:ascii="Arial" w:hAnsi="Arial" w:eastAsia="Arial" w:cs="Arial"/>
+          <w:b w:val="0"/>
+          <w:i w:val="0"/>
+          <w:color w:val="000000"/>
+          <w:sz w:val="18"/>
+          <w:highlight w:val="lightGray"/>
+        </w:rPr>
+        <w:t>o</w:t>
+      </w:r>
+      <w:r>
+        <w:rPr>
+          <w:rFonts w:ascii="Arial" w:hAnsi="Arial" w:eastAsia="Arial" w:cs="Arial"/>
+          <w:b w:val="0"/>
+          <w:i w:val="0"/>
+          <w:color w:val="000000"/>
+          <w:sz w:val="18"/>
+          <w:highlight w:val="lightGray"/>
+        </w:rPr>
+        <w:t>t</w:t>
+      </w:r>
+      <w:r>
+        <w:rPr>
+          <w:rFonts w:ascii="Arial" w:hAnsi="Arial" w:eastAsia="Arial" w:cs="Arial"/>
+          <w:b w:val="0"/>
+          <w:i w:val="0"/>
+          <w:color w:val="000000"/>
+          <w:sz w:val="18"/>
+          <w:highlight w:val="lightGray"/>
+        </w:rPr>
+        <w:t>a</w:t>
+      </w:r>
+      <w:r>
+        <w:rPr>
+          <w:rFonts w:ascii="Arial" w:hAnsi="Arial" w:eastAsia="Arial" w:cs="Arial"/>
+          <w:b w:val="0"/>
+          <w:i w:val="0"/>
+          <w:color w:val="000000"/>
+          <w:sz w:val="18"/>
+          <w:highlight w:val="lightGray"/>
+        </w:rPr>
+        <w:t>s</w:t>
+      </w:r>
+      <w:r>
+        <w:rPr>
+          <w:rFonts w:ascii="Arial" w:hAnsi="Arial" w:eastAsia="Arial" w:cs="Arial"/>
+          <w:b w:val="0"/>
+          <w:i w:val="0"/>
+          <w:color w:val="000000"/>
+          <w:sz w:val="18"/>
+          <w:highlight w:val="lightGray"/>
+        </w:rPr>
+        <w:t>e</w:t>
+      </w:r>
+      <w:r>
+        <w:rPr>
+          <w:rFonts w:ascii="Arial" w:hAnsi="Arial" w:eastAsia="Arial" w:cs="Arial"/>
+          <w:b w:val="0"/>
+          <w:i w:val="0"/>
+          <w:color w:val="000000"/>
+          <w:sz w:val="18"/>
+          <w:highlight w:val="lightGray"/>
+        </w:rPr>
+        <w:t>m</w:t>
+      </w:r>
+      <w:r>
+        <w:rPr>
+          <w:rFonts w:ascii="Arial" w:hAnsi="Arial" w:eastAsia="Arial" w:cs="Arial"/>
+          <w:b w:val="0"/>
+          <w:i w:val="0"/>
+          <w:color w:val="000000"/>
+          <w:sz w:val="18"/>
+          <w:highlight w:val="lightGray"/>
+        </w:rPr>
+        <w:t xml:space="preserve"> </w:t>
+      </w:r>
+      <w:r>
+        <w:rPr>
+          <w:rFonts w:ascii="Arial" w:hAnsi="Arial" w:eastAsia="Arial" w:cs="Arial"/>
+          <w:b w:val="0"/>
+          <w:i w:val="0"/>
+          <w:color w:val="000000"/>
+          <w:sz w:val="18"/>
+          <w:highlight w:val="lightGray"/>
+        </w:rPr>
+        <w:t>E</w:t>
+      </w:r>
+      <w:r>
+        <w:rPr>
+          <w:rFonts w:ascii="Arial" w:hAnsi="Arial" w:eastAsia="Arial" w:cs="Arial"/>
+          <w:b w:val="0"/>
+          <w:i w:val="0"/>
+          <w:color w:val="000000"/>
+          <w:sz w:val="18"/>
+          <w:highlight w:val="lightGray"/>
+        </w:rPr>
+        <w:t>s</w:t>
+      </w:r>
+      <w:r>
+        <w:rPr>
+          <w:rFonts w:ascii="Arial" w:hAnsi="Arial" w:eastAsia="Arial" w:cs="Arial"/>
+          <w:b w:val="0"/>
+          <w:i w:val="0"/>
+          <w:color w:val="000000"/>
+          <w:sz w:val="18"/>
+          <w:highlight w:val="lightGray"/>
+        </w:rPr>
+        <w:t>s</w:t>
+      </w:r>
+      <w:r>
+        <w:rPr>
+          <w:rFonts w:ascii="Arial" w:hAnsi="Arial" w:eastAsia="Arial" w:cs="Arial"/>
+          <w:b w:val="0"/>
+          <w:i w:val="0"/>
+          <w:color w:val="000000"/>
+          <w:sz w:val="18"/>
+          <w:highlight w:val="lightGray"/>
+        </w:rPr>
+        <w:t>a</w:t>
+      </w:r>
+      <w:r>
+        <w:rPr>
+          <w:rFonts w:ascii="Arial" w:hAnsi="Arial" w:eastAsia="Arial" w:cs="Arial"/>
+          <w:b w:val="0"/>
+          <w:i w:val="0"/>
+          <w:color w:val="000000"/>
+          <w:sz w:val="18"/>
+          <w:highlight w:val="lightGray"/>
+        </w:rPr>
+        <w:t>m</w:t>
+      </w:r>
+      <w:r>
+        <w:rPr>
+          <w:rFonts w:ascii="Arial" w:hAnsi="Arial" w:eastAsia="Arial" w:cs="Arial"/>
+          <w:b w:val="0"/>
+          <w:i w:val="0"/>
+          <w:color w:val="000000"/>
+          <w:sz w:val="18"/>
+          <w:highlight w:val="lightGray"/>
+        </w:rPr>
+        <w:t>]</w:t>
+      </w:r>
+      <w:r>
+        <w:rPr>
+          <w:rFonts w:ascii="Arial" w:hAnsi="Arial" w:eastAsia="Arial" w:cs="Arial"/>
+          <w:b w:val="0"/>
+          <w:i w:val="0"/>
+          <w:color w:val="000000"/>
+          <w:sz w:val="18"/>
+          <w:highlight w:val="lightGray"/>
+        </w:rPr>
+        <w:t xml:space="preserve"> </w:t>
+      </w:r>
+      <w:r>
+        <w:rPr>
+          <w:rFonts w:ascii="Arial" w:hAnsi="Arial" w:eastAsia="Arial" w:cs="Arial"/>
+          <w:b w:val="0"/>
+          <w:i w:val="0"/>
+          <w:color w:val="000000"/>
+          <w:sz w:val="18"/>
+          <w:highlight w:val="lightGray"/>
+        </w:rPr>
+        <w:t>-</w:t>
+      </w:r>
+      <w:r>
+        <w:rPr>
+          <w:rFonts w:ascii="Arial" w:hAnsi="Arial" w:eastAsia="Arial" w:cs="Arial"/>
+          <w:b w:val="0"/>
+          <w:i w:val="0"/>
+          <w:color w:val="000000"/>
+          <w:sz w:val="18"/>
+          <w:highlight w:val="lightGray"/>
+        </w:rPr>
+        <w:t>&gt;</w:t>
+      </w:r>
+      <w:r>
+        <w:rPr>
+          <w:rFonts w:ascii="Arial" w:hAnsi="Arial" w:eastAsia="Arial" w:cs="Arial"/>
+          <w:b w:val="0"/>
+          <w:i w:val="0"/>
+          <w:color w:val="000000"/>
+          <w:sz w:val="18"/>
+          <w:highlight w:val="lightGray"/>
+        </w:rPr>
+        <w:t xml:space="preserve"> </w:t>
+      </w:r>
+      <w:r>
+        <w:rPr>
+          <w:rFonts w:ascii="Arial" w:hAnsi="Arial" w:eastAsia="Arial" w:cs="Arial"/>
+          <w:b/>
+          <w:i w:val="0"/>
+          <w:color w:val="000000"/>
+          <w:sz w:val="18"/>
+          <w:highlight w:val="lightGray"/>
+        </w:rPr>
+        <w:t>F</w:t>
+      </w:r>
+      <w:r>
+        <w:rPr>
+          <w:rFonts w:ascii="Arial" w:hAnsi="Arial" w:eastAsia="Arial" w:cs="Arial"/>
+          <w:b/>
+          <w:i w:val="0"/>
+          <w:color w:val="000000"/>
+          <w:sz w:val="18"/>
+          <w:highlight w:val="lightGray"/>
+        </w:rPr>
+        <w:t>r</w:t>
+      </w:r>
+      <w:r>
+        <w:rPr>
+          <w:rFonts w:ascii="Arial" w:hAnsi="Arial" w:eastAsia="Arial" w:cs="Arial"/>
+          <w:b/>
+          <w:i w:val="0"/>
+          <w:color w:val="000000"/>
+          <w:sz w:val="18"/>
+          <w:highlight w:val="lightGray"/>
+        </w:rPr>
+        <w:t>o</w:t>
+      </w:r>
+      <w:r>
+        <w:rPr>
+          <w:rFonts w:ascii="Arial" w:hAnsi="Arial" w:eastAsia="Arial" w:cs="Arial"/>
+          <w:b/>
+          <w:i w:val="0"/>
+          <w:color w:val="000000"/>
+          <w:sz w:val="18"/>
+          <w:highlight w:val="lightGray"/>
+        </w:rPr>
+        <w:t>m</w:t>
+      </w:r>
+      <w:r>
+        <w:rPr>
+          <w:rFonts w:ascii="Arial" w:hAnsi="Arial" w:eastAsia="Arial" w:cs="Arial"/>
+          <w:b/>
+          <w:i w:val="0"/>
+          <w:color w:val="000000"/>
+          <w:sz w:val="18"/>
+          <w:highlight w:val="lightGray"/>
+        </w:rPr>
+        <w:t>:</w:t>
+      </w:r>
+      <w:r>
+        <w:rPr>
+          <w:rFonts w:ascii="Arial" w:hAnsi="Arial" w:eastAsia="Arial" w:cs="Arial"/>
+          <w:b w:val="0"/>
+          <w:i w:val="0"/>
+          <w:color w:val="000000"/>
+          <w:sz w:val="18"/>
+          <w:highlight w:val="lightGray"/>
+        </w:rPr>
+        <w:t xml:space="preserve"> </w:t>
+      </w:r>
+      <w:r>
+        <w:rPr>
+          <w:rFonts w:ascii="Arial" w:hAnsi="Arial" w:eastAsia="Arial" w:cs="Arial"/>
+          <w:b w:val="0"/>
+          <w:i w:val="0"/>
+          <w:color w:val="000000"/>
+          <w:sz w:val="18"/>
+          <w:highlight w:val="lightGray"/>
+        </w:rPr>
+        <w:t>[</w:t>
+      </w:r>
+      <w:r>
+        <w:rPr>
+          <w:rFonts w:ascii="Arial" w:hAnsi="Arial" w:eastAsia="Arial" w:cs="Arial"/>
+          <w:b w:val="0"/>
+          <w:i w:val="0"/>
+          <w:color w:val="000000"/>
+          <w:sz w:val="18"/>
+          <w:highlight w:val="lightGray"/>
+        </w:rPr>
+        <w:t>C</w:t>
+      </w:r>
+      <w:r>
+        <w:rPr>
+          <w:rFonts w:ascii="Arial" w:hAnsi="Arial" w:eastAsia="Arial" w:cs="Arial"/>
+          <w:b w:val="0"/>
+          <w:i w:val="0"/>
+          <w:color w:val="000000"/>
+          <w:sz w:val="18"/>
+          <w:highlight w:val="lightGray"/>
+        </w:rPr>
+        <w:t>h</w:t>
+      </w:r>
+      <w:r>
+        <w:rPr>
+          <w:rFonts w:ascii="Arial" w:hAnsi="Arial" w:eastAsia="Arial" w:cs="Arial"/>
+          <w:b w:val="0"/>
+          <w:i w:val="0"/>
+          <w:color w:val="000000"/>
+          <w:sz w:val="18"/>
+          <w:highlight w:val="lightGray"/>
+        </w:rPr>
+        <w:t>a</w:t>
+      </w:r>
+      <w:r>
+        <w:rPr>
+          <w:rFonts w:ascii="Arial" w:hAnsi="Arial" w:eastAsia="Arial" w:cs="Arial"/>
+          <w:b w:val="0"/>
+          <w:i w:val="0"/>
+          <w:color w:val="000000"/>
+          <w:sz w:val="18"/>
+          <w:highlight w:val="lightGray"/>
+        </w:rPr>
+        <w:t>t</w:t>
+      </w:r>
+      <w:r>
+        <w:rPr>
+          <w:rFonts w:ascii="Arial" w:hAnsi="Arial" w:eastAsia="Arial" w:cs="Arial"/>
+          <w:b w:val="0"/>
+          <w:i w:val="0"/>
+          <w:color w:val="000000"/>
+          <w:sz w:val="18"/>
+          <w:highlight w:val="lightGray"/>
+        </w:rPr>
+        <w:t>g</w:t>
+      </w:r>
+      <w:r>
+        <w:rPr>
+          <w:rFonts w:ascii="Arial" w:hAnsi="Arial" w:eastAsia="Arial" w:cs="Arial"/>
+          <w:b w:val="0"/>
+          <w:i w:val="0"/>
+          <w:color w:val="000000"/>
+          <w:sz w:val="18"/>
+          <w:highlight w:val="lightGray"/>
+        </w:rPr>
+        <w:t>p</w:t>
+      </w:r>
+      <w:r>
+        <w:rPr>
+          <w:rFonts w:ascii="Arial" w:hAnsi="Arial" w:eastAsia="Arial" w:cs="Arial"/>
+          <w:b w:val="0"/>
+          <w:i w:val="0"/>
+          <w:color w:val="000000"/>
+          <w:sz w:val="18"/>
+          <w:highlight w:val="lightGray"/>
+        </w:rPr>
+        <w:t>t</w:t>
+      </w:r>
+      <w:r>
+        <w:rPr>
+          <w:rFonts w:ascii="Arial" w:hAnsi="Arial" w:eastAsia="Arial" w:cs="Arial"/>
+          <w:b w:val="0"/>
+          <w:i w:val="0"/>
+          <w:color w:val="000000"/>
+          <w:sz w:val="18"/>
+          <w:highlight w:val="lightGray"/>
+        </w:rPr>
+        <w:t xml:space="preserve"> </w:t>
+      </w:r>
+      <w:r>
+        <w:rPr>
+          <w:rFonts w:ascii="Arial" w:hAnsi="Arial" w:eastAsia="Arial" w:cs="Arial"/>
+          <w:b w:val="0"/>
+          <w:i w:val="0"/>
+          <w:color w:val="000000"/>
+          <w:sz w:val="18"/>
+          <w:highlight w:val="lightGray"/>
+        </w:rPr>
+        <w:t>(</w:t>
+      </w:r>
+      <w:r>
+        <w:rPr>
+          <w:rFonts w:ascii="Arial" w:hAnsi="Arial" w:eastAsia="Arial" w:cs="Arial"/>
+          <w:b w:val="0"/>
+          <w:i w:val="0"/>
+          <w:color w:val="000000"/>
+          <w:sz w:val="18"/>
+          <w:highlight w:val="lightGray"/>
+        </w:rPr>
+        <w:t>G</w:t>
+      </w:r>
+      <w:r>
+        <w:rPr>
+          <w:rFonts w:ascii="Arial" w:hAnsi="Arial" w:eastAsia="Arial" w:cs="Arial"/>
+          <w:b w:val="0"/>
+          <w:i w:val="0"/>
+          <w:color w:val="000000"/>
+          <w:sz w:val="18"/>
+          <w:highlight w:val="lightGray"/>
+        </w:rPr>
+        <w:t>P</w:t>
+      </w:r>
+      <w:r>
+        <w:rPr>
+          <w:rFonts w:ascii="Arial" w:hAnsi="Arial" w:eastAsia="Arial" w:cs="Arial"/>
+          <w:b w:val="0"/>
+          <w:i w:val="0"/>
+          <w:color w:val="000000"/>
+          <w:sz w:val="18"/>
+          <w:highlight w:val="lightGray"/>
+        </w:rPr>
+        <w:t>T</w:t>
+      </w:r>
+      <w:r>
+        <w:rPr>
+          <w:rFonts w:ascii="Arial" w:hAnsi="Arial" w:eastAsia="Arial" w:cs="Arial"/>
+          <w:b w:val="0"/>
+          <w:i w:val="0"/>
+          <w:color w:val="000000"/>
+          <w:sz w:val="18"/>
+          <w:highlight w:val="lightGray"/>
         </w:rPr>
         <w:t>‑</w:t>
       </w:r>
       <w:r>
         <w:rPr>
-          <w:rFonts w:ascii="Arial" w:eastAsia="Arial" w:hAnsi="Arial"/>
-          <w:b/>
-          <w:sz w:val="22"/>
-          <w:szCs w:val="14"/>
-          <w:shd w:val="clear" w:color="auto" w:fill="B7B7B7"/>
-        </w:rPr>
-        <w:t>5 Mini) at [12/9/2025]</w:t>
-      </w:r>
-      <w:r>
-        <w:rPr>
-          <w:rFonts w:ascii="Arial" w:eastAsia="Arial" w:hAnsi="Arial"/>
-          <w:sz w:val="22"/>
+          <w:rFonts w:ascii="Arial" w:hAnsi="Arial" w:eastAsia="Arial" w:cs="Arial"/>
+          <w:b w:val="0"/>
+          <w:i w:val="0"/>
+          <w:color w:val="000000"/>
+          <w:sz w:val="18"/>
+          <w:highlight w:val="lightGray"/>
+        </w:rPr>
+        <w:t>5</w:t>
+      </w:r>
+      <w:r>
+        <w:rPr>
+          <w:rFonts w:ascii="Arial" w:hAnsi="Arial" w:eastAsia="Arial" w:cs="Arial"/>
+          <w:b w:val="0"/>
+          <w:i w:val="0"/>
+          <w:color w:val="000000"/>
+          <w:sz w:val="18"/>
+          <w:highlight w:val="lightGray"/>
+        </w:rPr>
+        <w:t xml:space="preserve"> </w:t>
+      </w:r>
+      <w:r>
+        <w:rPr>
+          <w:rFonts w:ascii="Arial" w:hAnsi="Arial" w:eastAsia="Arial" w:cs="Arial"/>
+          <w:b w:val="0"/>
+          <w:i w:val="0"/>
+          <w:color w:val="000000"/>
+          <w:sz w:val="18"/>
+          <w:highlight w:val="lightGray"/>
+        </w:rPr>
+        <w:t>M</w:t>
+      </w:r>
+      <w:r>
+        <w:rPr>
+          <w:rFonts w:ascii="Arial" w:hAnsi="Arial" w:eastAsia="Arial" w:cs="Arial"/>
+          <w:b w:val="0"/>
+          <w:i w:val="0"/>
+          <w:color w:val="000000"/>
+          <w:sz w:val="18"/>
+          <w:highlight w:val="lightGray"/>
+        </w:rPr>
+        <w:t>i</w:t>
+      </w:r>
+      <w:r>
+        <w:rPr>
+          <w:rFonts w:ascii="Arial" w:hAnsi="Arial" w:eastAsia="Arial" w:cs="Arial"/>
+          <w:b w:val="0"/>
+          <w:i w:val="0"/>
+          <w:color w:val="000000"/>
+          <w:sz w:val="18"/>
+          <w:highlight w:val="lightGray"/>
+        </w:rPr>
+        <w:t>n</w:t>
+      </w:r>
+      <w:r>
+        <w:rPr>
+          <w:rFonts w:ascii="Arial" w:hAnsi="Arial" w:eastAsia="Arial" w:cs="Arial"/>
+          <w:b w:val="0"/>
+          <w:i w:val="0"/>
+          <w:color w:val="000000"/>
+          <w:sz w:val="18"/>
+          <w:highlight w:val="lightGray"/>
+        </w:rPr>
+        <w:t>i</w:t>
+      </w:r>
+      <w:r>
+        <w:rPr>
+          <w:rFonts w:ascii="Arial" w:hAnsi="Arial" w:eastAsia="Arial" w:cs="Arial"/>
+          <w:b w:val="0"/>
+          <w:i w:val="0"/>
+          <w:color w:val="000000"/>
+          <w:sz w:val="18"/>
+          <w:highlight w:val="lightGray"/>
+        </w:rPr>
+        <w:t>)</w:t>
+      </w:r>
+      <w:r>
+        <w:rPr>
+          <w:rFonts w:ascii="Arial" w:hAnsi="Arial" w:eastAsia="Arial" w:cs="Arial"/>
+          <w:b w:val="0"/>
+          <w:i w:val="0"/>
+          <w:color w:val="000000"/>
+          <w:sz w:val="18"/>
+          <w:highlight w:val="lightGray"/>
+        </w:rPr>
+        <w:t>]</w:t>
+      </w:r>
+      <w:r>
+        <w:rPr>
+          <w:rFonts w:ascii="Arial" w:hAnsi="Arial" w:eastAsia="Arial" w:cs="Arial"/>
+          <w:b w:val="0"/>
+          <w:i w:val="0"/>
+          <w:color w:val="000000"/>
+          <w:sz w:val="18"/>
+          <w:highlight w:val="lightGray"/>
+        </w:rPr>
+        <w:t xml:space="preserve"> </w:t>
+      </w:r>
+      <w:r>
+        <w:rPr>
+          <w:rFonts w:ascii="Arial" w:hAnsi="Arial" w:eastAsia="Arial" w:cs="Arial"/>
+          <w:b/>
+          <w:i w:val="0"/>
+          <w:color w:val="000000"/>
+          <w:sz w:val="18"/>
+          <w:highlight w:val="lightGray"/>
+        </w:rPr>
+        <w:t>o</w:t>
+      </w:r>
+      <w:r>
+        <w:rPr>
+          <w:rFonts w:ascii="Arial" w:hAnsi="Arial" w:eastAsia="Arial" w:cs="Arial"/>
+          <w:b/>
+          <w:i w:val="0"/>
+          <w:color w:val="000000"/>
+          <w:sz w:val="18"/>
+          <w:highlight w:val="lightGray"/>
+        </w:rPr>
+        <w:t>n</w:t>
+      </w:r>
+      <w:r>
+        <w:rPr>
+          <w:rFonts w:ascii="Arial" w:hAnsi="Arial"/>
+          <w:b w:val="0"/>
+          <w:i w:val="0"/>
+          <w:color w:val="000000"/>
+          <w:sz w:val="18"/>
+          <w:highlight w:val="lightGray"/>
+        </w:rPr>
+        <w:t xml:space="preserve"> </w:t>
+      </w:r>
+      <w:r>
+        <w:rPr>
+          <w:rFonts w:ascii="Arial" w:hAnsi="Arial"/>
+          <w:b w:val="0"/>
+          <w:i w:val="0"/>
+          <w:color w:val="000000"/>
+          <w:sz w:val="18"/>
+          <w:highlight w:val="lightGray"/>
+        </w:rPr>
+        <w:t>[</w:t>
+      </w:r>
+      <w:r>
+        <w:rPr>
+          <w:rFonts w:ascii="Arial" w:hAnsi="Arial"/>
+          <w:b w:val="0"/>
+          <w:i w:val="0"/>
+          <w:sz w:val="18"/>
+          <w:highlight w:val="lightGray"/>
+        </w:rPr>
+        <w:t>12/9/2025]</w:t>
+      </w:r>
+      <w:r>
+        <w:rPr>
+          <w:rFonts w:ascii="Arial" w:hAnsi="Arial"/>
+          <w:b w:val="0"/>
+          <w:i w:val="0"/>
+          <w:sz w:val="18"/>
+          <w:highlight w:val="lightGray"/>
         </w:rPr>
         <w:br/>
         <w:t xml:space="preserve">Think of a WAN as a </w:t>
       </w:r>
       <w:r>
         <w:rPr>
-          <w:rFonts w:ascii="Arial" w:eastAsia="Arial" w:hAnsi="Arial"/>
-          <w:b/>
-          <w:bCs/>
-          <w:sz w:val="22"/>
+          <w:rFonts w:ascii="Arial" w:hAnsi="Arial"/>
+          <w:b w:val="0"/>
+          <w:i w:val="0"/>
+          <w:sz w:val="18"/>
+          <w:highlight w:val="lightGray"/>
         </w:rPr>
         <w:t>giant network of networks</w:t>
       </w:r>
       <w:r>
         <w:rPr>
-          <w:rFonts w:ascii="Arial" w:eastAsia="Arial" w:hAnsi="Arial"/>
-          <w:sz w:val="22"/>
+          <w:rFonts w:ascii="Arial" w:hAnsi="Arial"/>
+          <w:b w:val="0"/>
+          <w:i w:val="0"/>
+          <w:sz w:val="18"/>
+          <w:highlight w:val="lightGray"/>
         </w:rPr>
         <w:t>. It links smaller networks like LANs and MANs across vast distances, enabling communication and data sharing on a global scale.</w:t>
       </w:r>
@@ -291,59 +3383,1597 @@
       </w:pPr>
       <w:r>
         <w:rPr>
-          <w:rFonts w:ascii="Arial" w:eastAsia="Arial" w:hAnsi="Arial"/>
-          <w:b/>
-          <w:sz w:val="22"/>
-          <w:shd w:val="clear" w:color="auto" w:fill="B7B7B7"/>
-        </w:rPr>
-        <w:t># Source</w:t>
-      </w:r>
-      <w:r>
-        <w:rPr>
-          <w:rFonts w:ascii="Arial" w:eastAsia="Arial" w:hAnsi="Arial"/>
-          <w:sz w:val="22"/>
-          <w:shd w:val="clear" w:color="auto" w:fill="B7B7B7"/>
-        </w:rPr>
-        <w:t xml:space="preserve">: </w:t>
-      </w:r>
-      <w:r>
-        <w:rPr>
-          <w:rFonts w:ascii="Arial" w:eastAsia="Arial" w:hAnsi="Arial"/>
-          <w:b/>
-          <w:sz w:val="22"/>
-          <w:shd w:val="clear" w:color="auto" w:fill="B7B7B7"/>
-        </w:rPr>
-        <w:t xml:space="preserve">Chatgpt </w:t>
-      </w:r>
-      <w:r>
-        <w:rPr>
-          <w:rFonts w:ascii="Arial" w:eastAsia="Arial" w:hAnsi="Arial"/>
-          <w:b/>
-          <w:sz w:val="22"/>
-          <w:szCs w:val="14"/>
-          <w:shd w:val="clear" w:color="auto" w:fill="B7B7B7"/>
-        </w:rPr>
-        <w:t>(GPT</w:t>
-      </w:r>
-      <w:r>
-        <w:rPr>
-          <w:rFonts w:ascii="Arial" w:eastAsia="Arial" w:hAnsi="Arial" w:cs="Cambria Math"/>
-          <w:b/>
-          <w:sz w:val="22"/>
-          <w:szCs w:val="14"/>
-          <w:shd w:val="clear" w:color="auto" w:fill="B7B7B7"/>
+          <w:rFonts w:ascii="Arial" w:hAnsi="Arial" w:eastAsia="Arial" w:cs="Arial"/>
+          <w:b/>
+          <w:i w:val="0"/>
+          <w:color w:val="000000"/>
+          <w:sz w:val="18"/>
+          <w:highlight w:val="lightGray"/>
+        </w:rPr>
+        <w:t>#</w:t>
+      </w:r>
+      <w:r>
+        <w:rPr>
+          <w:rFonts w:ascii="Arial" w:hAnsi="Arial" w:eastAsia="Arial" w:cs="Arial"/>
+          <w:b/>
+          <w:i w:val="0"/>
+          <w:color w:val="000000"/>
+          <w:sz w:val="18"/>
+          <w:highlight w:val="lightGray"/>
+        </w:rPr>
+        <w:t xml:space="preserve"> </w:t>
+      </w:r>
+      <w:r>
+        <w:rPr>
+          <w:rFonts w:ascii="Arial" w:hAnsi="Arial" w:eastAsia="Arial" w:cs="Arial"/>
+          <w:b/>
+          <w:i w:val="0"/>
+          <w:color w:val="000000"/>
+          <w:sz w:val="18"/>
+          <w:highlight w:val="lightGray"/>
+        </w:rPr>
+        <w:t>S</w:t>
+      </w:r>
+      <w:r>
+        <w:rPr>
+          <w:rFonts w:ascii="Arial" w:hAnsi="Arial" w:eastAsia="Arial" w:cs="Arial"/>
+          <w:b/>
+          <w:i w:val="0"/>
+          <w:color w:val="000000"/>
+          <w:sz w:val="18"/>
+          <w:highlight w:val="lightGray"/>
+        </w:rPr>
+        <w:t>o</w:t>
+      </w:r>
+      <w:r>
+        <w:rPr>
+          <w:rFonts w:ascii="Arial" w:hAnsi="Arial" w:eastAsia="Arial" w:cs="Arial"/>
+          <w:b/>
+          <w:i w:val="0"/>
+          <w:color w:val="000000"/>
+          <w:sz w:val="18"/>
+          <w:highlight w:val="lightGray"/>
+        </w:rPr>
+        <w:t>u</w:t>
+      </w:r>
+      <w:r>
+        <w:rPr>
+          <w:rFonts w:ascii="Arial" w:hAnsi="Arial" w:eastAsia="Arial" w:cs="Arial"/>
+          <w:b/>
+          <w:i w:val="0"/>
+          <w:color w:val="000000"/>
+          <w:sz w:val="18"/>
+          <w:highlight w:val="lightGray"/>
+        </w:rPr>
+        <w:t>r</w:t>
+      </w:r>
+      <w:r>
+        <w:rPr>
+          <w:rFonts w:ascii="Arial" w:hAnsi="Arial" w:eastAsia="Arial" w:cs="Arial"/>
+          <w:b/>
+          <w:i w:val="0"/>
+          <w:color w:val="000000"/>
+          <w:sz w:val="18"/>
+          <w:highlight w:val="lightGray"/>
+        </w:rPr>
+        <w:t>c</w:t>
+      </w:r>
+      <w:r>
+        <w:rPr>
+          <w:rFonts w:ascii="Arial" w:hAnsi="Arial" w:eastAsia="Arial" w:cs="Arial"/>
+          <w:b/>
+          <w:i w:val="0"/>
+          <w:color w:val="000000"/>
+          <w:sz w:val="18"/>
+          <w:highlight w:val="lightGray"/>
+        </w:rPr>
+        <w:t>e</w:t>
+      </w:r>
+      <w:r>
+        <w:rPr>
+          <w:rFonts w:ascii="Arial" w:hAnsi="Arial" w:eastAsia="Arial" w:cs="Arial"/>
+          <w:b/>
+          <w:i w:val="0"/>
+          <w:color w:val="000000"/>
+          <w:sz w:val="18"/>
+          <w:highlight w:val="lightGray"/>
+        </w:rPr>
+        <w:t>:</w:t>
+      </w:r>
+      <w:r>
+        <w:rPr>
+          <w:rFonts w:ascii="Arial" w:hAnsi="Arial" w:eastAsia="Arial" w:cs="Arial"/>
+          <w:b/>
+          <w:i w:val="0"/>
+          <w:color w:val="000000"/>
+          <w:sz w:val="18"/>
+          <w:highlight w:val="lightGray"/>
+        </w:rPr>
+        <w:t xml:space="preserve"> </w:t>
+      </w:r>
+      <w:r>
+        <w:rPr>
+          <w:rFonts w:ascii="Arial" w:hAnsi="Arial" w:eastAsia="Arial" w:cs="Arial"/>
+          <w:b/>
+          <w:i w:val="0"/>
+          <w:color w:val="000000"/>
+          <w:sz w:val="18"/>
+          <w:highlight w:val="lightGray"/>
+        </w:rPr>
+        <w:t>A</w:t>
+      </w:r>
+      <w:r>
+        <w:rPr>
+          <w:rFonts w:ascii="Arial" w:hAnsi="Arial" w:eastAsia="Arial" w:cs="Arial"/>
+          <w:b/>
+          <w:i w:val="0"/>
+          <w:color w:val="000000"/>
+          <w:sz w:val="18"/>
+          <w:highlight w:val="lightGray"/>
+        </w:rPr>
+        <w:t>I</w:t>
+      </w:r>
+      <w:r>
+        <w:rPr>
+          <w:rFonts w:ascii="Arial" w:hAnsi="Arial" w:eastAsia="Arial" w:cs="Arial"/>
+          <w:b/>
+          <w:i w:val="0"/>
+          <w:color w:val="000000"/>
+          <w:sz w:val="18"/>
+          <w:highlight w:val="lightGray"/>
+        </w:rPr>
+        <w:t xml:space="preserve"> </w:t>
+      </w:r>
+      <w:r>
+        <w:rPr>
+          <w:rFonts w:ascii="Arial" w:hAnsi="Arial" w:eastAsia="Arial" w:cs="Arial"/>
+          <w:b/>
+          <w:i w:val="0"/>
+          <w:color w:val="000000"/>
+          <w:sz w:val="18"/>
+          <w:highlight w:val="lightGray"/>
+        </w:rPr>
+        <w:t>S</w:t>
+      </w:r>
+      <w:r>
+        <w:rPr>
+          <w:rFonts w:ascii="Arial" w:hAnsi="Arial" w:eastAsia="Arial" w:cs="Arial"/>
+          <w:b/>
+          <w:i w:val="0"/>
+          <w:color w:val="000000"/>
+          <w:sz w:val="18"/>
+          <w:highlight w:val="lightGray"/>
+        </w:rPr>
+        <w:t>o</w:t>
+      </w:r>
+      <w:r>
+        <w:rPr>
+          <w:rFonts w:ascii="Arial" w:hAnsi="Arial" w:eastAsia="Arial" w:cs="Arial"/>
+          <w:b/>
+          <w:i w:val="0"/>
+          <w:color w:val="000000"/>
+          <w:sz w:val="18"/>
+          <w:highlight w:val="lightGray"/>
+        </w:rPr>
+        <w:t>u</w:t>
+      </w:r>
+      <w:r>
+        <w:rPr>
+          <w:rFonts w:ascii="Arial" w:hAnsi="Arial" w:eastAsia="Arial" w:cs="Arial"/>
+          <w:b/>
+          <w:i w:val="0"/>
+          <w:color w:val="000000"/>
+          <w:sz w:val="18"/>
+          <w:highlight w:val="lightGray"/>
+        </w:rPr>
+        <w:t>r</w:t>
+      </w:r>
+      <w:r>
+        <w:rPr>
+          <w:rFonts w:ascii="Arial" w:hAnsi="Arial" w:eastAsia="Arial" w:cs="Arial"/>
+          <w:b/>
+          <w:i w:val="0"/>
+          <w:color w:val="000000"/>
+          <w:sz w:val="18"/>
+          <w:highlight w:val="lightGray"/>
+        </w:rPr>
+        <w:t>c</w:t>
+      </w:r>
+      <w:r>
+        <w:rPr>
+          <w:rFonts w:ascii="Arial" w:hAnsi="Arial" w:eastAsia="Arial" w:cs="Arial"/>
+          <w:b/>
+          <w:i w:val="0"/>
+          <w:color w:val="000000"/>
+          <w:sz w:val="18"/>
+          <w:highlight w:val="lightGray"/>
+        </w:rPr>
+        <w:t>e</w:t>
+      </w:r>
+      <w:r>
+        <w:rPr>
+          <w:rFonts w:ascii="Arial" w:hAnsi="Arial" w:eastAsia="Arial" w:cs="Arial"/>
+          <w:b/>
+          <w:i w:val="0"/>
+          <w:color w:val="000000"/>
+          <w:sz w:val="18"/>
+          <w:highlight w:val="lightGray"/>
+        </w:rPr>
+        <w:t>:</w:t>
+      </w:r>
+      <w:r>
+        <w:rPr>
+          <w:rFonts w:ascii="Arial" w:hAnsi="Arial" w:eastAsia="Arial" w:cs="Arial"/>
+          <w:b/>
+          <w:i w:val="0"/>
+          <w:color w:val="000000"/>
+          <w:sz w:val="18"/>
+          <w:highlight w:val="lightGray"/>
+        </w:rPr>
+        <w:t xml:space="preserve"> </w:t>
+      </w:r>
+      <w:r>
+        <w:rPr>
+          <w:rFonts w:ascii="Arial" w:hAnsi="Arial" w:eastAsia="Arial" w:cs="Arial"/>
+          <w:b/>
+          <w:i w:val="0"/>
+          <w:color w:val="000000"/>
+          <w:sz w:val="18"/>
+          <w:highlight w:val="lightGray"/>
+        </w:rPr>
+        <w:t>P</w:t>
+      </w:r>
+      <w:r>
+        <w:rPr>
+          <w:rFonts w:ascii="Arial" w:hAnsi="Arial" w:eastAsia="Arial" w:cs="Arial"/>
+          <w:b/>
+          <w:i w:val="0"/>
+          <w:color w:val="000000"/>
+          <w:sz w:val="18"/>
+          <w:highlight w:val="lightGray"/>
+        </w:rPr>
+        <w:t>r</w:t>
+      </w:r>
+      <w:r>
+        <w:rPr>
+          <w:rFonts w:ascii="Arial" w:hAnsi="Arial" w:eastAsia="Arial" w:cs="Arial"/>
+          <w:b/>
+          <w:i w:val="0"/>
+          <w:color w:val="000000"/>
+          <w:sz w:val="18"/>
+          <w:highlight w:val="lightGray"/>
+        </w:rPr>
+        <w:t>o</w:t>
+      </w:r>
+      <w:r>
+        <w:rPr>
+          <w:rFonts w:ascii="Arial" w:hAnsi="Arial" w:eastAsia="Arial" w:cs="Arial"/>
+          <w:b/>
+          <w:i w:val="0"/>
+          <w:color w:val="000000"/>
+          <w:sz w:val="18"/>
+          <w:highlight w:val="lightGray"/>
+        </w:rPr>
+        <w:t>v</w:t>
+      </w:r>
+      <w:r>
+        <w:rPr>
+          <w:rFonts w:ascii="Arial" w:hAnsi="Arial" w:eastAsia="Arial" w:cs="Arial"/>
+          <w:b/>
+          <w:i w:val="0"/>
+          <w:color w:val="000000"/>
+          <w:sz w:val="18"/>
+          <w:highlight w:val="lightGray"/>
+        </w:rPr>
+        <w:t>i</w:t>
+      </w:r>
+      <w:r>
+        <w:rPr>
+          <w:rFonts w:ascii="Arial" w:hAnsi="Arial" w:eastAsia="Arial" w:cs="Arial"/>
+          <w:b/>
+          <w:i w:val="0"/>
+          <w:color w:val="000000"/>
+          <w:sz w:val="18"/>
+          <w:highlight w:val="lightGray"/>
+        </w:rPr>
+        <w:t>d</w:t>
+      </w:r>
+      <w:r>
+        <w:rPr>
+          <w:rFonts w:ascii="Arial" w:hAnsi="Arial" w:eastAsia="Arial" w:cs="Arial"/>
+          <w:b/>
+          <w:i w:val="0"/>
+          <w:color w:val="000000"/>
+          <w:sz w:val="18"/>
+          <w:highlight w:val="lightGray"/>
+        </w:rPr>
+        <w:t>e</w:t>
+      </w:r>
+      <w:r>
+        <w:rPr>
+          <w:rFonts w:ascii="Arial" w:hAnsi="Arial" w:eastAsia="Arial" w:cs="Arial"/>
+          <w:b/>
+          <w:i w:val="0"/>
+          <w:color w:val="000000"/>
+          <w:sz w:val="18"/>
+          <w:highlight w:val="lightGray"/>
+        </w:rPr>
+        <w:t>d</w:t>
+      </w:r>
+      <w:r>
+        <w:rPr>
+          <w:rFonts w:ascii="Arial" w:hAnsi="Arial" w:eastAsia="Arial" w:cs="Arial"/>
+          <w:b/>
+          <w:i w:val="0"/>
+          <w:color w:val="000000"/>
+          <w:sz w:val="18"/>
+          <w:highlight w:val="lightGray"/>
+        </w:rPr>
+        <w:t xml:space="preserve"> </w:t>
+      </w:r>
+      <w:r>
+        <w:rPr>
+          <w:rFonts w:ascii="Arial" w:hAnsi="Arial" w:eastAsia="Arial" w:cs="Arial"/>
+          <w:b/>
+          <w:i w:val="0"/>
+          <w:color w:val="000000"/>
+          <w:sz w:val="18"/>
+          <w:highlight w:val="lightGray"/>
+        </w:rPr>
+        <w:t>b</w:t>
+      </w:r>
+      <w:r>
+        <w:rPr>
+          <w:rFonts w:ascii="Arial" w:hAnsi="Arial" w:eastAsia="Arial" w:cs="Arial"/>
+          <w:b/>
+          <w:i w:val="0"/>
+          <w:color w:val="000000"/>
+          <w:sz w:val="18"/>
+          <w:highlight w:val="lightGray"/>
+        </w:rPr>
+        <w:t>y</w:t>
+      </w:r>
+      <w:r>
+        <w:rPr>
+          <w:rFonts w:ascii="Arial" w:hAnsi="Arial" w:eastAsia="Arial" w:cs="Arial"/>
+          <w:b/>
+          <w:i w:val="0"/>
+          <w:color w:val="000000"/>
+          <w:sz w:val="18"/>
+          <w:highlight w:val="lightGray"/>
+        </w:rPr>
+        <w:t>:</w:t>
+      </w:r>
+      <w:r>
+        <w:rPr>
+          <w:rFonts w:ascii="Arial" w:hAnsi="Arial" w:eastAsia="Arial" w:cs="Arial"/>
+          <w:b/>
+          <w:i w:val="0"/>
+          <w:color w:val="000000"/>
+          <w:sz w:val="18"/>
+          <w:highlight w:val="lightGray"/>
+        </w:rPr>
+        <w:t xml:space="preserve"> </w:t>
+      </w:r>
+      <w:r>
+        <w:rPr>
+          <w:rFonts w:ascii="Arial" w:hAnsi="Arial" w:eastAsia="Arial" w:cs="Arial"/>
+          <w:b/>
+          <w:i w:val="0"/>
+          <w:color w:val="000000"/>
+          <w:sz w:val="18"/>
+          <w:highlight w:val="lightGray"/>
+        </w:rPr>
+        <w:t>[</w:t>
+      </w:r>
+      <w:r>
+        <w:rPr>
+          <w:rFonts w:ascii="Arial" w:hAnsi="Arial" w:eastAsia="Arial" w:cs="Arial"/>
+          <w:b/>
+          <w:i w:val="0"/>
+          <w:color w:val="000000"/>
+          <w:sz w:val="18"/>
+          <w:highlight w:val="lightGray"/>
+        </w:rPr>
+        <w:t>D</w:t>
+      </w:r>
+      <w:r>
+        <w:rPr>
+          <w:rFonts w:ascii="Arial" w:hAnsi="Arial" w:eastAsia="Arial" w:cs="Arial"/>
+          <w:b/>
+          <w:i w:val="0"/>
+          <w:color w:val="000000"/>
+          <w:sz w:val="18"/>
+          <w:highlight w:val="lightGray"/>
+        </w:rPr>
+        <w:t>a</w:t>
+      </w:r>
+      <w:r>
+        <w:rPr>
+          <w:rFonts w:ascii="Arial" w:hAnsi="Arial" w:eastAsia="Arial" w:cs="Arial"/>
+          <w:b/>
+          <w:i w:val="0"/>
+          <w:color w:val="000000"/>
+          <w:sz w:val="18"/>
+          <w:highlight w:val="lightGray"/>
+        </w:rPr>
+        <w:t>t</w:t>
+      </w:r>
+      <w:r>
+        <w:rPr>
+          <w:rFonts w:ascii="Arial" w:hAnsi="Arial" w:eastAsia="Arial" w:cs="Arial"/>
+          <w:b/>
+          <w:i w:val="0"/>
+          <w:color w:val="000000"/>
+          <w:sz w:val="18"/>
+          <w:highlight w:val="lightGray"/>
+        </w:rPr>
+        <w:t>a</w:t>
+      </w:r>
+      <w:r>
+        <w:rPr>
+          <w:rFonts w:ascii="Arial" w:hAnsi="Arial" w:eastAsia="Arial" w:cs="Arial"/>
+          <w:b/>
+          <w:i w:val="0"/>
+          <w:color w:val="000000"/>
+          <w:sz w:val="18"/>
+          <w:highlight w:val="lightGray"/>
+        </w:rPr>
+        <w:t xml:space="preserve"> </w:t>
+      </w:r>
+      <w:r>
+        <w:rPr>
+          <w:rFonts w:ascii="Arial" w:hAnsi="Arial" w:eastAsia="Arial" w:cs="Arial"/>
+          <w:b/>
+          <w:i w:val="0"/>
+          <w:color w:val="000000"/>
+          <w:sz w:val="18"/>
+          <w:highlight w:val="lightGray"/>
+        </w:rPr>
+        <w:t>P</w:t>
+      </w:r>
+      <w:r>
+        <w:rPr>
+          <w:rFonts w:ascii="Arial" w:hAnsi="Arial" w:eastAsia="Arial" w:cs="Arial"/>
+          <w:b/>
+          <w:i w:val="0"/>
+          <w:color w:val="000000"/>
+          <w:sz w:val="18"/>
+          <w:highlight w:val="lightGray"/>
+        </w:rPr>
+        <w:t>a</w:t>
+      </w:r>
+      <w:r>
+        <w:rPr>
+          <w:rFonts w:ascii="Arial" w:hAnsi="Arial" w:eastAsia="Arial" w:cs="Arial"/>
+          <w:b/>
+          <w:i w:val="0"/>
+          <w:color w:val="000000"/>
+          <w:sz w:val="18"/>
+          <w:highlight w:val="lightGray"/>
+        </w:rPr>
+        <w:t>t</w:t>
+      </w:r>
+      <w:r>
+        <w:rPr>
+          <w:rFonts w:ascii="Arial" w:hAnsi="Arial" w:eastAsia="Arial" w:cs="Arial"/>
+          <w:b/>
+          <w:i w:val="0"/>
+          <w:color w:val="000000"/>
+          <w:sz w:val="18"/>
+          <w:highlight w:val="lightGray"/>
+        </w:rPr>
+        <w:t>h</w:t>
+      </w:r>
+      <w:r>
+        <w:rPr>
+          <w:rFonts w:ascii="Arial" w:hAnsi="Arial" w:eastAsia="Arial" w:cs="Arial"/>
+          <w:b w:val="0"/>
+          <w:i w:val="0"/>
+          <w:color w:val="000000"/>
+          <w:sz w:val="18"/>
+          <w:highlight w:val="lightGray"/>
+        </w:rPr>
+        <w:t>:</w:t>
+      </w:r>
+      <w:r>
+        <w:rPr>
+          <w:rFonts w:ascii="Arial" w:hAnsi="Arial" w:eastAsia="Arial" w:cs="Arial"/>
+          <w:b w:val="0"/>
+          <w:i w:val="0"/>
+          <w:color w:val="000000"/>
+          <w:sz w:val="18"/>
+          <w:highlight w:val="lightGray"/>
+        </w:rPr>
+        <w:t xml:space="preserve"> </w:t>
+      </w:r>
+      <w:r>
+        <w:rPr>
+          <w:rFonts w:ascii="Arial" w:hAnsi="Arial" w:eastAsia="Arial" w:cs="Arial"/>
+          <w:b w:val="0"/>
+          <w:i w:val="0"/>
+          <w:color w:val="000000"/>
+          <w:sz w:val="18"/>
+          <w:highlight w:val="lightGray"/>
+        </w:rPr>
+        <w:t>P</w:t>
+      </w:r>
+      <w:r>
+        <w:rPr>
+          <w:rFonts w:ascii="Arial" w:hAnsi="Arial" w:eastAsia="Arial" w:cs="Arial"/>
+          <w:b w:val="0"/>
+          <w:i w:val="0"/>
+          <w:color w:val="000000"/>
+          <w:sz w:val="18"/>
+          <w:highlight w:val="lightGray"/>
+        </w:rPr>
+        <w:t>e</w:t>
+      </w:r>
+      <w:r>
+        <w:rPr>
+          <w:rFonts w:ascii="Arial" w:hAnsi="Arial" w:eastAsia="Arial" w:cs="Arial"/>
+          <w:b w:val="0"/>
+          <w:i w:val="0"/>
+          <w:color w:val="000000"/>
+          <w:sz w:val="18"/>
+          <w:highlight w:val="lightGray"/>
+        </w:rPr>
+        <w:t>r</w:t>
+      </w:r>
+      <w:r>
+        <w:rPr>
+          <w:rFonts w:ascii="Arial" w:hAnsi="Arial" w:eastAsia="Arial" w:cs="Arial"/>
+          <w:b w:val="0"/>
+          <w:i w:val="0"/>
+          <w:color w:val="000000"/>
+          <w:sz w:val="18"/>
+          <w:highlight w:val="lightGray"/>
+        </w:rPr>
+        <w:t>s</w:t>
+      </w:r>
+      <w:r>
+        <w:rPr>
+          <w:rFonts w:ascii="Arial" w:hAnsi="Arial" w:eastAsia="Arial" w:cs="Arial"/>
+          <w:b w:val="0"/>
+          <w:i w:val="0"/>
+          <w:color w:val="000000"/>
+          <w:sz w:val="18"/>
+          <w:highlight w:val="lightGray"/>
+        </w:rPr>
+        <w:t>o</w:t>
+      </w:r>
+      <w:r>
+        <w:rPr>
+          <w:rFonts w:ascii="Arial" w:hAnsi="Arial" w:eastAsia="Arial" w:cs="Arial"/>
+          <w:b w:val="0"/>
+          <w:i w:val="0"/>
+          <w:color w:val="000000"/>
+          <w:sz w:val="18"/>
+          <w:highlight w:val="lightGray"/>
+        </w:rPr>
+        <w:t>n</w:t>
+      </w:r>
+      <w:r>
+        <w:rPr>
+          <w:rFonts w:ascii="Arial" w:hAnsi="Arial" w:eastAsia="Arial" w:cs="Arial"/>
+          <w:b w:val="0"/>
+          <w:i w:val="0"/>
+          <w:color w:val="000000"/>
+          <w:sz w:val="18"/>
+          <w:highlight w:val="lightGray"/>
+        </w:rPr>
+        <w:t>s</w:t>
+      </w:r>
+      <w:r>
+        <w:rPr>
+          <w:rFonts w:ascii="Arial" w:hAnsi="Arial" w:eastAsia="Arial" w:cs="Arial"/>
+          <w:b w:val="0"/>
+          <w:i w:val="0"/>
+          <w:color w:val="000000"/>
+          <w:sz w:val="18"/>
+          <w:highlight w:val="lightGray"/>
+        </w:rPr>
+        <w:t xml:space="preserve"> </w:t>
+      </w:r>
+      <w:r>
+        <w:rPr>
+          <w:rFonts w:ascii="Arial" w:hAnsi="Arial" w:eastAsia="Arial" w:cs="Arial"/>
+          <w:b w:val="0"/>
+          <w:i w:val="0"/>
+          <w:color w:val="000000"/>
+          <w:sz w:val="18"/>
+          <w:highlight w:val="lightGray"/>
+        </w:rPr>
+        <w:t>T</w:t>
+      </w:r>
+      <w:r>
+        <w:rPr>
+          <w:rFonts w:ascii="Arial" w:hAnsi="Arial" w:eastAsia="Arial" w:cs="Arial"/>
+          <w:b w:val="0"/>
+          <w:i w:val="0"/>
+          <w:color w:val="000000"/>
+          <w:sz w:val="18"/>
+          <w:highlight w:val="lightGray"/>
+        </w:rPr>
+        <w:t>a</w:t>
+      </w:r>
+      <w:r>
+        <w:rPr>
+          <w:rFonts w:ascii="Arial" w:hAnsi="Arial" w:eastAsia="Arial" w:cs="Arial"/>
+          <w:b w:val="0"/>
+          <w:i w:val="0"/>
+          <w:color w:val="000000"/>
+          <w:sz w:val="18"/>
+          <w:highlight w:val="lightGray"/>
+        </w:rPr>
+        <w:t>b</w:t>
+      </w:r>
+      <w:r>
+        <w:rPr>
+          <w:rFonts w:ascii="Arial" w:hAnsi="Arial" w:eastAsia="Arial" w:cs="Arial"/>
+          <w:b w:val="0"/>
+          <w:i w:val="0"/>
+          <w:color w:val="000000"/>
+          <w:sz w:val="18"/>
+          <w:highlight w:val="lightGray"/>
+        </w:rPr>
+        <w:t>l</w:t>
+      </w:r>
+      <w:r>
+        <w:rPr>
+          <w:rFonts w:ascii="Arial" w:hAnsi="Arial" w:eastAsia="Arial" w:cs="Arial"/>
+          <w:b w:val="0"/>
+          <w:i w:val="0"/>
+          <w:color w:val="000000"/>
+          <w:sz w:val="18"/>
+          <w:highlight w:val="lightGray"/>
+        </w:rPr>
+        <w:t>e</w:t>
+      </w:r>
+      <w:r>
+        <w:rPr>
+          <w:rFonts w:ascii="Arial" w:hAnsi="Arial" w:eastAsia="Arial" w:cs="Arial"/>
+          <w:b w:val="0"/>
+          <w:i w:val="0"/>
+          <w:color w:val="000000"/>
+          <w:sz w:val="18"/>
+          <w:highlight w:val="lightGray"/>
+        </w:rPr>
+        <w:t xml:space="preserve"> </w:t>
+      </w:r>
+      <w:r>
+        <w:rPr>
+          <w:rFonts w:ascii="Arial" w:hAnsi="Arial" w:eastAsia="Arial" w:cs="Arial"/>
+          <w:b w:val="0"/>
+          <w:i w:val="0"/>
+          <w:color w:val="000000"/>
+          <w:sz w:val="18"/>
+          <w:highlight w:val="lightGray"/>
+        </w:rPr>
+        <w:t>-</w:t>
+      </w:r>
+      <w:r>
+        <w:rPr>
+          <w:rFonts w:ascii="Arial" w:hAnsi="Arial" w:eastAsia="Arial" w:cs="Arial"/>
+          <w:b w:val="0"/>
+          <w:i w:val="0"/>
+          <w:color w:val="000000"/>
+          <w:sz w:val="18"/>
+          <w:highlight w:val="lightGray"/>
+        </w:rPr>
+        <w:t>&gt;</w:t>
+      </w:r>
+      <w:r>
+        <w:rPr>
+          <w:rFonts w:ascii="Arial" w:hAnsi="Arial" w:eastAsia="Arial" w:cs="Arial"/>
+          <w:b w:val="0"/>
+          <w:i w:val="0"/>
+          <w:color w:val="000000"/>
+          <w:sz w:val="18"/>
+          <w:highlight w:val="lightGray"/>
+        </w:rPr>
+        <w:t xml:space="preserve"> </w:t>
+      </w:r>
+      <w:r>
+        <w:rPr>
+          <w:rFonts w:ascii="Arial" w:hAnsi="Arial" w:eastAsia="Arial" w:cs="Arial"/>
+          <w:b w:val="0"/>
+          <w:i w:val="0"/>
+          <w:color w:val="000000"/>
+          <w:sz w:val="18"/>
+          <w:highlight w:val="lightGray"/>
+        </w:rPr>
+        <w:t>I</w:t>
+      </w:r>
+      <w:r>
+        <w:rPr>
+          <w:rFonts w:ascii="Arial" w:hAnsi="Arial" w:eastAsia="Arial" w:cs="Arial"/>
+          <w:b w:val="0"/>
+          <w:i w:val="0"/>
+          <w:color w:val="000000"/>
+          <w:sz w:val="18"/>
+          <w:highlight w:val="lightGray"/>
+        </w:rPr>
+        <w:t>D</w:t>
+      </w:r>
+      <w:r>
+        <w:rPr>
+          <w:rFonts w:ascii="Arial" w:hAnsi="Arial" w:eastAsia="Arial" w:cs="Arial"/>
+          <w:b w:val="0"/>
+          <w:i w:val="0"/>
+          <w:color w:val="000000"/>
+          <w:sz w:val="18"/>
+          <w:highlight w:val="lightGray"/>
+        </w:rPr>
+        <w:t xml:space="preserve"> </w:t>
+      </w:r>
+      <w:r>
+        <w:rPr>
+          <w:rFonts w:ascii="Arial" w:hAnsi="Arial" w:eastAsia="Arial" w:cs="Arial"/>
+          <w:b w:val="0"/>
+          <w:i w:val="0"/>
+          <w:color w:val="000000"/>
+          <w:sz w:val="18"/>
+          <w:highlight w:val="lightGray"/>
+        </w:rPr>
+        <w:t>C</w:t>
+      </w:r>
+      <w:r>
+        <w:rPr>
+          <w:rFonts w:ascii="Arial" w:hAnsi="Arial" w:eastAsia="Arial" w:cs="Arial"/>
+          <w:b w:val="0"/>
+          <w:i w:val="0"/>
+          <w:color w:val="000000"/>
+          <w:sz w:val="18"/>
+          <w:highlight w:val="lightGray"/>
+        </w:rPr>
+        <w:t>o</w:t>
+      </w:r>
+      <w:r>
+        <w:rPr>
+          <w:rFonts w:ascii="Arial" w:hAnsi="Arial" w:eastAsia="Arial" w:cs="Arial"/>
+          <w:b w:val="0"/>
+          <w:i w:val="0"/>
+          <w:color w:val="000000"/>
+          <w:sz w:val="18"/>
+          <w:highlight w:val="lightGray"/>
+        </w:rPr>
+        <w:t>l</w:t>
+      </w:r>
+      <w:r>
+        <w:rPr>
+          <w:rFonts w:ascii="Arial" w:hAnsi="Arial" w:eastAsia="Arial" w:cs="Arial"/>
+          <w:b w:val="0"/>
+          <w:i w:val="0"/>
+          <w:color w:val="000000"/>
+          <w:sz w:val="18"/>
+          <w:highlight w:val="lightGray"/>
+        </w:rPr>
+        <w:t>u</w:t>
+      </w:r>
+      <w:r>
+        <w:rPr>
+          <w:rFonts w:ascii="Arial" w:hAnsi="Arial" w:eastAsia="Arial" w:cs="Arial"/>
+          <w:b w:val="0"/>
+          <w:i w:val="0"/>
+          <w:color w:val="000000"/>
+          <w:sz w:val="18"/>
+          <w:highlight w:val="lightGray"/>
+        </w:rPr>
+        <w:t>m</w:t>
+      </w:r>
+      <w:r>
+        <w:rPr>
+          <w:rFonts w:ascii="Arial" w:hAnsi="Arial" w:eastAsia="Arial" w:cs="Arial"/>
+          <w:b w:val="0"/>
+          <w:i w:val="0"/>
+          <w:color w:val="000000"/>
+          <w:sz w:val="18"/>
+          <w:highlight w:val="lightGray"/>
+        </w:rPr>
+        <w:t>n</w:t>
+      </w:r>
+      <w:r>
+        <w:rPr>
+          <w:rFonts w:ascii="Arial" w:hAnsi="Arial" w:eastAsia="Arial" w:cs="Arial"/>
+          <w:b w:val="0"/>
+          <w:i w:val="0"/>
+          <w:color w:val="000000"/>
+          <w:sz w:val="18"/>
+          <w:highlight w:val="lightGray"/>
+        </w:rPr>
+        <w:t>:</w:t>
+      </w:r>
+      <w:r>
+        <w:rPr>
+          <w:rFonts w:ascii="Arial" w:hAnsi="Arial" w:eastAsia="Arial" w:cs="Arial"/>
+          <w:b w:val="0"/>
+          <w:i w:val="0"/>
+          <w:color w:val="000000"/>
+          <w:sz w:val="18"/>
+          <w:highlight w:val="lightGray"/>
+        </w:rPr>
+        <w:t xml:space="preserve"> </w:t>
+      </w:r>
+      <w:r>
+        <w:rPr>
+          <w:rFonts w:ascii="Arial" w:hAnsi="Arial" w:eastAsia="Arial" w:cs="Arial"/>
+          <w:b w:val="0"/>
+          <w:i w:val="0"/>
+          <w:color w:val="000000"/>
+          <w:sz w:val="18"/>
+          <w:highlight w:val="lightGray"/>
+        </w:rPr>
+        <w:t>1</w:t>
+      </w:r>
+      <w:r>
+        <w:rPr>
+          <w:rFonts w:ascii="Arial" w:hAnsi="Arial" w:eastAsia="Arial" w:cs="Arial"/>
+          <w:b w:val="0"/>
+          <w:i w:val="0"/>
+          <w:color w:val="000000"/>
+          <w:sz w:val="18"/>
+          <w:highlight w:val="lightGray"/>
+        </w:rPr>
+        <w:t>,</w:t>
+      </w:r>
+      <w:r>
+        <w:rPr>
+          <w:rFonts w:ascii="Arial" w:hAnsi="Arial" w:eastAsia="Arial" w:cs="Arial"/>
+          <w:b w:val="0"/>
+          <w:i w:val="0"/>
+          <w:color w:val="000000"/>
+          <w:sz w:val="18"/>
+          <w:highlight w:val="lightGray"/>
+        </w:rPr>
+        <w:t xml:space="preserve"> </w:t>
+      </w:r>
+      <w:r>
+        <w:rPr>
+          <w:rFonts w:ascii="Arial" w:hAnsi="Arial" w:eastAsia="Arial" w:cs="Arial"/>
+          <w:b w:val="0"/>
+          <w:i w:val="0"/>
+          <w:color w:val="000000"/>
+          <w:sz w:val="18"/>
+          <w:highlight w:val="lightGray"/>
+        </w:rPr>
+        <w:t>N</w:t>
+      </w:r>
+      <w:r>
+        <w:rPr>
+          <w:rFonts w:ascii="Arial" w:hAnsi="Arial" w:eastAsia="Arial" w:cs="Arial"/>
+          <w:b w:val="0"/>
+          <w:i w:val="0"/>
+          <w:color w:val="000000"/>
+          <w:sz w:val="18"/>
+          <w:highlight w:val="lightGray"/>
+        </w:rPr>
+        <w:t>a</w:t>
+      </w:r>
+      <w:r>
+        <w:rPr>
+          <w:rFonts w:ascii="Arial" w:hAnsi="Arial" w:eastAsia="Arial" w:cs="Arial"/>
+          <w:b w:val="0"/>
+          <w:i w:val="0"/>
+          <w:color w:val="000000"/>
+          <w:sz w:val="18"/>
+          <w:highlight w:val="lightGray"/>
+        </w:rPr>
+        <w:t>m</w:t>
+      </w:r>
+      <w:r>
+        <w:rPr>
+          <w:rFonts w:ascii="Arial" w:hAnsi="Arial" w:eastAsia="Arial" w:cs="Arial"/>
+          <w:b w:val="0"/>
+          <w:i w:val="0"/>
+          <w:color w:val="000000"/>
+          <w:sz w:val="18"/>
+          <w:highlight w:val="lightGray"/>
+        </w:rPr>
+        <w:t>e</w:t>
+      </w:r>
+      <w:r>
+        <w:rPr>
+          <w:rFonts w:ascii="Arial" w:hAnsi="Arial" w:eastAsia="Arial" w:cs="Arial"/>
+          <w:b w:val="0"/>
+          <w:i w:val="0"/>
+          <w:color w:val="000000"/>
+          <w:sz w:val="18"/>
+          <w:highlight w:val="lightGray"/>
+        </w:rPr>
+        <w:t>_</w:t>
+      </w:r>
+      <w:r>
+        <w:rPr>
+          <w:rFonts w:ascii="Arial" w:hAnsi="Arial" w:eastAsia="Arial" w:cs="Arial"/>
+          <w:b w:val="0"/>
+          <w:i w:val="0"/>
+          <w:color w:val="000000"/>
+          <w:sz w:val="18"/>
+          <w:highlight w:val="lightGray"/>
+        </w:rPr>
+        <w:t>E</w:t>
+      </w:r>
+      <w:r>
+        <w:rPr>
+          <w:rFonts w:ascii="Arial" w:hAnsi="Arial" w:eastAsia="Arial" w:cs="Arial"/>
+          <w:b w:val="0"/>
+          <w:i w:val="0"/>
+          <w:color w:val="000000"/>
+          <w:sz w:val="18"/>
+          <w:highlight w:val="lightGray"/>
+        </w:rPr>
+        <w:t>n</w:t>
+      </w:r>
+      <w:r>
+        <w:rPr>
+          <w:rFonts w:ascii="Arial" w:hAnsi="Arial" w:eastAsia="Arial" w:cs="Arial"/>
+          <w:b w:val="0"/>
+          <w:i w:val="0"/>
+          <w:color w:val="000000"/>
+          <w:sz w:val="18"/>
+          <w:highlight w:val="lightGray"/>
+        </w:rPr>
+        <w:t xml:space="preserve"> </w:t>
+      </w:r>
+      <w:r>
+        <w:rPr>
+          <w:rFonts w:ascii="Arial" w:hAnsi="Arial" w:eastAsia="Arial" w:cs="Arial"/>
+          <w:b w:val="0"/>
+          <w:i w:val="0"/>
+          <w:color w:val="000000"/>
+          <w:sz w:val="18"/>
+          <w:highlight w:val="lightGray"/>
+        </w:rPr>
+        <w:t>C</w:t>
+      </w:r>
+      <w:r>
+        <w:rPr>
+          <w:rFonts w:ascii="Arial" w:hAnsi="Arial" w:eastAsia="Arial" w:cs="Arial"/>
+          <w:b w:val="0"/>
+          <w:i w:val="0"/>
+          <w:color w:val="000000"/>
+          <w:sz w:val="18"/>
+          <w:highlight w:val="lightGray"/>
+        </w:rPr>
+        <w:t>o</w:t>
+      </w:r>
+      <w:r>
+        <w:rPr>
+          <w:rFonts w:ascii="Arial" w:hAnsi="Arial" w:eastAsia="Arial" w:cs="Arial"/>
+          <w:b w:val="0"/>
+          <w:i w:val="0"/>
+          <w:color w:val="000000"/>
+          <w:sz w:val="18"/>
+          <w:highlight w:val="lightGray"/>
+        </w:rPr>
+        <w:t>l</w:t>
+      </w:r>
+      <w:r>
+        <w:rPr>
+          <w:rFonts w:ascii="Arial" w:hAnsi="Arial" w:eastAsia="Arial" w:cs="Arial"/>
+          <w:b w:val="0"/>
+          <w:i w:val="0"/>
+          <w:color w:val="000000"/>
+          <w:sz w:val="18"/>
+          <w:highlight w:val="lightGray"/>
+        </w:rPr>
+        <w:t>u</w:t>
+      </w:r>
+      <w:r>
+        <w:rPr>
+          <w:rFonts w:ascii="Arial" w:hAnsi="Arial" w:eastAsia="Arial" w:cs="Arial"/>
+          <w:b w:val="0"/>
+          <w:i w:val="0"/>
+          <w:color w:val="000000"/>
+          <w:sz w:val="18"/>
+          <w:highlight w:val="lightGray"/>
+        </w:rPr>
+        <w:t>m</w:t>
+      </w:r>
+      <w:r>
+        <w:rPr>
+          <w:rFonts w:ascii="Arial" w:hAnsi="Arial" w:eastAsia="Arial" w:cs="Arial"/>
+          <w:b w:val="0"/>
+          <w:i w:val="0"/>
+          <w:color w:val="000000"/>
+          <w:sz w:val="18"/>
+          <w:highlight w:val="lightGray"/>
+        </w:rPr>
+        <w:t>n</w:t>
+      </w:r>
+      <w:r>
+        <w:rPr>
+          <w:rFonts w:ascii="Arial" w:hAnsi="Arial" w:eastAsia="Arial" w:cs="Arial"/>
+          <w:b w:val="0"/>
+          <w:i w:val="0"/>
+          <w:color w:val="000000"/>
+          <w:sz w:val="18"/>
+          <w:highlight w:val="lightGray"/>
+        </w:rPr>
+        <w:t>:</w:t>
+      </w:r>
+      <w:r>
+        <w:rPr>
+          <w:rFonts w:ascii="Arial" w:hAnsi="Arial" w:eastAsia="Arial" w:cs="Arial"/>
+          <w:b w:val="0"/>
+          <w:i w:val="0"/>
+          <w:color w:val="000000"/>
+          <w:sz w:val="18"/>
+          <w:highlight w:val="lightGray"/>
+        </w:rPr>
+        <w:t xml:space="preserve"> </w:t>
+      </w:r>
+      <w:r>
+        <w:rPr>
+          <w:rFonts w:ascii="Arial" w:hAnsi="Arial" w:eastAsia="Arial" w:cs="Arial"/>
+          <w:b w:val="0"/>
+          <w:i w:val="0"/>
+          <w:color w:val="000000"/>
+          <w:sz w:val="18"/>
+          <w:highlight w:val="lightGray"/>
+        </w:rPr>
+        <w:t>M</w:t>
+      </w:r>
+      <w:r>
+        <w:rPr>
+          <w:rFonts w:ascii="Arial" w:hAnsi="Arial" w:eastAsia="Arial" w:cs="Arial"/>
+          <w:b w:val="0"/>
+          <w:i w:val="0"/>
+          <w:color w:val="000000"/>
+          <w:sz w:val="18"/>
+          <w:highlight w:val="lightGray"/>
+        </w:rPr>
+        <w:t>o</w:t>
+      </w:r>
+      <w:r>
+        <w:rPr>
+          <w:rFonts w:ascii="Arial" w:hAnsi="Arial" w:eastAsia="Arial" w:cs="Arial"/>
+          <w:b w:val="0"/>
+          <w:i w:val="0"/>
+          <w:color w:val="000000"/>
+          <w:sz w:val="18"/>
+          <w:highlight w:val="lightGray"/>
+        </w:rPr>
+        <w:t>t</w:t>
+      </w:r>
+      <w:r>
+        <w:rPr>
+          <w:rFonts w:ascii="Arial" w:hAnsi="Arial" w:eastAsia="Arial" w:cs="Arial"/>
+          <w:b w:val="0"/>
+          <w:i w:val="0"/>
+          <w:color w:val="000000"/>
+          <w:sz w:val="18"/>
+          <w:highlight w:val="lightGray"/>
+        </w:rPr>
+        <w:t>a</w:t>
+      </w:r>
+      <w:r>
+        <w:rPr>
+          <w:rFonts w:ascii="Arial" w:hAnsi="Arial" w:eastAsia="Arial" w:cs="Arial"/>
+          <w:b w:val="0"/>
+          <w:i w:val="0"/>
+          <w:color w:val="000000"/>
+          <w:sz w:val="18"/>
+          <w:highlight w:val="lightGray"/>
+        </w:rPr>
+        <w:t>s</w:t>
+      </w:r>
+      <w:r>
+        <w:rPr>
+          <w:rFonts w:ascii="Arial" w:hAnsi="Arial" w:eastAsia="Arial" w:cs="Arial"/>
+          <w:b w:val="0"/>
+          <w:i w:val="0"/>
+          <w:color w:val="000000"/>
+          <w:sz w:val="18"/>
+          <w:highlight w:val="lightGray"/>
+        </w:rPr>
+        <w:t>e</w:t>
+      </w:r>
+      <w:r>
+        <w:rPr>
+          <w:rFonts w:ascii="Arial" w:hAnsi="Arial" w:eastAsia="Arial" w:cs="Arial"/>
+          <w:b w:val="0"/>
+          <w:i w:val="0"/>
+          <w:color w:val="000000"/>
+          <w:sz w:val="18"/>
+          <w:highlight w:val="lightGray"/>
+        </w:rPr>
+        <w:t>m</w:t>
+      </w:r>
+      <w:r>
+        <w:rPr>
+          <w:rFonts w:ascii="Arial" w:hAnsi="Arial" w:eastAsia="Arial" w:cs="Arial"/>
+          <w:b w:val="0"/>
+          <w:i w:val="0"/>
+          <w:color w:val="000000"/>
+          <w:sz w:val="18"/>
+          <w:highlight w:val="lightGray"/>
+        </w:rPr>
+        <w:t xml:space="preserve"> </w:t>
+      </w:r>
+      <w:r>
+        <w:rPr>
+          <w:rFonts w:ascii="Arial" w:hAnsi="Arial" w:eastAsia="Arial" w:cs="Arial"/>
+          <w:b w:val="0"/>
+          <w:i w:val="0"/>
+          <w:color w:val="000000"/>
+          <w:sz w:val="18"/>
+          <w:highlight w:val="lightGray"/>
+        </w:rPr>
+        <w:t>E</w:t>
+      </w:r>
+      <w:r>
+        <w:rPr>
+          <w:rFonts w:ascii="Arial" w:hAnsi="Arial" w:eastAsia="Arial" w:cs="Arial"/>
+          <w:b w:val="0"/>
+          <w:i w:val="0"/>
+          <w:color w:val="000000"/>
+          <w:sz w:val="18"/>
+          <w:highlight w:val="lightGray"/>
+        </w:rPr>
+        <w:t>s</w:t>
+      </w:r>
+      <w:r>
+        <w:rPr>
+          <w:rFonts w:ascii="Arial" w:hAnsi="Arial" w:eastAsia="Arial" w:cs="Arial"/>
+          <w:b w:val="0"/>
+          <w:i w:val="0"/>
+          <w:color w:val="000000"/>
+          <w:sz w:val="18"/>
+          <w:highlight w:val="lightGray"/>
+        </w:rPr>
+        <w:t>s</w:t>
+      </w:r>
+      <w:r>
+        <w:rPr>
+          <w:rFonts w:ascii="Arial" w:hAnsi="Arial" w:eastAsia="Arial" w:cs="Arial"/>
+          <w:b w:val="0"/>
+          <w:i w:val="0"/>
+          <w:color w:val="000000"/>
+          <w:sz w:val="18"/>
+          <w:highlight w:val="lightGray"/>
+        </w:rPr>
+        <w:t>a</w:t>
+      </w:r>
+      <w:r>
+        <w:rPr>
+          <w:rFonts w:ascii="Arial" w:hAnsi="Arial" w:eastAsia="Arial" w:cs="Arial"/>
+          <w:b w:val="0"/>
+          <w:i w:val="0"/>
+          <w:color w:val="000000"/>
+          <w:sz w:val="18"/>
+          <w:highlight w:val="lightGray"/>
+        </w:rPr>
+        <w:t>m</w:t>
+      </w:r>
+      <w:r>
+        <w:rPr>
+          <w:rFonts w:ascii="Arial" w:hAnsi="Arial" w:eastAsia="Arial" w:cs="Arial"/>
+          <w:b w:val="0"/>
+          <w:i w:val="0"/>
+          <w:color w:val="000000"/>
+          <w:sz w:val="18"/>
+          <w:highlight w:val="lightGray"/>
+        </w:rPr>
+        <w:t>]</w:t>
+      </w:r>
+      <w:r>
+        <w:rPr>
+          <w:rFonts w:ascii="Arial" w:hAnsi="Arial" w:eastAsia="Arial" w:cs="Arial"/>
+          <w:b w:val="0"/>
+          <w:i w:val="0"/>
+          <w:color w:val="000000"/>
+          <w:sz w:val="18"/>
+          <w:highlight w:val="lightGray"/>
+        </w:rPr>
+        <w:t xml:space="preserve"> </w:t>
+      </w:r>
+      <w:r>
+        <w:rPr>
+          <w:rFonts w:ascii="Arial" w:hAnsi="Arial" w:eastAsia="Arial" w:cs="Arial"/>
+          <w:b w:val="0"/>
+          <w:i w:val="0"/>
+          <w:color w:val="000000"/>
+          <w:sz w:val="18"/>
+          <w:highlight w:val="lightGray"/>
+        </w:rPr>
+        <w:t>-</w:t>
+      </w:r>
+      <w:r>
+        <w:rPr>
+          <w:rFonts w:ascii="Arial" w:hAnsi="Arial" w:eastAsia="Arial" w:cs="Arial"/>
+          <w:b w:val="0"/>
+          <w:i w:val="0"/>
+          <w:color w:val="000000"/>
+          <w:sz w:val="18"/>
+          <w:highlight w:val="lightGray"/>
+        </w:rPr>
+        <w:t>&gt;</w:t>
+      </w:r>
+      <w:r>
+        <w:rPr>
+          <w:rFonts w:ascii="Arial" w:hAnsi="Arial" w:eastAsia="Arial" w:cs="Arial"/>
+          <w:b w:val="0"/>
+          <w:i w:val="0"/>
+          <w:color w:val="000000"/>
+          <w:sz w:val="18"/>
+          <w:highlight w:val="lightGray"/>
+        </w:rPr>
+        <w:t xml:space="preserve"> </w:t>
+      </w:r>
+      <w:r>
+        <w:rPr>
+          <w:rFonts w:ascii="Arial" w:hAnsi="Arial" w:eastAsia="Arial" w:cs="Arial"/>
+          <w:b/>
+          <w:i w:val="0"/>
+          <w:color w:val="000000"/>
+          <w:sz w:val="18"/>
+          <w:highlight w:val="lightGray"/>
+        </w:rPr>
+        <w:t>F</w:t>
+      </w:r>
+      <w:r>
+        <w:rPr>
+          <w:rFonts w:ascii="Arial" w:hAnsi="Arial" w:eastAsia="Arial" w:cs="Arial"/>
+          <w:b/>
+          <w:i w:val="0"/>
+          <w:color w:val="000000"/>
+          <w:sz w:val="18"/>
+          <w:highlight w:val="lightGray"/>
+        </w:rPr>
+        <w:t>r</w:t>
+      </w:r>
+      <w:r>
+        <w:rPr>
+          <w:rFonts w:ascii="Arial" w:hAnsi="Arial" w:eastAsia="Arial" w:cs="Arial"/>
+          <w:b/>
+          <w:i w:val="0"/>
+          <w:color w:val="000000"/>
+          <w:sz w:val="18"/>
+          <w:highlight w:val="lightGray"/>
+        </w:rPr>
+        <w:t>o</w:t>
+      </w:r>
+      <w:r>
+        <w:rPr>
+          <w:rFonts w:ascii="Arial" w:hAnsi="Arial" w:eastAsia="Arial" w:cs="Arial"/>
+          <w:b/>
+          <w:i w:val="0"/>
+          <w:color w:val="000000"/>
+          <w:sz w:val="18"/>
+          <w:highlight w:val="lightGray"/>
+        </w:rPr>
+        <w:t>m</w:t>
+      </w:r>
+      <w:r>
+        <w:rPr>
+          <w:rFonts w:ascii="Arial" w:hAnsi="Arial" w:eastAsia="Arial" w:cs="Arial"/>
+          <w:b/>
+          <w:i w:val="0"/>
+          <w:color w:val="000000"/>
+          <w:sz w:val="18"/>
+          <w:highlight w:val="lightGray"/>
+        </w:rPr>
+        <w:t>:</w:t>
+      </w:r>
+      <w:r>
+        <w:rPr>
+          <w:rFonts w:ascii="Arial" w:hAnsi="Arial" w:eastAsia="Arial" w:cs="Arial"/>
+          <w:b w:val="0"/>
+          <w:i w:val="0"/>
+          <w:color w:val="000000"/>
+          <w:sz w:val="18"/>
+          <w:highlight w:val="lightGray"/>
+        </w:rPr>
+        <w:t xml:space="preserve"> </w:t>
+      </w:r>
+      <w:r>
+        <w:rPr>
+          <w:rFonts w:ascii="Arial" w:hAnsi="Arial" w:eastAsia="Arial" w:cs="Arial"/>
+          <w:b w:val="0"/>
+          <w:i w:val="0"/>
+          <w:color w:val="000000"/>
+          <w:sz w:val="18"/>
+          <w:highlight w:val="lightGray"/>
+        </w:rPr>
+        <w:t>[</w:t>
+      </w:r>
+      <w:r>
+        <w:rPr>
+          <w:rFonts w:ascii="Arial" w:hAnsi="Arial" w:eastAsia="Arial" w:cs="Arial"/>
+          <w:b w:val="0"/>
+          <w:i w:val="0"/>
+          <w:color w:val="000000"/>
+          <w:sz w:val="18"/>
+          <w:highlight w:val="lightGray"/>
+        </w:rPr>
+        <w:t>C</w:t>
+      </w:r>
+      <w:r>
+        <w:rPr>
+          <w:rFonts w:ascii="Arial" w:hAnsi="Arial" w:eastAsia="Arial" w:cs="Arial"/>
+          <w:b w:val="0"/>
+          <w:i w:val="0"/>
+          <w:color w:val="000000"/>
+          <w:sz w:val="18"/>
+          <w:highlight w:val="lightGray"/>
+        </w:rPr>
+        <w:t>h</w:t>
+      </w:r>
+      <w:r>
+        <w:rPr>
+          <w:rFonts w:ascii="Arial" w:hAnsi="Arial" w:eastAsia="Arial" w:cs="Arial"/>
+          <w:b w:val="0"/>
+          <w:i w:val="0"/>
+          <w:color w:val="000000"/>
+          <w:sz w:val="18"/>
+          <w:highlight w:val="lightGray"/>
+        </w:rPr>
+        <w:t>a</w:t>
+      </w:r>
+      <w:r>
+        <w:rPr>
+          <w:rFonts w:ascii="Arial" w:hAnsi="Arial" w:eastAsia="Arial" w:cs="Arial"/>
+          <w:b w:val="0"/>
+          <w:i w:val="0"/>
+          <w:color w:val="000000"/>
+          <w:sz w:val="18"/>
+          <w:highlight w:val="lightGray"/>
+        </w:rPr>
+        <w:t>t</w:t>
+      </w:r>
+      <w:r>
+        <w:rPr>
+          <w:rFonts w:ascii="Arial" w:hAnsi="Arial" w:eastAsia="Arial" w:cs="Arial"/>
+          <w:b w:val="0"/>
+          <w:i w:val="0"/>
+          <w:color w:val="000000"/>
+          <w:sz w:val="18"/>
+          <w:highlight w:val="lightGray"/>
+        </w:rPr>
+        <w:t>g</w:t>
+      </w:r>
+      <w:r>
+        <w:rPr>
+          <w:rFonts w:ascii="Arial" w:hAnsi="Arial" w:eastAsia="Arial" w:cs="Arial"/>
+          <w:b w:val="0"/>
+          <w:i w:val="0"/>
+          <w:color w:val="000000"/>
+          <w:sz w:val="18"/>
+          <w:highlight w:val="lightGray"/>
+        </w:rPr>
+        <w:t>p</w:t>
+      </w:r>
+      <w:r>
+        <w:rPr>
+          <w:rFonts w:ascii="Arial" w:hAnsi="Arial" w:eastAsia="Arial" w:cs="Arial"/>
+          <w:b w:val="0"/>
+          <w:i w:val="0"/>
+          <w:color w:val="000000"/>
+          <w:sz w:val="18"/>
+          <w:highlight w:val="lightGray"/>
+        </w:rPr>
+        <w:t>t</w:t>
+      </w:r>
+      <w:r>
+        <w:rPr>
+          <w:rFonts w:ascii="Arial" w:hAnsi="Arial" w:eastAsia="Arial" w:cs="Arial"/>
+          <w:b w:val="0"/>
+          <w:i w:val="0"/>
+          <w:color w:val="000000"/>
+          <w:sz w:val="18"/>
+          <w:highlight w:val="lightGray"/>
+        </w:rPr>
+        <w:t xml:space="preserve"> </w:t>
+      </w:r>
+      <w:r>
+        <w:rPr>
+          <w:rFonts w:ascii="Arial" w:hAnsi="Arial" w:eastAsia="Arial" w:cs="Arial"/>
+          <w:b w:val="0"/>
+          <w:i w:val="0"/>
+          <w:color w:val="000000"/>
+          <w:sz w:val="18"/>
+          <w:highlight w:val="lightGray"/>
+        </w:rPr>
+        <w:t>(</w:t>
+      </w:r>
+      <w:r>
+        <w:rPr>
+          <w:rFonts w:ascii="Arial" w:hAnsi="Arial" w:eastAsia="Arial" w:cs="Arial"/>
+          <w:b w:val="0"/>
+          <w:i w:val="0"/>
+          <w:color w:val="000000"/>
+          <w:sz w:val="18"/>
+          <w:highlight w:val="lightGray"/>
+        </w:rPr>
+        <w:t>G</w:t>
+      </w:r>
+      <w:r>
+        <w:rPr>
+          <w:rFonts w:ascii="Arial" w:hAnsi="Arial" w:eastAsia="Arial" w:cs="Arial"/>
+          <w:b w:val="0"/>
+          <w:i w:val="0"/>
+          <w:color w:val="000000"/>
+          <w:sz w:val="18"/>
+          <w:highlight w:val="lightGray"/>
+        </w:rPr>
+        <w:t>P</w:t>
+      </w:r>
+      <w:r>
+        <w:rPr>
+          <w:rFonts w:ascii="Arial" w:hAnsi="Arial" w:eastAsia="Arial" w:cs="Arial"/>
+          <w:b w:val="0"/>
+          <w:i w:val="0"/>
+          <w:color w:val="000000"/>
+          <w:sz w:val="18"/>
+          <w:highlight w:val="lightGray"/>
+        </w:rPr>
+        <w:t>T</w:t>
+      </w:r>
+      <w:r>
+        <w:rPr>
+          <w:rFonts w:ascii="Arial" w:hAnsi="Arial" w:eastAsia="Arial" w:cs="Arial"/>
+          <w:b w:val="0"/>
+          <w:i w:val="0"/>
+          <w:color w:val="000000"/>
+          <w:sz w:val="18"/>
+          <w:highlight w:val="lightGray"/>
         </w:rPr>
         <w:t>‑</w:t>
       </w:r>
       <w:r>
         <w:rPr>
-          <w:rFonts w:ascii="Arial" w:eastAsia="Arial" w:hAnsi="Arial"/>
-          <w:b/>
-          <w:sz w:val="22"/>
-          <w:szCs w:val="14"/>
-          <w:shd w:val="clear" w:color="auto" w:fill="B7B7B7"/>
-        </w:rPr>
-        <w:t>5 Mini) at [12/9/2025]</w:t>
+          <w:rFonts w:ascii="Arial" w:hAnsi="Arial" w:eastAsia="Arial" w:cs="Arial"/>
+          <w:b w:val="0"/>
+          <w:i w:val="0"/>
+          <w:color w:val="000000"/>
+          <w:sz w:val="18"/>
+          <w:highlight w:val="lightGray"/>
+        </w:rPr>
+        <w:t>5</w:t>
+      </w:r>
+      <w:r>
+        <w:rPr>
+          <w:rFonts w:ascii="Arial" w:hAnsi="Arial" w:eastAsia="Arial" w:cs="Arial"/>
+          <w:b w:val="0"/>
+          <w:i w:val="0"/>
+          <w:color w:val="000000"/>
+          <w:sz w:val="18"/>
+          <w:highlight w:val="lightGray"/>
+        </w:rPr>
+        <w:t xml:space="preserve"> </w:t>
+      </w:r>
+      <w:r>
+        <w:rPr>
+          <w:rFonts w:ascii="Arial" w:hAnsi="Arial" w:eastAsia="Arial" w:cs="Arial"/>
+          <w:b w:val="0"/>
+          <w:i w:val="0"/>
+          <w:color w:val="000000"/>
+          <w:sz w:val="18"/>
+          <w:highlight w:val="lightGray"/>
+        </w:rPr>
+        <w:t>M</w:t>
+      </w:r>
+      <w:r>
+        <w:rPr>
+          <w:rFonts w:ascii="Arial" w:hAnsi="Arial" w:eastAsia="Arial" w:cs="Arial"/>
+          <w:b w:val="0"/>
+          <w:i w:val="0"/>
+          <w:color w:val="000000"/>
+          <w:sz w:val="18"/>
+          <w:highlight w:val="lightGray"/>
+        </w:rPr>
+        <w:t>i</w:t>
+      </w:r>
+      <w:r>
+        <w:rPr>
+          <w:rFonts w:ascii="Arial" w:hAnsi="Arial" w:eastAsia="Arial" w:cs="Arial"/>
+          <w:b w:val="0"/>
+          <w:i w:val="0"/>
+          <w:color w:val="000000"/>
+          <w:sz w:val="18"/>
+          <w:highlight w:val="lightGray"/>
+        </w:rPr>
+        <w:t>n</w:t>
+      </w:r>
+      <w:r>
+        <w:rPr>
+          <w:rFonts w:ascii="Arial" w:hAnsi="Arial" w:eastAsia="Arial" w:cs="Arial"/>
+          <w:b w:val="0"/>
+          <w:i w:val="0"/>
+          <w:color w:val="000000"/>
+          <w:sz w:val="18"/>
+          <w:highlight w:val="lightGray"/>
+        </w:rPr>
+        <w:t>i</w:t>
+      </w:r>
+      <w:r>
+        <w:rPr>
+          <w:rFonts w:ascii="Arial" w:hAnsi="Arial" w:eastAsia="Arial" w:cs="Arial"/>
+          <w:b w:val="0"/>
+          <w:i w:val="0"/>
+          <w:color w:val="000000"/>
+          <w:sz w:val="18"/>
+          <w:highlight w:val="lightGray"/>
+        </w:rPr>
+        <w:t>)</w:t>
+      </w:r>
+      <w:r>
+        <w:rPr>
+          <w:rFonts w:ascii="Arial" w:hAnsi="Arial" w:eastAsia="Arial" w:cs="Arial"/>
+          <w:b w:val="0"/>
+          <w:i w:val="0"/>
+          <w:color w:val="000000"/>
+          <w:sz w:val="18"/>
+          <w:highlight w:val="lightGray"/>
+        </w:rPr>
+        <w:t>]</w:t>
+      </w:r>
+      <w:r>
+        <w:rPr>
+          <w:rFonts w:ascii="Arial" w:hAnsi="Arial" w:eastAsia="Arial" w:cs="Arial"/>
+          <w:b w:val="0"/>
+          <w:i w:val="0"/>
+          <w:color w:val="000000"/>
+          <w:sz w:val="18"/>
+          <w:highlight w:val="lightGray"/>
+        </w:rPr>
+        <w:t xml:space="preserve"> </w:t>
+      </w:r>
+      <w:r>
+        <w:rPr>
+          <w:rFonts w:ascii="Arial" w:hAnsi="Arial" w:eastAsia="Arial" w:cs="Arial"/>
+          <w:b/>
+          <w:i w:val="0"/>
+          <w:color w:val="000000"/>
+          <w:sz w:val="18"/>
+          <w:highlight w:val="lightGray"/>
+        </w:rPr>
+        <w:t>o</w:t>
+      </w:r>
+      <w:r>
+        <w:rPr>
+          <w:rFonts w:ascii="Arial" w:hAnsi="Arial" w:eastAsia="Arial" w:cs="Arial"/>
+          <w:b/>
+          <w:i w:val="0"/>
+          <w:color w:val="000000"/>
+          <w:sz w:val="18"/>
+          <w:highlight w:val="lightGray"/>
+        </w:rPr>
+        <w:t>n</w:t>
+      </w:r>
+      <w:r>
+        <w:rPr>
+          <w:rFonts w:ascii="Arial" w:hAnsi="Arial"/>
+          <w:b w:val="0"/>
+          <w:i w:val="0"/>
+          <w:color w:val="000000"/>
+          <w:sz w:val="18"/>
+          <w:highlight w:val="lightGray"/>
+        </w:rPr>
+        <w:t xml:space="preserve"> </w:t>
+      </w:r>
+      <w:r>
+        <w:rPr>
+          <w:rFonts w:ascii="Arial" w:hAnsi="Arial"/>
+          <w:b w:val="0"/>
+          <w:i w:val="0"/>
+          <w:color w:val="000000"/>
+          <w:sz w:val="18"/>
+          <w:highlight w:val="lightGray"/>
+        </w:rPr>
+        <w:t>[</w:t>
+      </w:r>
+      <w:r>
+        <w:rPr>
+          <w:rFonts w:ascii="Arial" w:hAnsi="Arial"/>
+          <w:b w:val="0"/>
+          <w:i w:val="0"/>
+          <w:sz w:val="18"/>
+          <w:highlight w:val="lightGray"/>
+        </w:rPr>
+        <w:t>12/9/2025]</w:t>
       </w:r>
     </w:p>
     <w:p>
@@ -511,59 +5141,1597 @@
       </w:pPr>
       <w:r>
         <w:rPr>
-          <w:rFonts w:ascii="Arial" w:eastAsia="Arial" w:hAnsi="Arial"/>
-          <w:b/>
-          <w:sz w:val="22"/>
-          <w:shd w:val="clear" w:color="auto" w:fill="B7B7B7"/>
-        </w:rPr>
-        <w:t># Source</w:t>
-      </w:r>
-      <w:r>
-        <w:rPr>
-          <w:rFonts w:ascii="Arial" w:eastAsia="Arial" w:hAnsi="Arial"/>
-          <w:sz w:val="22"/>
-          <w:shd w:val="clear" w:color="auto" w:fill="B7B7B7"/>
-        </w:rPr>
-        <w:t xml:space="preserve">: </w:t>
-      </w:r>
-      <w:r>
-        <w:rPr>
-          <w:rFonts w:ascii="Arial" w:eastAsia="Arial" w:hAnsi="Arial"/>
-          <w:b/>
-          <w:sz w:val="22"/>
-          <w:shd w:val="clear" w:color="auto" w:fill="B7B7B7"/>
-        </w:rPr>
-        <w:t xml:space="preserve">Chatgpt </w:t>
-      </w:r>
-      <w:r>
-        <w:rPr>
-          <w:rFonts w:ascii="Arial" w:eastAsia="Arial" w:hAnsi="Arial"/>
-          <w:b/>
-          <w:sz w:val="22"/>
-          <w:szCs w:val="14"/>
-          <w:shd w:val="clear" w:color="auto" w:fill="B7B7B7"/>
-        </w:rPr>
-        <w:t>(GPT</w:t>
-      </w:r>
-      <w:r>
-        <w:rPr>
-          <w:rFonts w:ascii="Arial" w:eastAsia="Arial" w:hAnsi="Arial" w:cs="Cambria Math"/>
-          <w:b/>
-          <w:sz w:val="22"/>
-          <w:szCs w:val="14"/>
-          <w:shd w:val="clear" w:color="auto" w:fill="B7B7B7"/>
+          <w:rFonts w:ascii="Arial" w:hAnsi="Arial" w:eastAsia="Arial" w:cs="Arial"/>
+          <w:b/>
+          <w:i w:val="0"/>
+          <w:color w:val="000000"/>
+          <w:sz w:val="18"/>
+          <w:highlight w:val="lightGray"/>
+        </w:rPr>
+        <w:t>#</w:t>
+      </w:r>
+      <w:r>
+        <w:rPr>
+          <w:rFonts w:ascii="Arial" w:hAnsi="Arial" w:eastAsia="Arial" w:cs="Arial"/>
+          <w:b/>
+          <w:i w:val="0"/>
+          <w:color w:val="000000"/>
+          <w:sz w:val="18"/>
+          <w:highlight w:val="lightGray"/>
+        </w:rPr>
+        <w:t xml:space="preserve"> </w:t>
+      </w:r>
+      <w:r>
+        <w:rPr>
+          <w:rFonts w:ascii="Arial" w:hAnsi="Arial" w:eastAsia="Arial" w:cs="Arial"/>
+          <w:b/>
+          <w:i w:val="0"/>
+          <w:color w:val="000000"/>
+          <w:sz w:val="18"/>
+          <w:highlight w:val="lightGray"/>
+        </w:rPr>
+        <w:t>S</w:t>
+      </w:r>
+      <w:r>
+        <w:rPr>
+          <w:rFonts w:ascii="Arial" w:hAnsi="Arial" w:eastAsia="Arial" w:cs="Arial"/>
+          <w:b/>
+          <w:i w:val="0"/>
+          <w:color w:val="000000"/>
+          <w:sz w:val="18"/>
+          <w:highlight w:val="lightGray"/>
+        </w:rPr>
+        <w:t>o</w:t>
+      </w:r>
+      <w:r>
+        <w:rPr>
+          <w:rFonts w:ascii="Arial" w:hAnsi="Arial" w:eastAsia="Arial" w:cs="Arial"/>
+          <w:b/>
+          <w:i w:val="0"/>
+          <w:color w:val="000000"/>
+          <w:sz w:val="18"/>
+          <w:highlight w:val="lightGray"/>
+        </w:rPr>
+        <w:t>u</w:t>
+      </w:r>
+      <w:r>
+        <w:rPr>
+          <w:rFonts w:ascii="Arial" w:hAnsi="Arial" w:eastAsia="Arial" w:cs="Arial"/>
+          <w:b/>
+          <w:i w:val="0"/>
+          <w:color w:val="000000"/>
+          <w:sz w:val="18"/>
+          <w:highlight w:val="lightGray"/>
+        </w:rPr>
+        <w:t>r</w:t>
+      </w:r>
+      <w:r>
+        <w:rPr>
+          <w:rFonts w:ascii="Arial" w:hAnsi="Arial" w:eastAsia="Arial" w:cs="Arial"/>
+          <w:b/>
+          <w:i w:val="0"/>
+          <w:color w:val="000000"/>
+          <w:sz w:val="18"/>
+          <w:highlight w:val="lightGray"/>
+        </w:rPr>
+        <w:t>c</w:t>
+      </w:r>
+      <w:r>
+        <w:rPr>
+          <w:rFonts w:ascii="Arial" w:hAnsi="Arial" w:eastAsia="Arial" w:cs="Arial"/>
+          <w:b/>
+          <w:i w:val="0"/>
+          <w:color w:val="000000"/>
+          <w:sz w:val="18"/>
+          <w:highlight w:val="lightGray"/>
+        </w:rPr>
+        <w:t>e</w:t>
+      </w:r>
+      <w:r>
+        <w:rPr>
+          <w:rFonts w:ascii="Arial" w:hAnsi="Arial" w:eastAsia="Arial" w:cs="Arial"/>
+          <w:b/>
+          <w:i w:val="0"/>
+          <w:color w:val="000000"/>
+          <w:sz w:val="18"/>
+          <w:highlight w:val="lightGray"/>
+        </w:rPr>
+        <w:t>:</w:t>
+      </w:r>
+      <w:r>
+        <w:rPr>
+          <w:rFonts w:ascii="Arial" w:hAnsi="Arial" w:eastAsia="Arial" w:cs="Arial"/>
+          <w:b/>
+          <w:i w:val="0"/>
+          <w:color w:val="000000"/>
+          <w:sz w:val="18"/>
+          <w:highlight w:val="lightGray"/>
+        </w:rPr>
+        <w:t xml:space="preserve"> </w:t>
+      </w:r>
+      <w:r>
+        <w:rPr>
+          <w:rFonts w:ascii="Arial" w:hAnsi="Arial" w:eastAsia="Arial" w:cs="Arial"/>
+          <w:b/>
+          <w:i w:val="0"/>
+          <w:color w:val="000000"/>
+          <w:sz w:val="18"/>
+          <w:highlight w:val="lightGray"/>
+        </w:rPr>
+        <w:t>A</w:t>
+      </w:r>
+      <w:r>
+        <w:rPr>
+          <w:rFonts w:ascii="Arial" w:hAnsi="Arial" w:eastAsia="Arial" w:cs="Arial"/>
+          <w:b/>
+          <w:i w:val="0"/>
+          <w:color w:val="000000"/>
+          <w:sz w:val="18"/>
+          <w:highlight w:val="lightGray"/>
+        </w:rPr>
+        <w:t>I</w:t>
+      </w:r>
+      <w:r>
+        <w:rPr>
+          <w:rFonts w:ascii="Arial" w:hAnsi="Arial" w:eastAsia="Arial" w:cs="Arial"/>
+          <w:b/>
+          <w:i w:val="0"/>
+          <w:color w:val="000000"/>
+          <w:sz w:val="18"/>
+          <w:highlight w:val="lightGray"/>
+        </w:rPr>
+        <w:t xml:space="preserve"> </w:t>
+      </w:r>
+      <w:r>
+        <w:rPr>
+          <w:rFonts w:ascii="Arial" w:hAnsi="Arial" w:eastAsia="Arial" w:cs="Arial"/>
+          <w:b/>
+          <w:i w:val="0"/>
+          <w:color w:val="000000"/>
+          <w:sz w:val="18"/>
+          <w:highlight w:val="lightGray"/>
+        </w:rPr>
+        <w:t>S</w:t>
+      </w:r>
+      <w:r>
+        <w:rPr>
+          <w:rFonts w:ascii="Arial" w:hAnsi="Arial" w:eastAsia="Arial" w:cs="Arial"/>
+          <w:b/>
+          <w:i w:val="0"/>
+          <w:color w:val="000000"/>
+          <w:sz w:val="18"/>
+          <w:highlight w:val="lightGray"/>
+        </w:rPr>
+        <w:t>o</w:t>
+      </w:r>
+      <w:r>
+        <w:rPr>
+          <w:rFonts w:ascii="Arial" w:hAnsi="Arial" w:eastAsia="Arial" w:cs="Arial"/>
+          <w:b/>
+          <w:i w:val="0"/>
+          <w:color w:val="000000"/>
+          <w:sz w:val="18"/>
+          <w:highlight w:val="lightGray"/>
+        </w:rPr>
+        <w:t>u</w:t>
+      </w:r>
+      <w:r>
+        <w:rPr>
+          <w:rFonts w:ascii="Arial" w:hAnsi="Arial" w:eastAsia="Arial" w:cs="Arial"/>
+          <w:b/>
+          <w:i w:val="0"/>
+          <w:color w:val="000000"/>
+          <w:sz w:val="18"/>
+          <w:highlight w:val="lightGray"/>
+        </w:rPr>
+        <w:t>r</w:t>
+      </w:r>
+      <w:r>
+        <w:rPr>
+          <w:rFonts w:ascii="Arial" w:hAnsi="Arial" w:eastAsia="Arial" w:cs="Arial"/>
+          <w:b/>
+          <w:i w:val="0"/>
+          <w:color w:val="000000"/>
+          <w:sz w:val="18"/>
+          <w:highlight w:val="lightGray"/>
+        </w:rPr>
+        <w:t>c</w:t>
+      </w:r>
+      <w:r>
+        <w:rPr>
+          <w:rFonts w:ascii="Arial" w:hAnsi="Arial" w:eastAsia="Arial" w:cs="Arial"/>
+          <w:b/>
+          <w:i w:val="0"/>
+          <w:color w:val="000000"/>
+          <w:sz w:val="18"/>
+          <w:highlight w:val="lightGray"/>
+        </w:rPr>
+        <w:t>e</w:t>
+      </w:r>
+      <w:r>
+        <w:rPr>
+          <w:rFonts w:ascii="Arial" w:hAnsi="Arial" w:eastAsia="Arial" w:cs="Arial"/>
+          <w:b/>
+          <w:i w:val="0"/>
+          <w:color w:val="000000"/>
+          <w:sz w:val="18"/>
+          <w:highlight w:val="lightGray"/>
+        </w:rPr>
+        <w:t>:</w:t>
+      </w:r>
+      <w:r>
+        <w:rPr>
+          <w:rFonts w:ascii="Arial" w:hAnsi="Arial" w:eastAsia="Arial" w:cs="Arial"/>
+          <w:b/>
+          <w:i w:val="0"/>
+          <w:color w:val="000000"/>
+          <w:sz w:val="18"/>
+          <w:highlight w:val="lightGray"/>
+        </w:rPr>
+        <w:t xml:space="preserve"> </w:t>
+      </w:r>
+      <w:r>
+        <w:rPr>
+          <w:rFonts w:ascii="Arial" w:hAnsi="Arial" w:eastAsia="Arial" w:cs="Arial"/>
+          <w:b/>
+          <w:i w:val="0"/>
+          <w:color w:val="000000"/>
+          <w:sz w:val="18"/>
+          <w:highlight w:val="lightGray"/>
+        </w:rPr>
+        <w:t>P</w:t>
+      </w:r>
+      <w:r>
+        <w:rPr>
+          <w:rFonts w:ascii="Arial" w:hAnsi="Arial" w:eastAsia="Arial" w:cs="Arial"/>
+          <w:b/>
+          <w:i w:val="0"/>
+          <w:color w:val="000000"/>
+          <w:sz w:val="18"/>
+          <w:highlight w:val="lightGray"/>
+        </w:rPr>
+        <w:t>r</w:t>
+      </w:r>
+      <w:r>
+        <w:rPr>
+          <w:rFonts w:ascii="Arial" w:hAnsi="Arial" w:eastAsia="Arial" w:cs="Arial"/>
+          <w:b/>
+          <w:i w:val="0"/>
+          <w:color w:val="000000"/>
+          <w:sz w:val="18"/>
+          <w:highlight w:val="lightGray"/>
+        </w:rPr>
+        <w:t>o</w:t>
+      </w:r>
+      <w:r>
+        <w:rPr>
+          <w:rFonts w:ascii="Arial" w:hAnsi="Arial" w:eastAsia="Arial" w:cs="Arial"/>
+          <w:b/>
+          <w:i w:val="0"/>
+          <w:color w:val="000000"/>
+          <w:sz w:val="18"/>
+          <w:highlight w:val="lightGray"/>
+        </w:rPr>
+        <w:t>v</w:t>
+      </w:r>
+      <w:r>
+        <w:rPr>
+          <w:rFonts w:ascii="Arial" w:hAnsi="Arial" w:eastAsia="Arial" w:cs="Arial"/>
+          <w:b/>
+          <w:i w:val="0"/>
+          <w:color w:val="000000"/>
+          <w:sz w:val="18"/>
+          <w:highlight w:val="lightGray"/>
+        </w:rPr>
+        <w:t>i</w:t>
+      </w:r>
+      <w:r>
+        <w:rPr>
+          <w:rFonts w:ascii="Arial" w:hAnsi="Arial" w:eastAsia="Arial" w:cs="Arial"/>
+          <w:b/>
+          <w:i w:val="0"/>
+          <w:color w:val="000000"/>
+          <w:sz w:val="18"/>
+          <w:highlight w:val="lightGray"/>
+        </w:rPr>
+        <w:t>d</w:t>
+      </w:r>
+      <w:r>
+        <w:rPr>
+          <w:rFonts w:ascii="Arial" w:hAnsi="Arial" w:eastAsia="Arial" w:cs="Arial"/>
+          <w:b/>
+          <w:i w:val="0"/>
+          <w:color w:val="000000"/>
+          <w:sz w:val="18"/>
+          <w:highlight w:val="lightGray"/>
+        </w:rPr>
+        <w:t>e</w:t>
+      </w:r>
+      <w:r>
+        <w:rPr>
+          <w:rFonts w:ascii="Arial" w:hAnsi="Arial" w:eastAsia="Arial" w:cs="Arial"/>
+          <w:b/>
+          <w:i w:val="0"/>
+          <w:color w:val="000000"/>
+          <w:sz w:val="18"/>
+          <w:highlight w:val="lightGray"/>
+        </w:rPr>
+        <w:t>d</w:t>
+      </w:r>
+      <w:r>
+        <w:rPr>
+          <w:rFonts w:ascii="Arial" w:hAnsi="Arial" w:eastAsia="Arial" w:cs="Arial"/>
+          <w:b/>
+          <w:i w:val="0"/>
+          <w:color w:val="000000"/>
+          <w:sz w:val="18"/>
+          <w:highlight w:val="lightGray"/>
+        </w:rPr>
+        <w:t xml:space="preserve"> </w:t>
+      </w:r>
+      <w:r>
+        <w:rPr>
+          <w:rFonts w:ascii="Arial" w:hAnsi="Arial" w:eastAsia="Arial" w:cs="Arial"/>
+          <w:b/>
+          <w:i w:val="0"/>
+          <w:color w:val="000000"/>
+          <w:sz w:val="18"/>
+          <w:highlight w:val="lightGray"/>
+        </w:rPr>
+        <w:t>b</w:t>
+      </w:r>
+      <w:r>
+        <w:rPr>
+          <w:rFonts w:ascii="Arial" w:hAnsi="Arial" w:eastAsia="Arial" w:cs="Arial"/>
+          <w:b/>
+          <w:i w:val="0"/>
+          <w:color w:val="000000"/>
+          <w:sz w:val="18"/>
+          <w:highlight w:val="lightGray"/>
+        </w:rPr>
+        <w:t>y</w:t>
+      </w:r>
+      <w:r>
+        <w:rPr>
+          <w:rFonts w:ascii="Arial" w:hAnsi="Arial" w:eastAsia="Arial" w:cs="Arial"/>
+          <w:b/>
+          <w:i w:val="0"/>
+          <w:color w:val="000000"/>
+          <w:sz w:val="18"/>
+          <w:highlight w:val="lightGray"/>
+        </w:rPr>
+        <w:t>:</w:t>
+      </w:r>
+      <w:r>
+        <w:rPr>
+          <w:rFonts w:ascii="Arial" w:hAnsi="Arial" w:eastAsia="Arial" w:cs="Arial"/>
+          <w:b/>
+          <w:i w:val="0"/>
+          <w:color w:val="000000"/>
+          <w:sz w:val="18"/>
+          <w:highlight w:val="lightGray"/>
+        </w:rPr>
+        <w:t xml:space="preserve"> </w:t>
+      </w:r>
+      <w:r>
+        <w:rPr>
+          <w:rFonts w:ascii="Arial" w:hAnsi="Arial" w:eastAsia="Arial" w:cs="Arial"/>
+          <w:b/>
+          <w:i w:val="0"/>
+          <w:color w:val="000000"/>
+          <w:sz w:val="18"/>
+          <w:highlight w:val="lightGray"/>
+        </w:rPr>
+        <w:t>[</w:t>
+      </w:r>
+      <w:r>
+        <w:rPr>
+          <w:rFonts w:ascii="Arial" w:hAnsi="Arial" w:eastAsia="Arial" w:cs="Arial"/>
+          <w:b/>
+          <w:i w:val="0"/>
+          <w:color w:val="000000"/>
+          <w:sz w:val="18"/>
+          <w:highlight w:val="lightGray"/>
+        </w:rPr>
+        <w:t>D</w:t>
+      </w:r>
+      <w:r>
+        <w:rPr>
+          <w:rFonts w:ascii="Arial" w:hAnsi="Arial" w:eastAsia="Arial" w:cs="Arial"/>
+          <w:b/>
+          <w:i w:val="0"/>
+          <w:color w:val="000000"/>
+          <w:sz w:val="18"/>
+          <w:highlight w:val="lightGray"/>
+        </w:rPr>
+        <w:t>a</w:t>
+      </w:r>
+      <w:r>
+        <w:rPr>
+          <w:rFonts w:ascii="Arial" w:hAnsi="Arial" w:eastAsia="Arial" w:cs="Arial"/>
+          <w:b/>
+          <w:i w:val="0"/>
+          <w:color w:val="000000"/>
+          <w:sz w:val="18"/>
+          <w:highlight w:val="lightGray"/>
+        </w:rPr>
+        <w:t>t</w:t>
+      </w:r>
+      <w:r>
+        <w:rPr>
+          <w:rFonts w:ascii="Arial" w:hAnsi="Arial" w:eastAsia="Arial" w:cs="Arial"/>
+          <w:b/>
+          <w:i w:val="0"/>
+          <w:color w:val="000000"/>
+          <w:sz w:val="18"/>
+          <w:highlight w:val="lightGray"/>
+        </w:rPr>
+        <w:t>a</w:t>
+      </w:r>
+      <w:r>
+        <w:rPr>
+          <w:rFonts w:ascii="Arial" w:hAnsi="Arial" w:eastAsia="Arial" w:cs="Arial"/>
+          <w:b/>
+          <w:i w:val="0"/>
+          <w:color w:val="000000"/>
+          <w:sz w:val="18"/>
+          <w:highlight w:val="lightGray"/>
+        </w:rPr>
+        <w:t xml:space="preserve"> </w:t>
+      </w:r>
+      <w:r>
+        <w:rPr>
+          <w:rFonts w:ascii="Arial" w:hAnsi="Arial" w:eastAsia="Arial" w:cs="Arial"/>
+          <w:b/>
+          <w:i w:val="0"/>
+          <w:color w:val="000000"/>
+          <w:sz w:val="18"/>
+          <w:highlight w:val="lightGray"/>
+        </w:rPr>
+        <w:t>P</w:t>
+      </w:r>
+      <w:r>
+        <w:rPr>
+          <w:rFonts w:ascii="Arial" w:hAnsi="Arial" w:eastAsia="Arial" w:cs="Arial"/>
+          <w:b/>
+          <w:i w:val="0"/>
+          <w:color w:val="000000"/>
+          <w:sz w:val="18"/>
+          <w:highlight w:val="lightGray"/>
+        </w:rPr>
+        <w:t>a</w:t>
+      </w:r>
+      <w:r>
+        <w:rPr>
+          <w:rFonts w:ascii="Arial" w:hAnsi="Arial" w:eastAsia="Arial" w:cs="Arial"/>
+          <w:b/>
+          <w:i w:val="0"/>
+          <w:color w:val="000000"/>
+          <w:sz w:val="18"/>
+          <w:highlight w:val="lightGray"/>
+        </w:rPr>
+        <w:t>t</w:t>
+      </w:r>
+      <w:r>
+        <w:rPr>
+          <w:rFonts w:ascii="Arial" w:hAnsi="Arial" w:eastAsia="Arial" w:cs="Arial"/>
+          <w:b/>
+          <w:i w:val="0"/>
+          <w:color w:val="000000"/>
+          <w:sz w:val="18"/>
+          <w:highlight w:val="lightGray"/>
+        </w:rPr>
+        <w:t>h</w:t>
+      </w:r>
+      <w:r>
+        <w:rPr>
+          <w:rFonts w:ascii="Arial" w:hAnsi="Arial" w:eastAsia="Arial" w:cs="Arial"/>
+          <w:b w:val="0"/>
+          <w:i w:val="0"/>
+          <w:color w:val="000000"/>
+          <w:sz w:val="18"/>
+          <w:highlight w:val="lightGray"/>
+        </w:rPr>
+        <w:t>:</w:t>
+      </w:r>
+      <w:r>
+        <w:rPr>
+          <w:rFonts w:ascii="Arial" w:hAnsi="Arial" w:eastAsia="Arial" w:cs="Arial"/>
+          <w:b w:val="0"/>
+          <w:i w:val="0"/>
+          <w:color w:val="000000"/>
+          <w:sz w:val="18"/>
+          <w:highlight w:val="lightGray"/>
+        </w:rPr>
+        <w:t xml:space="preserve"> </w:t>
+      </w:r>
+      <w:r>
+        <w:rPr>
+          <w:rFonts w:ascii="Arial" w:hAnsi="Arial" w:eastAsia="Arial" w:cs="Arial"/>
+          <w:b w:val="0"/>
+          <w:i w:val="0"/>
+          <w:color w:val="000000"/>
+          <w:sz w:val="18"/>
+          <w:highlight w:val="lightGray"/>
+        </w:rPr>
+        <w:t>P</w:t>
+      </w:r>
+      <w:r>
+        <w:rPr>
+          <w:rFonts w:ascii="Arial" w:hAnsi="Arial" w:eastAsia="Arial" w:cs="Arial"/>
+          <w:b w:val="0"/>
+          <w:i w:val="0"/>
+          <w:color w:val="000000"/>
+          <w:sz w:val="18"/>
+          <w:highlight w:val="lightGray"/>
+        </w:rPr>
+        <w:t>e</w:t>
+      </w:r>
+      <w:r>
+        <w:rPr>
+          <w:rFonts w:ascii="Arial" w:hAnsi="Arial" w:eastAsia="Arial" w:cs="Arial"/>
+          <w:b w:val="0"/>
+          <w:i w:val="0"/>
+          <w:color w:val="000000"/>
+          <w:sz w:val="18"/>
+          <w:highlight w:val="lightGray"/>
+        </w:rPr>
+        <w:t>r</w:t>
+      </w:r>
+      <w:r>
+        <w:rPr>
+          <w:rFonts w:ascii="Arial" w:hAnsi="Arial" w:eastAsia="Arial" w:cs="Arial"/>
+          <w:b w:val="0"/>
+          <w:i w:val="0"/>
+          <w:color w:val="000000"/>
+          <w:sz w:val="18"/>
+          <w:highlight w:val="lightGray"/>
+        </w:rPr>
+        <w:t>s</w:t>
+      </w:r>
+      <w:r>
+        <w:rPr>
+          <w:rFonts w:ascii="Arial" w:hAnsi="Arial" w:eastAsia="Arial" w:cs="Arial"/>
+          <w:b w:val="0"/>
+          <w:i w:val="0"/>
+          <w:color w:val="000000"/>
+          <w:sz w:val="18"/>
+          <w:highlight w:val="lightGray"/>
+        </w:rPr>
+        <w:t>o</w:t>
+      </w:r>
+      <w:r>
+        <w:rPr>
+          <w:rFonts w:ascii="Arial" w:hAnsi="Arial" w:eastAsia="Arial" w:cs="Arial"/>
+          <w:b w:val="0"/>
+          <w:i w:val="0"/>
+          <w:color w:val="000000"/>
+          <w:sz w:val="18"/>
+          <w:highlight w:val="lightGray"/>
+        </w:rPr>
+        <w:t>n</w:t>
+      </w:r>
+      <w:r>
+        <w:rPr>
+          <w:rFonts w:ascii="Arial" w:hAnsi="Arial" w:eastAsia="Arial" w:cs="Arial"/>
+          <w:b w:val="0"/>
+          <w:i w:val="0"/>
+          <w:color w:val="000000"/>
+          <w:sz w:val="18"/>
+          <w:highlight w:val="lightGray"/>
+        </w:rPr>
+        <w:t>s</w:t>
+      </w:r>
+      <w:r>
+        <w:rPr>
+          <w:rFonts w:ascii="Arial" w:hAnsi="Arial" w:eastAsia="Arial" w:cs="Arial"/>
+          <w:b w:val="0"/>
+          <w:i w:val="0"/>
+          <w:color w:val="000000"/>
+          <w:sz w:val="18"/>
+          <w:highlight w:val="lightGray"/>
+        </w:rPr>
+        <w:t xml:space="preserve"> </w:t>
+      </w:r>
+      <w:r>
+        <w:rPr>
+          <w:rFonts w:ascii="Arial" w:hAnsi="Arial" w:eastAsia="Arial" w:cs="Arial"/>
+          <w:b w:val="0"/>
+          <w:i w:val="0"/>
+          <w:color w:val="000000"/>
+          <w:sz w:val="18"/>
+          <w:highlight w:val="lightGray"/>
+        </w:rPr>
+        <w:t>T</w:t>
+      </w:r>
+      <w:r>
+        <w:rPr>
+          <w:rFonts w:ascii="Arial" w:hAnsi="Arial" w:eastAsia="Arial" w:cs="Arial"/>
+          <w:b w:val="0"/>
+          <w:i w:val="0"/>
+          <w:color w:val="000000"/>
+          <w:sz w:val="18"/>
+          <w:highlight w:val="lightGray"/>
+        </w:rPr>
+        <w:t>a</w:t>
+      </w:r>
+      <w:r>
+        <w:rPr>
+          <w:rFonts w:ascii="Arial" w:hAnsi="Arial" w:eastAsia="Arial" w:cs="Arial"/>
+          <w:b w:val="0"/>
+          <w:i w:val="0"/>
+          <w:color w:val="000000"/>
+          <w:sz w:val="18"/>
+          <w:highlight w:val="lightGray"/>
+        </w:rPr>
+        <w:t>b</w:t>
+      </w:r>
+      <w:r>
+        <w:rPr>
+          <w:rFonts w:ascii="Arial" w:hAnsi="Arial" w:eastAsia="Arial" w:cs="Arial"/>
+          <w:b w:val="0"/>
+          <w:i w:val="0"/>
+          <w:color w:val="000000"/>
+          <w:sz w:val="18"/>
+          <w:highlight w:val="lightGray"/>
+        </w:rPr>
+        <w:t>l</w:t>
+      </w:r>
+      <w:r>
+        <w:rPr>
+          <w:rFonts w:ascii="Arial" w:hAnsi="Arial" w:eastAsia="Arial" w:cs="Arial"/>
+          <w:b w:val="0"/>
+          <w:i w:val="0"/>
+          <w:color w:val="000000"/>
+          <w:sz w:val="18"/>
+          <w:highlight w:val="lightGray"/>
+        </w:rPr>
+        <w:t>e</w:t>
+      </w:r>
+      <w:r>
+        <w:rPr>
+          <w:rFonts w:ascii="Arial" w:hAnsi="Arial" w:eastAsia="Arial" w:cs="Arial"/>
+          <w:b w:val="0"/>
+          <w:i w:val="0"/>
+          <w:color w:val="000000"/>
+          <w:sz w:val="18"/>
+          <w:highlight w:val="lightGray"/>
+        </w:rPr>
+        <w:t xml:space="preserve"> </w:t>
+      </w:r>
+      <w:r>
+        <w:rPr>
+          <w:rFonts w:ascii="Arial" w:hAnsi="Arial" w:eastAsia="Arial" w:cs="Arial"/>
+          <w:b w:val="0"/>
+          <w:i w:val="0"/>
+          <w:color w:val="000000"/>
+          <w:sz w:val="18"/>
+          <w:highlight w:val="lightGray"/>
+        </w:rPr>
+        <w:t>-</w:t>
+      </w:r>
+      <w:r>
+        <w:rPr>
+          <w:rFonts w:ascii="Arial" w:hAnsi="Arial" w:eastAsia="Arial" w:cs="Arial"/>
+          <w:b w:val="0"/>
+          <w:i w:val="0"/>
+          <w:color w:val="000000"/>
+          <w:sz w:val="18"/>
+          <w:highlight w:val="lightGray"/>
+        </w:rPr>
+        <w:t>&gt;</w:t>
+      </w:r>
+      <w:r>
+        <w:rPr>
+          <w:rFonts w:ascii="Arial" w:hAnsi="Arial" w:eastAsia="Arial" w:cs="Arial"/>
+          <w:b w:val="0"/>
+          <w:i w:val="0"/>
+          <w:color w:val="000000"/>
+          <w:sz w:val="18"/>
+          <w:highlight w:val="lightGray"/>
+        </w:rPr>
+        <w:t xml:space="preserve"> </w:t>
+      </w:r>
+      <w:r>
+        <w:rPr>
+          <w:rFonts w:ascii="Arial" w:hAnsi="Arial" w:eastAsia="Arial" w:cs="Arial"/>
+          <w:b w:val="0"/>
+          <w:i w:val="0"/>
+          <w:color w:val="000000"/>
+          <w:sz w:val="18"/>
+          <w:highlight w:val="lightGray"/>
+        </w:rPr>
+        <w:t>I</w:t>
+      </w:r>
+      <w:r>
+        <w:rPr>
+          <w:rFonts w:ascii="Arial" w:hAnsi="Arial" w:eastAsia="Arial" w:cs="Arial"/>
+          <w:b w:val="0"/>
+          <w:i w:val="0"/>
+          <w:color w:val="000000"/>
+          <w:sz w:val="18"/>
+          <w:highlight w:val="lightGray"/>
+        </w:rPr>
+        <w:t>D</w:t>
+      </w:r>
+      <w:r>
+        <w:rPr>
+          <w:rFonts w:ascii="Arial" w:hAnsi="Arial" w:eastAsia="Arial" w:cs="Arial"/>
+          <w:b w:val="0"/>
+          <w:i w:val="0"/>
+          <w:color w:val="000000"/>
+          <w:sz w:val="18"/>
+          <w:highlight w:val="lightGray"/>
+        </w:rPr>
+        <w:t xml:space="preserve"> </w:t>
+      </w:r>
+      <w:r>
+        <w:rPr>
+          <w:rFonts w:ascii="Arial" w:hAnsi="Arial" w:eastAsia="Arial" w:cs="Arial"/>
+          <w:b w:val="0"/>
+          <w:i w:val="0"/>
+          <w:color w:val="000000"/>
+          <w:sz w:val="18"/>
+          <w:highlight w:val="lightGray"/>
+        </w:rPr>
+        <w:t>C</w:t>
+      </w:r>
+      <w:r>
+        <w:rPr>
+          <w:rFonts w:ascii="Arial" w:hAnsi="Arial" w:eastAsia="Arial" w:cs="Arial"/>
+          <w:b w:val="0"/>
+          <w:i w:val="0"/>
+          <w:color w:val="000000"/>
+          <w:sz w:val="18"/>
+          <w:highlight w:val="lightGray"/>
+        </w:rPr>
+        <w:t>o</w:t>
+      </w:r>
+      <w:r>
+        <w:rPr>
+          <w:rFonts w:ascii="Arial" w:hAnsi="Arial" w:eastAsia="Arial" w:cs="Arial"/>
+          <w:b w:val="0"/>
+          <w:i w:val="0"/>
+          <w:color w:val="000000"/>
+          <w:sz w:val="18"/>
+          <w:highlight w:val="lightGray"/>
+        </w:rPr>
+        <w:t>l</w:t>
+      </w:r>
+      <w:r>
+        <w:rPr>
+          <w:rFonts w:ascii="Arial" w:hAnsi="Arial" w:eastAsia="Arial" w:cs="Arial"/>
+          <w:b w:val="0"/>
+          <w:i w:val="0"/>
+          <w:color w:val="000000"/>
+          <w:sz w:val="18"/>
+          <w:highlight w:val="lightGray"/>
+        </w:rPr>
+        <w:t>u</w:t>
+      </w:r>
+      <w:r>
+        <w:rPr>
+          <w:rFonts w:ascii="Arial" w:hAnsi="Arial" w:eastAsia="Arial" w:cs="Arial"/>
+          <w:b w:val="0"/>
+          <w:i w:val="0"/>
+          <w:color w:val="000000"/>
+          <w:sz w:val="18"/>
+          <w:highlight w:val="lightGray"/>
+        </w:rPr>
+        <w:t>m</w:t>
+      </w:r>
+      <w:r>
+        <w:rPr>
+          <w:rFonts w:ascii="Arial" w:hAnsi="Arial" w:eastAsia="Arial" w:cs="Arial"/>
+          <w:b w:val="0"/>
+          <w:i w:val="0"/>
+          <w:color w:val="000000"/>
+          <w:sz w:val="18"/>
+          <w:highlight w:val="lightGray"/>
+        </w:rPr>
+        <w:t>n</w:t>
+      </w:r>
+      <w:r>
+        <w:rPr>
+          <w:rFonts w:ascii="Arial" w:hAnsi="Arial" w:eastAsia="Arial" w:cs="Arial"/>
+          <w:b w:val="0"/>
+          <w:i w:val="0"/>
+          <w:color w:val="000000"/>
+          <w:sz w:val="18"/>
+          <w:highlight w:val="lightGray"/>
+        </w:rPr>
+        <w:t>:</w:t>
+      </w:r>
+      <w:r>
+        <w:rPr>
+          <w:rFonts w:ascii="Arial" w:hAnsi="Arial" w:eastAsia="Arial" w:cs="Arial"/>
+          <w:b w:val="0"/>
+          <w:i w:val="0"/>
+          <w:color w:val="000000"/>
+          <w:sz w:val="18"/>
+          <w:highlight w:val="lightGray"/>
+        </w:rPr>
+        <w:t xml:space="preserve"> </w:t>
+      </w:r>
+      <w:r>
+        <w:rPr>
+          <w:rFonts w:ascii="Arial" w:hAnsi="Arial" w:eastAsia="Arial" w:cs="Arial"/>
+          <w:b w:val="0"/>
+          <w:i w:val="0"/>
+          <w:color w:val="000000"/>
+          <w:sz w:val="18"/>
+          <w:highlight w:val="lightGray"/>
+        </w:rPr>
+        <w:t>1</w:t>
+      </w:r>
+      <w:r>
+        <w:rPr>
+          <w:rFonts w:ascii="Arial" w:hAnsi="Arial" w:eastAsia="Arial" w:cs="Arial"/>
+          <w:b w:val="0"/>
+          <w:i w:val="0"/>
+          <w:color w:val="000000"/>
+          <w:sz w:val="18"/>
+          <w:highlight w:val="lightGray"/>
+        </w:rPr>
+        <w:t>,</w:t>
+      </w:r>
+      <w:r>
+        <w:rPr>
+          <w:rFonts w:ascii="Arial" w:hAnsi="Arial" w:eastAsia="Arial" w:cs="Arial"/>
+          <w:b w:val="0"/>
+          <w:i w:val="0"/>
+          <w:color w:val="000000"/>
+          <w:sz w:val="18"/>
+          <w:highlight w:val="lightGray"/>
+        </w:rPr>
+        <w:t xml:space="preserve"> </w:t>
+      </w:r>
+      <w:r>
+        <w:rPr>
+          <w:rFonts w:ascii="Arial" w:hAnsi="Arial" w:eastAsia="Arial" w:cs="Arial"/>
+          <w:b w:val="0"/>
+          <w:i w:val="0"/>
+          <w:color w:val="000000"/>
+          <w:sz w:val="18"/>
+          <w:highlight w:val="lightGray"/>
+        </w:rPr>
+        <w:t>N</w:t>
+      </w:r>
+      <w:r>
+        <w:rPr>
+          <w:rFonts w:ascii="Arial" w:hAnsi="Arial" w:eastAsia="Arial" w:cs="Arial"/>
+          <w:b w:val="0"/>
+          <w:i w:val="0"/>
+          <w:color w:val="000000"/>
+          <w:sz w:val="18"/>
+          <w:highlight w:val="lightGray"/>
+        </w:rPr>
+        <w:t>a</w:t>
+      </w:r>
+      <w:r>
+        <w:rPr>
+          <w:rFonts w:ascii="Arial" w:hAnsi="Arial" w:eastAsia="Arial" w:cs="Arial"/>
+          <w:b w:val="0"/>
+          <w:i w:val="0"/>
+          <w:color w:val="000000"/>
+          <w:sz w:val="18"/>
+          <w:highlight w:val="lightGray"/>
+        </w:rPr>
+        <w:t>m</w:t>
+      </w:r>
+      <w:r>
+        <w:rPr>
+          <w:rFonts w:ascii="Arial" w:hAnsi="Arial" w:eastAsia="Arial" w:cs="Arial"/>
+          <w:b w:val="0"/>
+          <w:i w:val="0"/>
+          <w:color w:val="000000"/>
+          <w:sz w:val="18"/>
+          <w:highlight w:val="lightGray"/>
+        </w:rPr>
+        <w:t>e</w:t>
+      </w:r>
+      <w:r>
+        <w:rPr>
+          <w:rFonts w:ascii="Arial" w:hAnsi="Arial" w:eastAsia="Arial" w:cs="Arial"/>
+          <w:b w:val="0"/>
+          <w:i w:val="0"/>
+          <w:color w:val="000000"/>
+          <w:sz w:val="18"/>
+          <w:highlight w:val="lightGray"/>
+        </w:rPr>
+        <w:t>_</w:t>
+      </w:r>
+      <w:r>
+        <w:rPr>
+          <w:rFonts w:ascii="Arial" w:hAnsi="Arial" w:eastAsia="Arial" w:cs="Arial"/>
+          <w:b w:val="0"/>
+          <w:i w:val="0"/>
+          <w:color w:val="000000"/>
+          <w:sz w:val="18"/>
+          <w:highlight w:val="lightGray"/>
+        </w:rPr>
+        <w:t>E</w:t>
+      </w:r>
+      <w:r>
+        <w:rPr>
+          <w:rFonts w:ascii="Arial" w:hAnsi="Arial" w:eastAsia="Arial" w:cs="Arial"/>
+          <w:b w:val="0"/>
+          <w:i w:val="0"/>
+          <w:color w:val="000000"/>
+          <w:sz w:val="18"/>
+          <w:highlight w:val="lightGray"/>
+        </w:rPr>
+        <w:t>n</w:t>
+      </w:r>
+      <w:r>
+        <w:rPr>
+          <w:rFonts w:ascii="Arial" w:hAnsi="Arial" w:eastAsia="Arial" w:cs="Arial"/>
+          <w:b w:val="0"/>
+          <w:i w:val="0"/>
+          <w:color w:val="000000"/>
+          <w:sz w:val="18"/>
+          <w:highlight w:val="lightGray"/>
+        </w:rPr>
+        <w:t xml:space="preserve"> </w:t>
+      </w:r>
+      <w:r>
+        <w:rPr>
+          <w:rFonts w:ascii="Arial" w:hAnsi="Arial" w:eastAsia="Arial" w:cs="Arial"/>
+          <w:b w:val="0"/>
+          <w:i w:val="0"/>
+          <w:color w:val="000000"/>
+          <w:sz w:val="18"/>
+          <w:highlight w:val="lightGray"/>
+        </w:rPr>
+        <w:t>C</w:t>
+      </w:r>
+      <w:r>
+        <w:rPr>
+          <w:rFonts w:ascii="Arial" w:hAnsi="Arial" w:eastAsia="Arial" w:cs="Arial"/>
+          <w:b w:val="0"/>
+          <w:i w:val="0"/>
+          <w:color w:val="000000"/>
+          <w:sz w:val="18"/>
+          <w:highlight w:val="lightGray"/>
+        </w:rPr>
+        <w:t>o</w:t>
+      </w:r>
+      <w:r>
+        <w:rPr>
+          <w:rFonts w:ascii="Arial" w:hAnsi="Arial" w:eastAsia="Arial" w:cs="Arial"/>
+          <w:b w:val="0"/>
+          <w:i w:val="0"/>
+          <w:color w:val="000000"/>
+          <w:sz w:val="18"/>
+          <w:highlight w:val="lightGray"/>
+        </w:rPr>
+        <w:t>l</w:t>
+      </w:r>
+      <w:r>
+        <w:rPr>
+          <w:rFonts w:ascii="Arial" w:hAnsi="Arial" w:eastAsia="Arial" w:cs="Arial"/>
+          <w:b w:val="0"/>
+          <w:i w:val="0"/>
+          <w:color w:val="000000"/>
+          <w:sz w:val="18"/>
+          <w:highlight w:val="lightGray"/>
+        </w:rPr>
+        <w:t>u</w:t>
+      </w:r>
+      <w:r>
+        <w:rPr>
+          <w:rFonts w:ascii="Arial" w:hAnsi="Arial" w:eastAsia="Arial" w:cs="Arial"/>
+          <w:b w:val="0"/>
+          <w:i w:val="0"/>
+          <w:color w:val="000000"/>
+          <w:sz w:val="18"/>
+          <w:highlight w:val="lightGray"/>
+        </w:rPr>
+        <w:t>m</w:t>
+      </w:r>
+      <w:r>
+        <w:rPr>
+          <w:rFonts w:ascii="Arial" w:hAnsi="Arial" w:eastAsia="Arial" w:cs="Arial"/>
+          <w:b w:val="0"/>
+          <w:i w:val="0"/>
+          <w:color w:val="000000"/>
+          <w:sz w:val="18"/>
+          <w:highlight w:val="lightGray"/>
+        </w:rPr>
+        <w:t>n</w:t>
+      </w:r>
+      <w:r>
+        <w:rPr>
+          <w:rFonts w:ascii="Arial" w:hAnsi="Arial" w:eastAsia="Arial" w:cs="Arial"/>
+          <w:b w:val="0"/>
+          <w:i w:val="0"/>
+          <w:color w:val="000000"/>
+          <w:sz w:val="18"/>
+          <w:highlight w:val="lightGray"/>
+        </w:rPr>
+        <w:t>:</w:t>
+      </w:r>
+      <w:r>
+        <w:rPr>
+          <w:rFonts w:ascii="Arial" w:hAnsi="Arial" w:eastAsia="Arial" w:cs="Arial"/>
+          <w:b w:val="0"/>
+          <w:i w:val="0"/>
+          <w:color w:val="000000"/>
+          <w:sz w:val="18"/>
+          <w:highlight w:val="lightGray"/>
+        </w:rPr>
+        <w:t xml:space="preserve"> </w:t>
+      </w:r>
+      <w:r>
+        <w:rPr>
+          <w:rFonts w:ascii="Arial" w:hAnsi="Arial" w:eastAsia="Arial" w:cs="Arial"/>
+          <w:b w:val="0"/>
+          <w:i w:val="0"/>
+          <w:color w:val="000000"/>
+          <w:sz w:val="18"/>
+          <w:highlight w:val="lightGray"/>
+        </w:rPr>
+        <w:t>M</w:t>
+      </w:r>
+      <w:r>
+        <w:rPr>
+          <w:rFonts w:ascii="Arial" w:hAnsi="Arial" w:eastAsia="Arial" w:cs="Arial"/>
+          <w:b w:val="0"/>
+          <w:i w:val="0"/>
+          <w:color w:val="000000"/>
+          <w:sz w:val="18"/>
+          <w:highlight w:val="lightGray"/>
+        </w:rPr>
+        <w:t>o</w:t>
+      </w:r>
+      <w:r>
+        <w:rPr>
+          <w:rFonts w:ascii="Arial" w:hAnsi="Arial" w:eastAsia="Arial" w:cs="Arial"/>
+          <w:b w:val="0"/>
+          <w:i w:val="0"/>
+          <w:color w:val="000000"/>
+          <w:sz w:val="18"/>
+          <w:highlight w:val="lightGray"/>
+        </w:rPr>
+        <w:t>t</w:t>
+      </w:r>
+      <w:r>
+        <w:rPr>
+          <w:rFonts w:ascii="Arial" w:hAnsi="Arial" w:eastAsia="Arial" w:cs="Arial"/>
+          <w:b w:val="0"/>
+          <w:i w:val="0"/>
+          <w:color w:val="000000"/>
+          <w:sz w:val="18"/>
+          <w:highlight w:val="lightGray"/>
+        </w:rPr>
+        <w:t>a</w:t>
+      </w:r>
+      <w:r>
+        <w:rPr>
+          <w:rFonts w:ascii="Arial" w:hAnsi="Arial" w:eastAsia="Arial" w:cs="Arial"/>
+          <w:b w:val="0"/>
+          <w:i w:val="0"/>
+          <w:color w:val="000000"/>
+          <w:sz w:val="18"/>
+          <w:highlight w:val="lightGray"/>
+        </w:rPr>
+        <w:t>s</w:t>
+      </w:r>
+      <w:r>
+        <w:rPr>
+          <w:rFonts w:ascii="Arial" w:hAnsi="Arial" w:eastAsia="Arial" w:cs="Arial"/>
+          <w:b w:val="0"/>
+          <w:i w:val="0"/>
+          <w:color w:val="000000"/>
+          <w:sz w:val="18"/>
+          <w:highlight w:val="lightGray"/>
+        </w:rPr>
+        <w:t>e</w:t>
+      </w:r>
+      <w:r>
+        <w:rPr>
+          <w:rFonts w:ascii="Arial" w:hAnsi="Arial" w:eastAsia="Arial" w:cs="Arial"/>
+          <w:b w:val="0"/>
+          <w:i w:val="0"/>
+          <w:color w:val="000000"/>
+          <w:sz w:val="18"/>
+          <w:highlight w:val="lightGray"/>
+        </w:rPr>
+        <w:t>m</w:t>
+      </w:r>
+      <w:r>
+        <w:rPr>
+          <w:rFonts w:ascii="Arial" w:hAnsi="Arial" w:eastAsia="Arial" w:cs="Arial"/>
+          <w:b w:val="0"/>
+          <w:i w:val="0"/>
+          <w:color w:val="000000"/>
+          <w:sz w:val="18"/>
+          <w:highlight w:val="lightGray"/>
+        </w:rPr>
+        <w:t xml:space="preserve"> </w:t>
+      </w:r>
+      <w:r>
+        <w:rPr>
+          <w:rFonts w:ascii="Arial" w:hAnsi="Arial" w:eastAsia="Arial" w:cs="Arial"/>
+          <w:b w:val="0"/>
+          <w:i w:val="0"/>
+          <w:color w:val="000000"/>
+          <w:sz w:val="18"/>
+          <w:highlight w:val="lightGray"/>
+        </w:rPr>
+        <w:t>E</w:t>
+      </w:r>
+      <w:r>
+        <w:rPr>
+          <w:rFonts w:ascii="Arial" w:hAnsi="Arial" w:eastAsia="Arial" w:cs="Arial"/>
+          <w:b w:val="0"/>
+          <w:i w:val="0"/>
+          <w:color w:val="000000"/>
+          <w:sz w:val="18"/>
+          <w:highlight w:val="lightGray"/>
+        </w:rPr>
+        <w:t>s</w:t>
+      </w:r>
+      <w:r>
+        <w:rPr>
+          <w:rFonts w:ascii="Arial" w:hAnsi="Arial" w:eastAsia="Arial" w:cs="Arial"/>
+          <w:b w:val="0"/>
+          <w:i w:val="0"/>
+          <w:color w:val="000000"/>
+          <w:sz w:val="18"/>
+          <w:highlight w:val="lightGray"/>
+        </w:rPr>
+        <w:t>s</w:t>
+      </w:r>
+      <w:r>
+        <w:rPr>
+          <w:rFonts w:ascii="Arial" w:hAnsi="Arial" w:eastAsia="Arial" w:cs="Arial"/>
+          <w:b w:val="0"/>
+          <w:i w:val="0"/>
+          <w:color w:val="000000"/>
+          <w:sz w:val="18"/>
+          <w:highlight w:val="lightGray"/>
+        </w:rPr>
+        <w:t>a</w:t>
+      </w:r>
+      <w:r>
+        <w:rPr>
+          <w:rFonts w:ascii="Arial" w:hAnsi="Arial" w:eastAsia="Arial" w:cs="Arial"/>
+          <w:b w:val="0"/>
+          <w:i w:val="0"/>
+          <w:color w:val="000000"/>
+          <w:sz w:val="18"/>
+          <w:highlight w:val="lightGray"/>
+        </w:rPr>
+        <w:t>m</w:t>
+      </w:r>
+      <w:r>
+        <w:rPr>
+          <w:rFonts w:ascii="Arial" w:hAnsi="Arial" w:eastAsia="Arial" w:cs="Arial"/>
+          <w:b w:val="0"/>
+          <w:i w:val="0"/>
+          <w:color w:val="000000"/>
+          <w:sz w:val="18"/>
+          <w:highlight w:val="lightGray"/>
+        </w:rPr>
+        <w:t>]</w:t>
+      </w:r>
+      <w:r>
+        <w:rPr>
+          <w:rFonts w:ascii="Arial" w:hAnsi="Arial" w:eastAsia="Arial" w:cs="Arial"/>
+          <w:b w:val="0"/>
+          <w:i w:val="0"/>
+          <w:color w:val="000000"/>
+          <w:sz w:val="18"/>
+          <w:highlight w:val="lightGray"/>
+        </w:rPr>
+        <w:t xml:space="preserve"> </w:t>
+      </w:r>
+      <w:r>
+        <w:rPr>
+          <w:rFonts w:ascii="Arial" w:hAnsi="Arial" w:eastAsia="Arial" w:cs="Arial"/>
+          <w:b w:val="0"/>
+          <w:i w:val="0"/>
+          <w:color w:val="000000"/>
+          <w:sz w:val="18"/>
+          <w:highlight w:val="lightGray"/>
+        </w:rPr>
+        <w:t>-</w:t>
+      </w:r>
+      <w:r>
+        <w:rPr>
+          <w:rFonts w:ascii="Arial" w:hAnsi="Arial" w:eastAsia="Arial" w:cs="Arial"/>
+          <w:b w:val="0"/>
+          <w:i w:val="0"/>
+          <w:color w:val="000000"/>
+          <w:sz w:val="18"/>
+          <w:highlight w:val="lightGray"/>
+        </w:rPr>
+        <w:t>&gt;</w:t>
+      </w:r>
+      <w:r>
+        <w:rPr>
+          <w:rFonts w:ascii="Arial" w:hAnsi="Arial" w:eastAsia="Arial" w:cs="Arial"/>
+          <w:b w:val="0"/>
+          <w:i w:val="0"/>
+          <w:color w:val="000000"/>
+          <w:sz w:val="18"/>
+          <w:highlight w:val="lightGray"/>
+        </w:rPr>
+        <w:t xml:space="preserve"> </w:t>
+      </w:r>
+      <w:r>
+        <w:rPr>
+          <w:rFonts w:ascii="Arial" w:hAnsi="Arial" w:eastAsia="Arial" w:cs="Arial"/>
+          <w:b/>
+          <w:i w:val="0"/>
+          <w:color w:val="000000"/>
+          <w:sz w:val="18"/>
+          <w:highlight w:val="lightGray"/>
+        </w:rPr>
+        <w:t>F</w:t>
+      </w:r>
+      <w:r>
+        <w:rPr>
+          <w:rFonts w:ascii="Arial" w:hAnsi="Arial" w:eastAsia="Arial" w:cs="Arial"/>
+          <w:b/>
+          <w:i w:val="0"/>
+          <w:color w:val="000000"/>
+          <w:sz w:val="18"/>
+          <w:highlight w:val="lightGray"/>
+        </w:rPr>
+        <w:t>r</w:t>
+      </w:r>
+      <w:r>
+        <w:rPr>
+          <w:rFonts w:ascii="Arial" w:hAnsi="Arial" w:eastAsia="Arial" w:cs="Arial"/>
+          <w:b/>
+          <w:i w:val="0"/>
+          <w:color w:val="000000"/>
+          <w:sz w:val="18"/>
+          <w:highlight w:val="lightGray"/>
+        </w:rPr>
+        <w:t>o</w:t>
+      </w:r>
+      <w:r>
+        <w:rPr>
+          <w:rFonts w:ascii="Arial" w:hAnsi="Arial" w:eastAsia="Arial" w:cs="Arial"/>
+          <w:b/>
+          <w:i w:val="0"/>
+          <w:color w:val="000000"/>
+          <w:sz w:val="18"/>
+          <w:highlight w:val="lightGray"/>
+        </w:rPr>
+        <w:t>m</w:t>
+      </w:r>
+      <w:r>
+        <w:rPr>
+          <w:rFonts w:ascii="Arial" w:hAnsi="Arial" w:eastAsia="Arial" w:cs="Arial"/>
+          <w:b/>
+          <w:i w:val="0"/>
+          <w:color w:val="000000"/>
+          <w:sz w:val="18"/>
+          <w:highlight w:val="lightGray"/>
+        </w:rPr>
+        <w:t>:</w:t>
+      </w:r>
+      <w:r>
+        <w:rPr>
+          <w:rFonts w:ascii="Arial" w:hAnsi="Arial" w:eastAsia="Arial" w:cs="Arial"/>
+          <w:b w:val="0"/>
+          <w:i w:val="0"/>
+          <w:color w:val="000000"/>
+          <w:sz w:val="18"/>
+          <w:highlight w:val="lightGray"/>
+        </w:rPr>
+        <w:t xml:space="preserve"> </w:t>
+      </w:r>
+      <w:r>
+        <w:rPr>
+          <w:rFonts w:ascii="Arial" w:hAnsi="Arial" w:eastAsia="Arial" w:cs="Arial"/>
+          <w:b w:val="0"/>
+          <w:i w:val="0"/>
+          <w:color w:val="000000"/>
+          <w:sz w:val="18"/>
+          <w:highlight w:val="lightGray"/>
+        </w:rPr>
+        <w:t>[</w:t>
+      </w:r>
+      <w:r>
+        <w:rPr>
+          <w:rFonts w:ascii="Arial" w:hAnsi="Arial" w:eastAsia="Arial" w:cs="Arial"/>
+          <w:b w:val="0"/>
+          <w:i w:val="0"/>
+          <w:color w:val="000000"/>
+          <w:sz w:val="18"/>
+          <w:highlight w:val="lightGray"/>
+        </w:rPr>
+        <w:t>C</w:t>
+      </w:r>
+      <w:r>
+        <w:rPr>
+          <w:rFonts w:ascii="Arial" w:hAnsi="Arial" w:eastAsia="Arial" w:cs="Arial"/>
+          <w:b w:val="0"/>
+          <w:i w:val="0"/>
+          <w:color w:val="000000"/>
+          <w:sz w:val="18"/>
+          <w:highlight w:val="lightGray"/>
+        </w:rPr>
+        <w:t>h</w:t>
+      </w:r>
+      <w:r>
+        <w:rPr>
+          <w:rFonts w:ascii="Arial" w:hAnsi="Arial" w:eastAsia="Arial" w:cs="Arial"/>
+          <w:b w:val="0"/>
+          <w:i w:val="0"/>
+          <w:color w:val="000000"/>
+          <w:sz w:val="18"/>
+          <w:highlight w:val="lightGray"/>
+        </w:rPr>
+        <w:t>a</w:t>
+      </w:r>
+      <w:r>
+        <w:rPr>
+          <w:rFonts w:ascii="Arial" w:hAnsi="Arial" w:eastAsia="Arial" w:cs="Arial"/>
+          <w:b w:val="0"/>
+          <w:i w:val="0"/>
+          <w:color w:val="000000"/>
+          <w:sz w:val="18"/>
+          <w:highlight w:val="lightGray"/>
+        </w:rPr>
+        <w:t>t</w:t>
+      </w:r>
+      <w:r>
+        <w:rPr>
+          <w:rFonts w:ascii="Arial" w:hAnsi="Arial" w:eastAsia="Arial" w:cs="Arial"/>
+          <w:b w:val="0"/>
+          <w:i w:val="0"/>
+          <w:color w:val="000000"/>
+          <w:sz w:val="18"/>
+          <w:highlight w:val="lightGray"/>
+        </w:rPr>
+        <w:t>g</w:t>
+      </w:r>
+      <w:r>
+        <w:rPr>
+          <w:rFonts w:ascii="Arial" w:hAnsi="Arial" w:eastAsia="Arial" w:cs="Arial"/>
+          <w:b w:val="0"/>
+          <w:i w:val="0"/>
+          <w:color w:val="000000"/>
+          <w:sz w:val="18"/>
+          <w:highlight w:val="lightGray"/>
+        </w:rPr>
+        <w:t>p</w:t>
+      </w:r>
+      <w:r>
+        <w:rPr>
+          <w:rFonts w:ascii="Arial" w:hAnsi="Arial" w:eastAsia="Arial" w:cs="Arial"/>
+          <w:b w:val="0"/>
+          <w:i w:val="0"/>
+          <w:color w:val="000000"/>
+          <w:sz w:val="18"/>
+          <w:highlight w:val="lightGray"/>
+        </w:rPr>
+        <w:t>t</w:t>
+      </w:r>
+      <w:r>
+        <w:rPr>
+          <w:rFonts w:ascii="Arial" w:hAnsi="Arial" w:eastAsia="Arial" w:cs="Arial"/>
+          <w:b w:val="0"/>
+          <w:i w:val="0"/>
+          <w:color w:val="000000"/>
+          <w:sz w:val="18"/>
+          <w:highlight w:val="lightGray"/>
+        </w:rPr>
+        <w:t xml:space="preserve"> </w:t>
+      </w:r>
+      <w:r>
+        <w:rPr>
+          <w:rFonts w:ascii="Arial" w:hAnsi="Arial" w:eastAsia="Arial" w:cs="Arial"/>
+          <w:b w:val="0"/>
+          <w:i w:val="0"/>
+          <w:color w:val="000000"/>
+          <w:sz w:val="18"/>
+          <w:highlight w:val="lightGray"/>
+        </w:rPr>
+        <w:t>(</w:t>
+      </w:r>
+      <w:r>
+        <w:rPr>
+          <w:rFonts w:ascii="Arial" w:hAnsi="Arial" w:eastAsia="Arial" w:cs="Arial"/>
+          <w:b w:val="0"/>
+          <w:i w:val="0"/>
+          <w:color w:val="000000"/>
+          <w:sz w:val="18"/>
+          <w:highlight w:val="lightGray"/>
+        </w:rPr>
+        <w:t>G</w:t>
+      </w:r>
+      <w:r>
+        <w:rPr>
+          <w:rFonts w:ascii="Arial" w:hAnsi="Arial" w:eastAsia="Arial" w:cs="Arial"/>
+          <w:b w:val="0"/>
+          <w:i w:val="0"/>
+          <w:color w:val="000000"/>
+          <w:sz w:val="18"/>
+          <w:highlight w:val="lightGray"/>
+        </w:rPr>
+        <w:t>P</w:t>
+      </w:r>
+      <w:r>
+        <w:rPr>
+          <w:rFonts w:ascii="Arial" w:hAnsi="Arial" w:eastAsia="Arial" w:cs="Arial"/>
+          <w:b w:val="0"/>
+          <w:i w:val="0"/>
+          <w:color w:val="000000"/>
+          <w:sz w:val="18"/>
+          <w:highlight w:val="lightGray"/>
+        </w:rPr>
+        <w:t>T</w:t>
+      </w:r>
+      <w:r>
+        <w:rPr>
+          <w:rFonts w:ascii="Arial" w:hAnsi="Arial" w:eastAsia="Arial" w:cs="Arial"/>
+          <w:b w:val="0"/>
+          <w:i w:val="0"/>
+          <w:color w:val="000000"/>
+          <w:sz w:val="18"/>
+          <w:highlight w:val="lightGray"/>
         </w:rPr>
         <w:t>‑</w:t>
       </w:r>
       <w:r>
         <w:rPr>
-          <w:rFonts w:ascii="Arial" w:eastAsia="Arial" w:hAnsi="Arial"/>
-          <w:b/>
-          <w:sz w:val="22"/>
-          <w:szCs w:val="14"/>
-          <w:shd w:val="clear" w:color="auto" w:fill="B7B7B7"/>
-        </w:rPr>
-        <w:t>5 Mini) at [12/9/2025]</w:t>
+          <w:rFonts w:ascii="Arial" w:hAnsi="Arial" w:eastAsia="Arial" w:cs="Arial"/>
+          <w:b w:val="0"/>
+          <w:i w:val="0"/>
+          <w:color w:val="000000"/>
+          <w:sz w:val="18"/>
+          <w:highlight w:val="lightGray"/>
+        </w:rPr>
+        <w:t>5</w:t>
+      </w:r>
+      <w:r>
+        <w:rPr>
+          <w:rFonts w:ascii="Arial" w:hAnsi="Arial" w:eastAsia="Arial" w:cs="Arial"/>
+          <w:b w:val="0"/>
+          <w:i w:val="0"/>
+          <w:color w:val="000000"/>
+          <w:sz w:val="18"/>
+          <w:highlight w:val="lightGray"/>
+        </w:rPr>
+        <w:t xml:space="preserve"> </w:t>
+      </w:r>
+      <w:r>
+        <w:rPr>
+          <w:rFonts w:ascii="Arial" w:hAnsi="Arial" w:eastAsia="Arial" w:cs="Arial"/>
+          <w:b w:val="0"/>
+          <w:i w:val="0"/>
+          <w:color w:val="000000"/>
+          <w:sz w:val="18"/>
+          <w:highlight w:val="lightGray"/>
+        </w:rPr>
+        <w:t>M</w:t>
+      </w:r>
+      <w:r>
+        <w:rPr>
+          <w:rFonts w:ascii="Arial" w:hAnsi="Arial" w:eastAsia="Arial" w:cs="Arial"/>
+          <w:b w:val="0"/>
+          <w:i w:val="0"/>
+          <w:color w:val="000000"/>
+          <w:sz w:val="18"/>
+          <w:highlight w:val="lightGray"/>
+        </w:rPr>
+        <w:t>i</w:t>
+      </w:r>
+      <w:r>
+        <w:rPr>
+          <w:rFonts w:ascii="Arial" w:hAnsi="Arial" w:eastAsia="Arial" w:cs="Arial"/>
+          <w:b w:val="0"/>
+          <w:i w:val="0"/>
+          <w:color w:val="000000"/>
+          <w:sz w:val="18"/>
+          <w:highlight w:val="lightGray"/>
+        </w:rPr>
+        <w:t>n</w:t>
+      </w:r>
+      <w:r>
+        <w:rPr>
+          <w:rFonts w:ascii="Arial" w:hAnsi="Arial" w:eastAsia="Arial" w:cs="Arial"/>
+          <w:b w:val="0"/>
+          <w:i w:val="0"/>
+          <w:color w:val="000000"/>
+          <w:sz w:val="18"/>
+          <w:highlight w:val="lightGray"/>
+        </w:rPr>
+        <w:t>i</w:t>
+      </w:r>
+      <w:r>
+        <w:rPr>
+          <w:rFonts w:ascii="Arial" w:hAnsi="Arial" w:eastAsia="Arial" w:cs="Arial"/>
+          <w:b w:val="0"/>
+          <w:i w:val="0"/>
+          <w:color w:val="000000"/>
+          <w:sz w:val="18"/>
+          <w:highlight w:val="lightGray"/>
+        </w:rPr>
+        <w:t>)</w:t>
+      </w:r>
+      <w:r>
+        <w:rPr>
+          <w:rFonts w:ascii="Arial" w:hAnsi="Arial" w:eastAsia="Arial" w:cs="Arial"/>
+          <w:b w:val="0"/>
+          <w:i w:val="0"/>
+          <w:color w:val="000000"/>
+          <w:sz w:val="18"/>
+          <w:highlight w:val="lightGray"/>
+        </w:rPr>
+        <w:t>]</w:t>
+      </w:r>
+      <w:r>
+        <w:rPr>
+          <w:rFonts w:ascii="Arial" w:hAnsi="Arial" w:eastAsia="Arial" w:cs="Arial"/>
+          <w:b w:val="0"/>
+          <w:i w:val="0"/>
+          <w:color w:val="000000"/>
+          <w:sz w:val="18"/>
+          <w:highlight w:val="lightGray"/>
+        </w:rPr>
+        <w:t xml:space="preserve"> </w:t>
+      </w:r>
+      <w:r>
+        <w:rPr>
+          <w:rFonts w:ascii="Arial" w:hAnsi="Arial" w:eastAsia="Arial" w:cs="Arial"/>
+          <w:b/>
+          <w:i w:val="0"/>
+          <w:color w:val="000000"/>
+          <w:sz w:val="18"/>
+          <w:highlight w:val="lightGray"/>
+        </w:rPr>
+        <w:t>o</w:t>
+      </w:r>
+      <w:r>
+        <w:rPr>
+          <w:rFonts w:ascii="Arial" w:hAnsi="Arial" w:eastAsia="Arial" w:cs="Arial"/>
+          <w:b/>
+          <w:i w:val="0"/>
+          <w:color w:val="000000"/>
+          <w:sz w:val="18"/>
+          <w:highlight w:val="lightGray"/>
+        </w:rPr>
+        <w:t>n</w:t>
+      </w:r>
+      <w:r>
+        <w:rPr>
+          <w:rFonts w:ascii="Arial" w:hAnsi="Arial"/>
+          <w:b w:val="0"/>
+          <w:i w:val="0"/>
+          <w:color w:val="000000"/>
+          <w:sz w:val="18"/>
+          <w:highlight w:val="lightGray"/>
+        </w:rPr>
+        <w:t xml:space="preserve"> </w:t>
+      </w:r>
+      <w:r>
+        <w:rPr>
+          <w:rFonts w:ascii="Arial" w:hAnsi="Arial"/>
+          <w:b w:val="0"/>
+          <w:i w:val="0"/>
+          <w:color w:val="000000"/>
+          <w:sz w:val="18"/>
+          <w:highlight w:val="lightGray"/>
+        </w:rPr>
+        <w:t>[</w:t>
+      </w:r>
+      <w:r>
+        <w:rPr>
+          <w:rFonts w:ascii="Arial" w:hAnsi="Arial"/>
+          <w:b w:val="0"/>
+          <w:i w:val="0"/>
+          <w:sz w:val="18"/>
+          <w:highlight w:val="lightGray"/>
+        </w:rPr>
+        <w:t>12/9/2025]</w:t>
       </w:r>
     </w:p>
     <w:p>
@@ -651,97 +6819,1646 @@
       </w:pPr>
       <w:r>
         <w:rPr>
-          <w:rFonts w:ascii="Arial" w:eastAsia="Arial" w:hAnsi="Arial"/>
-          <w:b/>
-          <w:sz w:val="22"/>
-          <w:shd w:val="clear" w:color="auto" w:fill="B7B7B7"/>
-        </w:rPr>
-        <w:t># Source</w:t>
-      </w:r>
-      <w:r>
-        <w:rPr>
-          <w:rFonts w:ascii="Arial" w:eastAsia="Arial" w:hAnsi="Arial"/>
-          <w:sz w:val="22"/>
-          <w:shd w:val="clear" w:color="auto" w:fill="B7B7B7"/>
-        </w:rPr>
-        <w:t xml:space="preserve">: </w:t>
-      </w:r>
-      <w:r>
-        <w:rPr>
-          <w:rFonts w:ascii="Arial" w:eastAsia="Arial" w:hAnsi="Arial"/>
-          <w:b/>
-          <w:sz w:val="22"/>
-          <w:shd w:val="clear" w:color="auto" w:fill="B7B7B7"/>
-        </w:rPr>
-        <w:t xml:space="preserve">Chatgpt </w:t>
-      </w:r>
-      <w:r>
-        <w:rPr>
-          <w:rFonts w:ascii="Arial" w:eastAsia="Arial" w:hAnsi="Arial"/>
-          <w:b/>
-          <w:sz w:val="22"/>
-          <w:szCs w:val="14"/>
-          <w:shd w:val="clear" w:color="auto" w:fill="B7B7B7"/>
-        </w:rPr>
-        <w:t>(GPT</w:t>
-      </w:r>
-      <w:r>
-        <w:rPr>
-          <w:rFonts w:ascii="Arial" w:eastAsia="Arial" w:hAnsi="Arial" w:cs="Cambria Math"/>
-          <w:b/>
-          <w:sz w:val="22"/>
-          <w:szCs w:val="14"/>
-          <w:shd w:val="clear" w:color="auto" w:fill="B7B7B7"/>
+          <w:rFonts w:ascii="Arial" w:hAnsi="Arial" w:eastAsia="Arial" w:cs="Arial"/>
+          <w:b/>
+          <w:i w:val="0"/>
+          <w:color w:val="000000"/>
+          <w:sz w:val="18"/>
+          <w:highlight w:val="lightGray"/>
+        </w:rPr>
+        <w:t>#</w:t>
+      </w:r>
+      <w:r>
+        <w:rPr>
+          <w:rFonts w:ascii="Arial" w:hAnsi="Arial" w:eastAsia="Arial" w:cs="Arial"/>
+          <w:b/>
+          <w:i w:val="0"/>
+          <w:color w:val="000000"/>
+          <w:sz w:val="18"/>
+          <w:highlight w:val="lightGray"/>
+        </w:rPr>
+        <w:t xml:space="preserve"> </w:t>
+      </w:r>
+      <w:r>
+        <w:rPr>
+          <w:rFonts w:ascii="Arial" w:hAnsi="Arial" w:eastAsia="Arial" w:cs="Arial"/>
+          <w:b/>
+          <w:i w:val="0"/>
+          <w:color w:val="000000"/>
+          <w:sz w:val="18"/>
+          <w:highlight w:val="lightGray"/>
+        </w:rPr>
+        <w:t>S</w:t>
+      </w:r>
+      <w:r>
+        <w:rPr>
+          <w:rFonts w:ascii="Arial" w:hAnsi="Arial" w:eastAsia="Arial" w:cs="Arial"/>
+          <w:b/>
+          <w:i w:val="0"/>
+          <w:color w:val="000000"/>
+          <w:sz w:val="18"/>
+          <w:highlight w:val="lightGray"/>
+        </w:rPr>
+        <w:t>o</w:t>
+      </w:r>
+      <w:r>
+        <w:rPr>
+          <w:rFonts w:ascii="Arial" w:hAnsi="Arial" w:eastAsia="Arial" w:cs="Arial"/>
+          <w:b/>
+          <w:i w:val="0"/>
+          <w:color w:val="000000"/>
+          <w:sz w:val="18"/>
+          <w:highlight w:val="lightGray"/>
+        </w:rPr>
+        <w:t>u</w:t>
+      </w:r>
+      <w:r>
+        <w:rPr>
+          <w:rFonts w:ascii="Arial" w:hAnsi="Arial" w:eastAsia="Arial" w:cs="Arial"/>
+          <w:b/>
+          <w:i w:val="0"/>
+          <w:color w:val="000000"/>
+          <w:sz w:val="18"/>
+          <w:highlight w:val="lightGray"/>
+        </w:rPr>
+        <w:t>r</w:t>
+      </w:r>
+      <w:r>
+        <w:rPr>
+          <w:rFonts w:ascii="Arial" w:hAnsi="Arial" w:eastAsia="Arial" w:cs="Arial"/>
+          <w:b/>
+          <w:i w:val="0"/>
+          <w:color w:val="000000"/>
+          <w:sz w:val="18"/>
+          <w:highlight w:val="lightGray"/>
+        </w:rPr>
+        <w:t>c</w:t>
+      </w:r>
+      <w:r>
+        <w:rPr>
+          <w:rFonts w:ascii="Arial" w:hAnsi="Arial" w:eastAsia="Arial" w:cs="Arial"/>
+          <w:b/>
+          <w:i w:val="0"/>
+          <w:color w:val="000000"/>
+          <w:sz w:val="18"/>
+          <w:highlight w:val="lightGray"/>
+        </w:rPr>
+        <w:t>e</w:t>
+      </w:r>
+      <w:r>
+        <w:rPr>
+          <w:rFonts w:ascii="Arial" w:hAnsi="Arial" w:eastAsia="Arial" w:cs="Arial"/>
+          <w:b/>
+          <w:i w:val="0"/>
+          <w:color w:val="000000"/>
+          <w:sz w:val="18"/>
+          <w:highlight w:val="lightGray"/>
+        </w:rPr>
+        <w:t>:</w:t>
+      </w:r>
+      <w:r>
+        <w:rPr>
+          <w:rFonts w:ascii="Arial" w:hAnsi="Arial" w:eastAsia="Arial" w:cs="Arial"/>
+          <w:b/>
+          <w:i w:val="0"/>
+          <w:color w:val="000000"/>
+          <w:sz w:val="18"/>
+          <w:highlight w:val="lightGray"/>
+        </w:rPr>
+        <w:t xml:space="preserve"> </w:t>
+      </w:r>
+      <w:r>
+        <w:rPr>
+          <w:rFonts w:ascii="Arial" w:hAnsi="Arial" w:eastAsia="Arial" w:cs="Arial"/>
+          <w:b/>
+          <w:i w:val="0"/>
+          <w:color w:val="000000"/>
+          <w:sz w:val="18"/>
+          <w:highlight w:val="lightGray"/>
+        </w:rPr>
+        <w:t>A</w:t>
+      </w:r>
+      <w:r>
+        <w:rPr>
+          <w:rFonts w:ascii="Arial" w:hAnsi="Arial" w:eastAsia="Arial" w:cs="Arial"/>
+          <w:b/>
+          <w:i w:val="0"/>
+          <w:color w:val="000000"/>
+          <w:sz w:val="18"/>
+          <w:highlight w:val="lightGray"/>
+        </w:rPr>
+        <w:t>I</w:t>
+      </w:r>
+      <w:r>
+        <w:rPr>
+          <w:rFonts w:ascii="Arial" w:hAnsi="Arial" w:eastAsia="Arial" w:cs="Arial"/>
+          <w:b/>
+          <w:i w:val="0"/>
+          <w:color w:val="000000"/>
+          <w:sz w:val="18"/>
+          <w:highlight w:val="lightGray"/>
+        </w:rPr>
+        <w:t xml:space="preserve"> </w:t>
+      </w:r>
+      <w:r>
+        <w:rPr>
+          <w:rFonts w:ascii="Arial" w:hAnsi="Arial" w:eastAsia="Arial" w:cs="Arial"/>
+          <w:b/>
+          <w:i w:val="0"/>
+          <w:color w:val="000000"/>
+          <w:sz w:val="18"/>
+          <w:highlight w:val="lightGray"/>
+        </w:rPr>
+        <w:t>S</w:t>
+      </w:r>
+      <w:r>
+        <w:rPr>
+          <w:rFonts w:ascii="Arial" w:hAnsi="Arial" w:eastAsia="Arial" w:cs="Arial"/>
+          <w:b/>
+          <w:i w:val="0"/>
+          <w:color w:val="000000"/>
+          <w:sz w:val="18"/>
+          <w:highlight w:val="lightGray"/>
+        </w:rPr>
+        <w:t>o</w:t>
+      </w:r>
+      <w:r>
+        <w:rPr>
+          <w:rFonts w:ascii="Arial" w:hAnsi="Arial" w:eastAsia="Arial" w:cs="Arial"/>
+          <w:b/>
+          <w:i w:val="0"/>
+          <w:color w:val="000000"/>
+          <w:sz w:val="18"/>
+          <w:highlight w:val="lightGray"/>
+        </w:rPr>
+        <w:t>u</w:t>
+      </w:r>
+      <w:r>
+        <w:rPr>
+          <w:rFonts w:ascii="Arial" w:hAnsi="Arial" w:eastAsia="Arial" w:cs="Arial"/>
+          <w:b/>
+          <w:i w:val="0"/>
+          <w:color w:val="000000"/>
+          <w:sz w:val="18"/>
+          <w:highlight w:val="lightGray"/>
+        </w:rPr>
+        <w:t>r</w:t>
+      </w:r>
+      <w:r>
+        <w:rPr>
+          <w:rFonts w:ascii="Arial" w:hAnsi="Arial" w:eastAsia="Arial" w:cs="Arial"/>
+          <w:b/>
+          <w:i w:val="0"/>
+          <w:color w:val="000000"/>
+          <w:sz w:val="18"/>
+          <w:highlight w:val="lightGray"/>
+        </w:rPr>
+        <w:t>c</w:t>
+      </w:r>
+      <w:r>
+        <w:rPr>
+          <w:rFonts w:ascii="Arial" w:hAnsi="Arial" w:eastAsia="Arial" w:cs="Arial"/>
+          <w:b/>
+          <w:i w:val="0"/>
+          <w:color w:val="000000"/>
+          <w:sz w:val="18"/>
+          <w:highlight w:val="lightGray"/>
+        </w:rPr>
+        <w:t>e</w:t>
+      </w:r>
+      <w:r>
+        <w:rPr>
+          <w:rFonts w:ascii="Arial" w:hAnsi="Arial" w:eastAsia="Arial" w:cs="Arial"/>
+          <w:b/>
+          <w:i w:val="0"/>
+          <w:color w:val="000000"/>
+          <w:sz w:val="18"/>
+          <w:highlight w:val="lightGray"/>
+        </w:rPr>
+        <w:t>:</w:t>
+      </w:r>
+      <w:r>
+        <w:rPr>
+          <w:rFonts w:ascii="Arial" w:hAnsi="Arial" w:eastAsia="Arial" w:cs="Arial"/>
+          <w:b/>
+          <w:i w:val="0"/>
+          <w:color w:val="000000"/>
+          <w:sz w:val="18"/>
+          <w:highlight w:val="lightGray"/>
+        </w:rPr>
+        <w:t xml:space="preserve"> </w:t>
+      </w:r>
+      <w:r>
+        <w:rPr>
+          <w:rFonts w:ascii="Arial" w:hAnsi="Arial" w:eastAsia="Arial" w:cs="Arial"/>
+          <w:b/>
+          <w:i w:val="0"/>
+          <w:color w:val="000000"/>
+          <w:sz w:val="18"/>
+          <w:highlight w:val="lightGray"/>
+        </w:rPr>
+        <w:t>P</w:t>
+      </w:r>
+      <w:r>
+        <w:rPr>
+          <w:rFonts w:ascii="Arial" w:hAnsi="Arial" w:eastAsia="Arial" w:cs="Arial"/>
+          <w:b/>
+          <w:i w:val="0"/>
+          <w:color w:val="000000"/>
+          <w:sz w:val="18"/>
+          <w:highlight w:val="lightGray"/>
+        </w:rPr>
+        <w:t>r</w:t>
+      </w:r>
+      <w:r>
+        <w:rPr>
+          <w:rFonts w:ascii="Arial" w:hAnsi="Arial" w:eastAsia="Arial" w:cs="Arial"/>
+          <w:b/>
+          <w:i w:val="0"/>
+          <w:color w:val="000000"/>
+          <w:sz w:val="18"/>
+          <w:highlight w:val="lightGray"/>
+        </w:rPr>
+        <w:t>o</w:t>
+      </w:r>
+      <w:r>
+        <w:rPr>
+          <w:rFonts w:ascii="Arial" w:hAnsi="Arial" w:eastAsia="Arial" w:cs="Arial"/>
+          <w:b/>
+          <w:i w:val="0"/>
+          <w:color w:val="000000"/>
+          <w:sz w:val="18"/>
+          <w:highlight w:val="lightGray"/>
+        </w:rPr>
+        <w:t>v</w:t>
+      </w:r>
+      <w:r>
+        <w:rPr>
+          <w:rFonts w:ascii="Arial" w:hAnsi="Arial" w:eastAsia="Arial" w:cs="Arial"/>
+          <w:b/>
+          <w:i w:val="0"/>
+          <w:color w:val="000000"/>
+          <w:sz w:val="18"/>
+          <w:highlight w:val="lightGray"/>
+        </w:rPr>
+        <w:t>i</w:t>
+      </w:r>
+      <w:r>
+        <w:rPr>
+          <w:rFonts w:ascii="Arial" w:hAnsi="Arial" w:eastAsia="Arial" w:cs="Arial"/>
+          <w:b/>
+          <w:i w:val="0"/>
+          <w:color w:val="000000"/>
+          <w:sz w:val="18"/>
+          <w:highlight w:val="lightGray"/>
+        </w:rPr>
+        <w:t>d</w:t>
+      </w:r>
+      <w:r>
+        <w:rPr>
+          <w:rFonts w:ascii="Arial" w:hAnsi="Arial" w:eastAsia="Arial" w:cs="Arial"/>
+          <w:b/>
+          <w:i w:val="0"/>
+          <w:color w:val="000000"/>
+          <w:sz w:val="18"/>
+          <w:highlight w:val="lightGray"/>
+        </w:rPr>
+        <w:t>e</w:t>
+      </w:r>
+      <w:r>
+        <w:rPr>
+          <w:rFonts w:ascii="Arial" w:hAnsi="Arial" w:eastAsia="Arial" w:cs="Arial"/>
+          <w:b/>
+          <w:i w:val="0"/>
+          <w:color w:val="000000"/>
+          <w:sz w:val="18"/>
+          <w:highlight w:val="lightGray"/>
+        </w:rPr>
+        <w:t>d</w:t>
+      </w:r>
+      <w:r>
+        <w:rPr>
+          <w:rFonts w:ascii="Arial" w:hAnsi="Arial" w:eastAsia="Arial" w:cs="Arial"/>
+          <w:b/>
+          <w:i w:val="0"/>
+          <w:color w:val="000000"/>
+          <w:sz w:val="18"/>
+          <w:highlight w:val="lightGray"/>
+        </w:rPr>
+        <w:t xml:space="preserve"> </w:t>
+      </w:r>
+      <w:r>
+        <w:rPr>
+          <w:rFonts w:ascii="Arial" w:hAnsi="Arial" w:eastAsia="Arial" w:cs="Arial"/>
+          <w:b/>
+          <w:i w:val="0"/>
+          <w:color w:val="000000"/>
+          <w:sz w:val="18"/>
+          <w:highlight w:val="lightGray"/>
+        </w:rPr>
+        <w:t>b</w:t>
+      </w:r>
+      <w:r>
+        <w:rPr>
+          <w:rFonts w:ascii="Arial" w:hAnsi="Arial" w:eastAsia="Arial" w:cs="Arial"/>
+          <w:b/>
+          <w:i w:val="0"/>
+          <w:color w:val="000000"/>
+          <w:sz w:val="18"/>
+          <w:highlight w:val="lightGray"/>
+        </w:rPr>
+        <w:t>y</w:t>
+      </w:r>
+      <w:r>
+        <w:rPr>
+          <w:rFonts w:ascii="Arial" w:hAnsi="Arial" w:eastAsia="Arial" w:cs="Arial"/>
+          <w:b/>
+          <w:i w:val="0"/>
+          <w:color w:val="000000"/>
+          <w:sz w:val="18"/>
+          <w:highlight w:val="lightGray"/>
+        </w:rPr>
+        <w:t>:</w:t>
+      </w:r>
+      <w:r>
+        <w:rPr>
+          <w:rFonts w:ascii="Arial" w:hAnsi="Arial" w:eastAsia="Arial" w:cs="Arial"/>
+          <w:b/>
+          <w:i w:val="0"/>
+          <w:color w:val="000000"/>
+          <w:sz w:val="18"/>
+          <w:highlight w:val="lightGray"/>
+        </w:rPr>
+        <w:t xml:space="preserve"> </w:t>
+      </w:r>
+      <w:r>
+        <w:rPr>
+          <w:rFonts w:ascii="Arial" w:hAnsi="Arial" w:eastAsia="Arial" w:cs="Arial"/>
+          <w:b/>
+          <w:i w:val="0"/>
+          <w:color w:val="000000"/>
+          <w:sz w:val="18"/>
+          <w:highlight w:val="lightGray"/>
+        </w:rPr>
+        <w:t>[</w:t>
+      </w:r>
+      <w:r>
+        <w:rPr>
+          <w:rFonts w:ascii="Arial" w:hAnsi="Arial" w:eastAsia="Arial" w:cs="Arial"/>
+          <w:b/>
+          <w:i w:val="0"/>
+          <w:color w:val="000000"/>
+          <w:sz w:val="18"/>
+          <w:highlight w:val="lightGray"/>
+        </w:rPr>
+        <w:t>D</w:t>
+      </w:r>
+      <w:r>
+        <w:rPr>
+          <w:rFonts w:ascii="Arial" w:hAnsi="Arial" w:eastAsia="Arial" w:cs="Arial"/>
+          <w:b/>
+          <w:i w:val="0"/>
+          <w:color w:val="000000"/>
+          <w:sz w:val="18"/>
+          <w:highlight w:val="lightGray"/>
+        </w:rPr>
+        <w:t>a</w:t>
+      </w:r>
+      <w:r>
+        <w:rPr>
+          <w:rFonts w:ascii="Arial" w:hAnsi="Arial" w:eastAsia="Arial" w:cs="Arial"/>
+          <w:b/>
+          <w:i w:val="0"/>
+          <w:color w:val="000000"/>
+          <w:sz w:val="18"/>
+          <w:highlight w:val="lightGray"/>
+        </w:rPr>
+        <w:t>t</w:t>
+      </w:r>
+      <w:r>
+        <w:rPr>
+          <w:rFonts w:ascii="Arial" w:hAnsi="Arial" w:eastAsia="Arial" w:cs="Arial"/>
+          <w:b/>
+          <w:i w:val="0"/>
+          <w:color w:val="000000"/>
+          <w:sz w:val="18"/>
+          <w:highlight w:val="lightGray"/>
+        </w:rPr>
+        <w:t>a</w:t>
+      </w:r>
+      <w:r>
+        <w:rPr>
+          <w:rFonts w:ascii="Arial" w:hAnsi="Arial" w:eastAsia="Arial" w:cs="Arial"/>
+          <w:b/>
+          <w:i w:val="0"/>
+          <w:color w:val="000000"/>
+          <w:sz w:val="18"/>
+          <w:highlight w:val="lightGray"/>
+        </w:rPr>
+        <w:t xml:space="preserve"> </w:t>
+      </w:r>
+      <w:r>
+        <w:rPr>
+          <w:rFonts w:ascii="Arial" w:hAnsi="Arial" w:eastAsia="Arial" w:cs="Arial"/>
+          <w:b/>
+          <w:i w:val="0"/>
+          <w:color w:val="000000"/>
+          <w:sz w:val="18"/>
+          <w:highlight w:val="lightGray"/>
+        </w:rPr>
+        <w:t>P</w:t>
+      </w:r>
+      <w:r>
+        <w:rPr>
+          <w:rFonts w:ascii="Arial" w:hAnsi="Arial" w:eastAsia="Arial" w:cs="Arial"/>
+          <w:b/>
+          <w:i w:val="0"/>
+          <w:color w:val="000000"/>
+          <w:sz w:val="18"/>
+          <w:highlight w:val="lightGray"/>
+        </w:rPr>
+        <w:t>a</w:t>
+      </w:r>
+      <w:r>
+        <w:rPr>
+          <w:rFonts w:ascii="Arial" w:hAnsi="Arial" w:eastAsia="Arial" w:cs="Arial"/>
+          <w:b/>
+          <w:i w:val="0"/>
+          <w:color w:val="000000"/>
+          <w:sz w:val="18"/>
+          <w:highlight w:val="lightGray"/>
+        </w:rPr>
+        <w:t>t</w:t>
+      </w:r>
+      <w:r>
+        <w:rPr>
+          <w:rFonts w:ascii="Arial" w:hAnsi="Arial" w:eastAsia="Arial" w:cs="Arial"/>
+          <w:b/>
+          <w:i w:val="0"/>
+          <w:color w:val="000000"/>
+          <w:sz w:val="18"/>
+          <w:highlight w:val="lightGray"/>
+        </w:rPr>
+        <w:t>h</w:t>
+      </w:r>
+      <w:r>
+        <w:rPr>
+          <w:rFonts w:ascii="Arial" w:hAnsi="Arial" w:eastAsia="Arial" w:cs="Arial"/>
+          <w:b w:val="0"/>
+          <w:i w:val="0"/>
+          <w:color w:val="000000"/>
+          <w:sz w:val="18"/>
+          <w:highlight w:val="lightGray"/>
+        </w:rPr>
+        <w:t>:</w:t>
+      </w:r>
+      <w:r>
+        <w:rPr>
+          <w:rFonts w:ascii="Arial" w:hAnsi="Arial" w:eastAsia="Arial" w:cs="Arial"/>
+          <w:b w:val="0"/>
+          <w:i w:val="0"/>
+          <w:color w:val="000000"/>
+          <w:sz w:val="18"/>
+          <w:highlight w:val="lightGray"/>
+        </w:rPr>
+        <w:t xml:space="preserve"> </w:t>
+      </w:r>
+      <w:r>
+        <w:rPr>
+          <w:rFonts w:ascii="Arial" w:hAnsi="Arial" w:eastAsia="Arial" w:cs="Arial"/>
+          <w:b w:val="0"/>
+          <w:i w:val="0"/>
+          <w:color w:val="000000"/>
+          <w:sz w:val="18"/>
+          <w:highlight w:val="lightGray"/>
+        </w:rPr>
+        <w:t>P</w:t>
+      </w:r>
+      <w:r>
+        <w:rPr>
+          <w:rFonts w:ascii="Arial" w:hAnsi="Arial" w:eastAsia="Arial" w:cs="Arial"/>
+          <w:b w:val="0"/>
+          <w:i w:val="0"/>
+          <w:color w:val="000000"/>
+          <w:sz w:val="18"/>
+          <w:highlight w:val="lightGray"/>
+        </w:rPr>
+        <w:t>e</w:t>
+      </w:r>
+      <w:r>
+        <w:rPr>
+          <w:rFonts w:ascii="Arial" w:hAnsi="Arial" w:eastAsia="Arial" w:cs="Arial"/>
+          <w:b w:val="0"/>
+          <w:i w:val="0"/>
+          <w:color w:val="000000"/>
+          <w:sz w:val="18"/>
+          <w:highlight w:val="lightGray"/>
+        </w:rPr>
+        <w:t>r</w:t>
+      </w:r>
+      <w:r>
+        <w:rPr>
+          <w:rFonts w:ascii="Arial" w:hAnsi="Arial" w:eastAsia="Arial" w:cs="Arial"/>
+          <w:b w:val="0"/>
+          <w:i w:val="0"/>
+          <w:color w:val="000000"/>
+          <w:sz w:val="18"/>
+          <w:highlight w:val="lightGray"/>
+        </w:rPr>
+        <w:t>s</w:t>
+      </w:r>
+      <w:r>
+        <w:rPr>
+          <w:rFonts w:ascii="Arial" w:hAnsi="Arial" w:eastAsia="Arial" w:cs="Arial"/>
+          <w:b w:val="0"/>
+          <w:i w:val="0"/>
+          <w:color w:val="000000"/>
+          <w:sz w:val="18"/>
+          <w:highlight w:val="lightGray"/>
+        </w:rPr>
+        <w:t>o</w:t>
+      </w:r>
+      <w:r>
+        <w:rPr>
+          <w:rFonts w:ascii="Arial" w:hAnsi="Arial" w:eastAsia="Arial" w:cs="Arial"/>
+          <w:b w:val="0"/>
+          <w:i w:val="0"/>
+          <w:color w:val="000000"/>
+          <w:sz w:val="18"/>
+          <w:highlight w:val="lightGray"/>
+        </w:rPr>
+        <w:t>n</w:t>
+      </w:r>
+      <w:r>
+        <w:rPr>
+          <w:rFonts w:ascii="Arial" w:hAnsi="Arial" w:eastAsia="Arial" w:cs="Arial"/>
+          <w:b w:val="0"/>
+          <w:i w:val="0"/>
+          <w:color w:val="000000"/>
+          <w:sz w:val="18"/>
+          <w:highlight w:val="lightGray"/>
+        </w:rPr>
+        <w:t>s</w:t>
+      </w:r>
+      <w:r>
+        <w:rPr>
+          <w:rFonts w:ascii="Arial" w:hAnsi="Arial" w:eastAsia="Arial" w:cs="Arial"/>
+          <w:b w:val="0"/>
+          <w:i w:val="0"/>
+          <w:color w:val="000000"/>
+          <w:sz w:val="18"/>
+          <w:highlight w:val="lightGray"/>
+        </w:rPr>
+        <w:t xml:space="preserve"> </w:t>
+      </w:r>
+      <w:r>
+        <w:rPr>
+          <w:rFonts w:ascii="Arial" w:hAnsi="Arial" w:eastAsia="Arial" w:cs="Arial"/>
+          <w:b w:val="0"/>
+          <w:i w:val="0"/>
+          <w:color w:val="000000"/>
+          <w:sz w:val="18"/>
+          <w:highlight w:val="lightGray"/>
+        </w:rPr>
+        <w:t>T</w:t>
+      </w:r>
+      <w:r>
+        <w:rPr>
+          <w:rFonts w:ascii="Arial" w:hAnsi="Arial" w:eastAsia="Arial" w:cs="Arial"/>
+          <w:b w:val="0"/>
+          <w:i w:val="0"/>
+          <w:color w:val="000000"/>
+          <w:sz w:val="18"/>
+          <w:highlight w:val="lightGray"/>
+        </w:rPr>
+        <w:t>a</w:t>
+      </w:r>
+      <w:r>
+        <w:rPr>
+          <w:rFonts w:ascii="Arial" w:hAnsi="Arial" w:eastAsia="Arial" w:cs="Arial"/>
+          <w:b w:val="0"/>
+          <w:i w:val="0"/>
+          <w:color w:val="000000"/>
+          <w:sz w:val="18"/>
+          <w:highlight w:val="lightGray"/>
+        </w:rPr>
+        <w:t>b</w:t>
+      </w:r>
+      <w:r>
+        <w:rPr>
+          <w:rFonts w:ascii="Arial" w:hAnsi="Arial" w:eastAsia="Arial" w:cs="Arial"/>
+          <w:b w:val="0"/>
+          <w:i w:val="0"/>
+          <w:color w:val="000000"/>
+          <w:sz w:val="18"/>
+          <w:highlight w:val="lightGray"/>
+        </w:rPr>
+        <w:t>l</w:t>
+      </w:r>
+      <w:r>
+        <w:rPr>
+          <w:rFonts w:ascii="Arial" w:hAnsi="Arial" w:eastAsia="Arial" w:cs="Arial"/>
+          <w:b w:val="0"/>
+          <w:i w:val="0"/>
+          <w:color w:val="000000"/>
+          <w:sz w:val="18"/>
+          <w:highlight w:val="lightGray"/>
+        </w:rPr>
+        <w:t>e</w:t>
+      </w:r>
+      <w:r>
+        <w:rPr>
+          <w:rFonts w:ascii="Arial" w:hAnsi="Arial" w:eastAsia="Arial" w:cs="Arial"/>
+          <w:b w:val="0"/>
+          <w:i w:val="0"/>
+          <w:color w:val="000000"/>
+          <w:sz w:val="18"/>
+          <w:highlight w:val="lightGray"/>
+        </w:rPr>
+        <w:t xml:space="preserve"> </w:t>
+      </w:r>
+      <w:r>
+        <w:rPr>
+          <w:rFonts w:ascii="Arial" w:hAnsi="Arial" w:eastAsia="Arial" w:cs="Arial"/>
+          <w:b w:val="0"/>
+          <w:i w:val="0"/>
+          <w:color w:val="000000"/>
+          <w:sz w:val="18"/>
+          <w:highlight w:val="lightGray"/>
+        </w:rPr>
+        <w:t>-</w:t>
+      </w:r>
+      <w:r>
+        <w:rPr>
+          <w:rFonts w:ascii="Arial" w:hAnsi="Arial" w:eastAsia="Arial" w:cs="Arial"/>
+          <w:b w:val="0"/>
+          <w:i w:val="0"/>
+          <w:color w:val="000000"/>
+          <w:sz w:val="18"/>
+          <w:highlight w:val="lightGray"/>
+        </w:rPr>
+        <w:t>&gt;</w:t>
+      </w:r>
+      <w:r>
+        <w:rPr>
+          <w:rFonts w:ascii="Arial" w:hAnsi="Arial" w:eastAsia="Arial" w:cs="Arial"/>
+          <w:b w:val="0"/>
+          <w:i w:val="0"/>
+          <w:color w:val="000000"/>
+          <w:sz w:val="18"/>
+          <w:highlight w:val="lightGray"/>
+        </w:rPr>
+        <w:t xml:space="preserve"> </w:t>
+      </w:r>
+      <w:r>
+        <w:rPr>
+          <w:rFonts w:ascii="Arial" w:hAnsi="Arial" w:eastAsia="Arial" w:cs="Arial"/>
+          <w:b w:val="0"/>
+          <w:i w:val="0"/>
+          <w:color w:val="000000"/>
+          <w:sz w:val="18"/>
+          <w:highlight w:val="lightGray"/>
+        </w:rPr>
+        <w:t>I</w:t>
+      </w:r>
+      <w:r>
+        <w:rPr>
+          <w:rFonts w:ascii="Arial" w:hAnsi="Arial" w:eastAsia="Arial" w:cs="Arial"/>
+          <w:b w:val="0"/>
+          <w:i w:val="0"/>
+          <w:color w:val="000000"/>
+          <w:sz w:val="18"/>
+          <w:highlight w:val="lightGray"/>
+        </w:rPr>
+        <w:t>D</w:t>
+      </w:r>
+      <w:r>
+        <w:rPr>
+          <w:rFonts w:ascii="Arial" w:hAnsi="Arial" w:eastAsia="Arial" w:cs="Arial"/>
+          <w:b w:val="0"/>
+          <w:i w:val="0"/>
+          <w:color w:val="000000"/>
+          <w:sz w:val="18"/>
+          <w:highlight w:val="lightGray"/>
+        </w:rPr>
+        <w:t xml:space="preserve"> </w:t>
+      </w:r>
+      <w:r>
+        <w:rPr>
+          <w:rFonts w:ascii="Arial" w:hAnsi="Arial" w:eastAsia="Arial" w:cs="Arial"/>
+          <w:b w:val="0"/>
+          <w:i w:val="0"/>
+          <w:color w:val="000000"/>
+          <w:sz w:val="18"/>
+          <w:highlight w:val="lightGray"/>
+        </w:rPr>
+        <w:t>C</w:t>
+      </w:r>
+      <w:r>
+        <w:rPr>
+          <w:rFonts w:ascii="Arial" w:hAnsi="Arial" w:eastAsia="Arial" w:cs="Arial"/>
+          <w:b w:val="0"/>
+          <w:i w:val="0"/>
+          <w:color w:val="000000"/>
+          <w:sz w:val="18"/>
+          <w:highlight w:val="lightGray"/>
+        </w:rPr>
+        <w:t>o</w:t>
+      </w:r>
+      <w:r>
+        <w:rPr>
+          <w:rFonts w:ascii="Arial" w:hAnsi="Arial" w:eastAsia="Arial" w:cs="Arial"/>
+          <w:b w:val="0"/>
+          <w:i w:val="0"/>
+          <w:color w:val="000000"/>
+          <w:sz w:val="18"/>
+          <w:highlight w:val="lightGray"/>
+        </w:rPr>
+        <w:t>l</w:t>
+      </w:r>
+      <w:r>
+        <w:rPr>
+          <w:rFonts w:ascii="Arial" w:hAnsi="Arial" w:eastAsia="Arial" w:cs="Arial"/>
+          <w:b w:val="0"/>
+          <w:i w:val="0"/>
+          <w:color w:val="000000"/>
+          <w:sz w:val="18"/>
+          <w:highlight w:val="lightGray"/>
+        </w:rPr>
+        <w:t>u</w:t>
+      </w:r>
+      <w:r>
+        <w:rPr>
+          <w:rFonts w:ascii="Arial" w:hAnsi="Arial" w:eastAsia="Arial" w:cs="Arial"/>
+          <w:b w:val="0"/>
+          <w:i w:val="0"/>
+          <w:color w:val="000000"/>
+          <w:sz w:val="18"/>
+          <w:highlight w:val="lightGray"/>
+        </w:rPr>
+        <w:t>m</w:t>
+      </w:r>
+      <w:r>
+        <w:rPr>
+          <w:rFonts w:ascii="Arial" w:hAnsi="Arial" w:eastAsia="Arial" w:cs="Arial"/>
+          <w:b w:val="0"/>
+          <w:i w:val="0"/>
+          <w:color w:val="000000"/>
+          <w:sz w:val="18"/>
+          <w:highlight w:val="lightGray"/>
+        </w:rPr>
+        <w:t>n</w:t>
+      </w:r>
+      <w:r>
+        <w:rPr>
+          <w:rFonts w:ascii="Arial" w:hAnsi="Arial" w:eastAsia="Arial" w:cs="Arial"/>
+          <w:b w:val="0"/>
+          <w:i w:val="0"/>
+          <w:color w:val="000000"/>
+          <w:sz w:val="18"/>
+          <w:highlight w:val="lightGray"/>
+        </w:rPr>
+        <w:t>:</w:t>
+      </w:r>
+      <w:r>
+        <w:rPr>
+          <w:rFonts w:ascii="Arial" w:hAnsi="Arial" w:eastAsia="Arial" w:cs="Arial"/>
+          <w:b w:val="0"/>
+          <w:i w:val="0"/>
+          <w:color w:val="000000"/>
+          <w:sz w:val="18"/>
+          <w:highlight w:val="lightGray"/>
+        </w:rPr>
+        <w:t xml:space="preserve"> </w:t>
+      </w:r>
+      <w:r>
+        <w:rPr>
+          <w:rFonts w:ascii="Arial" w:hAnsi="Arial" w:eastAsia="Arial" w:cs="Arial"/>
+          <w:b w:val="0"/>
+          <w:i w:val="0"/>
+          <w:color w:val="000000"/>
+          <w:sz w:val="18"/>
+          <w:highlight w:val="lightGray"/>
+        </w:rPr>
+        <w:t>1</w:t>
+      </w:r>
+      <w:r>
+        <w:rPr>
+          <w:rFonts w:ascii="Arial" w:hAnsi="Arial" w:eastAsia="Arial" w:cs="Arial"/>
+          <w:b w:val="0"/>
+          <w:i w:val="0"/>
+          <w:color w:val="000000"/>
+          <w:sz w:val="18"/>
+          <w:highlight w:val="lightGray"/>
+        </w:rPr>
+        <w:t>,</w:t>
+      </w:r>
+      <w:r>
+        <w:rPr>
+          <w:rFonts w:ascii="Arial" w:hAnsi="Arial" w:eastAsia="Arial" w:cs="Arial"/>
+          <w:b w:val="0"/>
+          <w:i w:val="0"/>
+          <w:color w:val="000000"/>
+          <w:sz w:val="18"/>
+          <w:highlight w:val="lightGray"/>
+        </w:rPr>
+        <w:t xml:space="preserve"> </w:t>
+      </w:r>
+      <w:r>
+        <w:rPr>
+          <w:rFonts w:ascii="Arial" w:hAnsi="Arial" w:eastAsia="Arial" w:cs="Arial"/>
+          <w:b w:val="0"/>
+          <w:i w:val="0"/>
+          <w:color w:val="000000"/>
+          <w:sz w:val="18"/>
+          <w:highlight w:val="lightGray"/>
+        </w:rPr>
+        <w:t>N</w:t>
+      </w:r>
+      <w:r>
+        <w:rPr>
+          <w:rFonts w:ascii="Arial" w:hAnsi="Arial" w:eastAsia="Arial" w:cs="Arial"/>
+          <w:b w:val="0"/>
+          <w:i w:val="0"/>
+          <w:color w:val="000000"/>
+          <w:sz w:val="18"/>
+          <w:highlight w:val="lightGray"/>
+        </w:rPr>
+        <w:t>a</w:t>
+      </w:r>
+      <w:r>
+        <w:rPr>
+          <w:rFonts w:ascii="Arial" w:hAnsi="Arial" w:eastAsia="Arial" w:cs="Arial"/>
+          <w:b w:val="0"/>
+          <w:i w:val="0"/>
+          <w:color w:val="000000"/>
+          <w:sz w:val="18"/>
+          <w:highlight w:val="lightGray"/>
+        </w:rPr>
+        <w:t>m</w:t>
+      </w:r>
+      <w:r>
+        <w:rPr>
+          <w:rFonts w:ascii="Arial" w:hAnsi="Arial" w:eastAsia="Arial" w:cs="Arial"/>
+          <w:b w:val="0"/>
+          <w:i w:val="0"/>
+          <w:color w:val="000000"/>
+          <w:sz w:val="18"/>
+          <w:highlight w:val="lightGray"/>
+        </w:rPr>
+        <w:t>e</w:t>
+      </w:r>
+      <w:r>
+        <w:rPr>
+          <w:rFonts w:ascii="Arial" w:hAnsi="Arial" w:eastAsia="Arial" w:cs="Arial"/>
+          <w:b w:val="0"/>
+          <w:i w:val="0"/>
+          <w:color w:val="000000"/>
+          <w:sz w:val="18"/>
+          <w:highlight w:val="lightGray"/>
+        </w:rPr>
+        <w:t>_</w:t>
+      </w:r>
+      <w:r>
+        <w:rPr>
+          <w:rFonts w:ascii="Arial" w:hAnsi="Arial" w:eastAsia="Arial" w:cs="Arial"/>
+          <w:b w:val="0"/>
+          <w:i w:val="0"/>
+          <w:color w:val="000000"/>
+          <w:sz w:val="18"/>
+          <w:highlight w:val="lightGray"/>
+        </w:rPr>
+        <w:t>E</w:t>
+      </w:r>
+      <w:r>
+        <w:rPr>
+          <w:rFonts w:ascii="Arial" w:hAnsi="Arial" w:eastAsia="Arial" w:cs="Arial"/>
+          <w:b w:val="0"/>
+          <w:i w:val="0"/>
+          <w:color w:val="000000"/>
+          <w:sz w:val="18"/>
+          <w:highlight w:val="lightGray"/>
+        </w:rPr>
+        <w:t>n</w:t>
+      </w:r>
+      <w:r>
+        <w:rPr>
+          <w:rFonts w:ascii="Arial" w:hAnsi="Arial" w:eastAsia="Arial" w:cs="Arial"/>
+          <w:b w:val="0"/>
+          <w:i w:val="0"/>
+          <w:color w:val="000000"/>
+          <w:sz w:val="18"/>
+          <w:highlight w:val="lightGray"/>
+        </w:rPr>
+        <w:t xml:space="preserve"> </w:t>
+      </w:r>
+      <w:r>
+        <w:rPr>
+          <w:rFonts w:ascii="Arial" w:hAnsi="Arial" w:eastAsia="Arial" w:cs="Arial"/>
+          <w:b w:val="0"/>
+          <w:i w:val="0"/>
+          <w:color w:val="000000"/>
+          <w:sz w:val="18"/>
+          <w:highlight w:val="lightGray"/>
+        </w:rPr>
+        <w:t>C</w:t>
+      </w:r>
+      <w:r>
+        <w:rPr>
+          <w:rFonts w:ascii="Arial" w:hAnsi="Arial" w:eastAsia="Arial" w:cs="Arial"/>
+          <w:b w:val="0"/>
+          <w:i w:val="0"/>
+          <w:color w:val="000000"/>
+          <w:sz w:val="18"/>
+          <w:highlight w:val="lightGray"/>
+        </w:rPr>
+        <w:t>o</w:t>
+      </w:r>
+      <w:r>
+        <w:rPr>
+          <w:rFonts w:ascii="Arial" w:hAnsi="Arial" w:eastAsia="Arial" w:cs="Arial"/>
+          <w:b w:val="0"/>
+          <w:i w:val="0"/>
+          <w:color w:val="000000"/>
+          <w:sz w:val="18"/>
+          <w:highlight w:val="lightGray"/>
+        </w:rPr>
+        <w:t>l</w:t>
+      </w:r>
+      <w:r>
+        <w:rPr>
+          <w:rFonts w:ascii="Arial" w:hAnsi="Arial" w:eastAsia="Arial" w:cs="Arial"/>
+          <w:b w:val="0"/>
+          <w:i w:val="0"/>
+          <w:color w:val="000000"/>
+          <w:sz w:val="18"/>
+          <w:highlight w:val="lightGray"/>
+        </w:rPr>
+        <w:t>u</w:t>
+      </w:r>
+      <w:r>
+        <w:rPr>
+          <w:rFonts w:ascii="Arial" w:hAnsi="Arial" w:eastAsia="Arial" w:cs="Arial"/>
+          <w:b w:val="0"/>
+          <w:i w:val="0"/>
+          <w:color w:val="000000"/>
+          <w:sz w:val="18"/>
+          <w:highlight w:val="lightGray"/>
+        </w:rPr>
+        <w:t>m</w:t>
+      </w:r>
+      <w:r>
+        <w:rPr>
+          <w:rFonts w:ascii="Arial" w:hAnsi="Arial" w:eastAsia="Arial" w:cs="Arial"/>
+          <w:b w:val="0"/>
+          <w:i w:val="0"/>
+          <w:color w:val="000000"/>
+          <w:sz w:val="18"/>
+          <w:highlight w:val="lightGray"/>
+        </w:rPr>
+        <w:t>n</w:t>
+      </w:r>
+      <w:r>
+        <w:rPr>
+          <w:rFonts w:ascii="Arial" w:hAnsi="Arial" w:eastAsia="Arial" w:cs="Arial"/>
+          <w:b w:val="0"/>
+          <w:i w:val="0"/>
+          <w:color w:val="000000"/>
+          <w:sz w:val="18"/>
+          <w:highlight w:val="lightGray"/>
+        </w:rPr>
+        <w:t>:</w:t>
+      </w:r>
+      <w:r>
+        <w:rPr>
+          <w:rFonts w:ascii="Arial" w:hAnsi="Arial" w:eastAsia="Arial" w:cs="Arial"/>
+          <w:b w:val="0"/>
+          <w:i w:val="0"/>
+          <w:color w:val="000000"/>
+          <w:sz w:val="18"/>
+          <w:highlight w:val="lightGray"/>
+        </w:rPr>
+        <w:t xml:space="preserve"> </w:t>
+      </w:r>
+      <w:r>
+        <w:rPr>
+          <w:rFonts w:ascii="Arial" w:hAnsi="Arial" w:eastAsia="Arial" w:cs="Arial"/>
+          <w:b w:val="0"/>
+          <w:i w:val="0"/>
+          <w:color w:val="000000"/>
+          <w:sz w:val="18"/>
+          <w:highlight w:val="lightGray"/>
+        </w:rPr>
+        <w:t>M</w:t>
+      </w:r>
+      <w:r>
+        <w:rPr>
+          <w:rFonts w:ascii="Arial" w:hAnsi="Arial" w:eastAsia="Arial" w:cs="Arial"/>
+          <w:b w:val="0"/>
+          <w:i w:val="0"/>
+          <w:color w:val="000000"/>
+          <w:sz w:val="18"/>
+          <w:highlight w:val="lightGray"/>
+        </w:rPr>
+        <w:t>o</w:t>
+      </w:r>
+      <w:r>
+        <w:rPr>
+          <w:rFonts w:ascii="Arial" w:hAnsi="Arial" w:eastAsia="Arial" w:cs="Arial"/>
+          <w:b w:val="0"/>
+          <w:i w:val="0"/>
+          <w:color w:val="000000"/>
+          <w:sz w:val="18"/>
+          <w:highlight w:val="lightGray"/>
+        </w:rPr>
+        <w:t>t</w:t>
+      </w:r>
+      <w:r>
+        <w:rPr>
+          <w:rFonts w:ascii="Arial" w:hAnsi="Arial" w:eastAsia="Arial" w:cs="Arial"/>
+          <w:b w:val="0"/>
+          <w:i w:val="0"/>
+          <w:color w:val="000000"/>
+          <w:sz w:val="18"/>
+          <w:highlight w:val="lightGray"/>
+        </w:rPr>
+        <w:t>a</w:t>
+      </w:r>
+      <w:r>
+        <w:rPr>
+          <w:rFonts w:ascii="Arial" w:hAnsi="Arial" w:eastAsia="Arial" w:cs="Arial"/>
+          <w:b w:val="0"/>
+          <w:i w:val="0"/>
+          <w:color w:val="000000"/>
+          <w:sz w:val="18"/>
+          <w:highlight w:val="lightGray"/>
+        </w:rPr>
+        <w:t>s</w:t>
+      </w:r>
+      <w:r>
+        <w:rPr>
+          <w:rFonts w:ascii="Arial" w:hAnsi="Arial" w:eastAsia="Arial" w:cs="Arial"/>
+          <w:b w:val="0"/>
+          <w:i w:val="0"/>
+          <w:color w:val="000000"/>
+          <w:sz w:val="18"/>
+          <w:highlight w:val="lightGray"/>
+        </w:rPr>
+        <w:t>e</w:t>
+      </w:r>
+      <w:r>
+        <w:rPr>
+          <w:rFonts w:ascii="Arial" w:hAnsi="Arial" w:eastAsia="Arial" w:cs="Arial"/>
+          <w:b w:val="0"/>
+          <w:i w:val="0"/>
+          <w:color w:val="000000"/>
+          <w:sz w:val="18"/>
+          <w:highlight w:val="lightGray"/>
+        </w:rPr>
+        <w:t>m</w:t>
+      </w:r>
+      <w:r>
+        <w:rPr>
+          <w:rFonts w:ascii="Arial" w:hAnsi="Arial" w:eastAsia="Arial" w:cs="Arial"/>
+          <w:b w:val="0"/>
+          <w:i w:val="0"/>
+          <w:color w:val="000000"/>
+          <w:sz w:val="18"/>
+          <w:highlight w:val="lightGray"/>
+        </w:rPr>
+        <w:t xml:space="preserve"> </w:t>
+      </w:r>
+      <w:r>
+        <w:rPr>
+          <w:rFonts w:ascii="Arial" w:hAnsi="Arial" w:eastAsia="Arial" w:cs="Arial"/>
+          <w:b w:val="0"/>
+          <w:i w:val="0"/>
+          <w:color w:val="000000"/>
+          <w:sz w:val="18"/>
+          <w:highlight w:val="lightGray"/>
+        </w:rPr>
+        <w:t>E</w:t>
+      </w:r>
+      <w:r>
+        <w:rPr>
+          <w:rFonts w:ascii="Arial" w:hAnsi="Arial" w:eastAsia="Arial" w:cs="Arial"/>
+          <w:b w:val="0"/>
+          <w:i w:val="0"/>
+          <w:color w:val="000000"/>
+          <w:sz w:val="18"/>
+          <w:highlight w:val="lightGray"/>
+        </w:rPr>
+        <w:t>s</w:t>
+      </w:r>
+      <w:r>
+        <w:rPr>
+          <w:rFonts w:ascii="Arial" w:hAnsi="Arial" w:eastAsia="Arial" w:cs="Arial"/>
+          <w:b w:val="0"/>
+          <w:i w:val="0"/>
+          <w:color w:val="000000"/>
+          <w:sz w:val="18"/>
+          <w:highlight w:val="lightGray"/>
+        </w:rPr>
+        <w:t>s</w:t>
+      </w:r>
+      <w:r>
+        <w:rPr>
+          <w:rFonts w:ascii="Arial" w:hAnsi="Arial" w:eastAsia="Arial" w:cs="Arial"/>
+          <w:b w:val="0"/>
+          <w:i w:val="0"/>
+          <w:color w:val="000000"/>
+          <w:sz w:val="18"/>
+          <w:highlight w:val="lightGray"/>
+        </w:rPr>
+        <w:t>a</w:t>
+      </w:r>
+      <w:r>
+        <w:rPr>
+          <w:rFonts w:ascii="Arial" w:hAnsi="Arial" w:eastAsia="Arial" w:cs="Arial"/>
+          <w:b w:val="0"/>
+          <w:i w:val="0"/>
+          <w:color w:val="000000"/>
+          <w:sz w:val="18"/>
+          <w:highlight w:val="lightGray"/>
+        </w:rPr>
+        <w:t>m</w:t>
+      </w:r>
+      <w:r>
+        <w:rPr>
+          <w:rFonts w:ascii="Arial" w:hAnsi="Arial" w:eastAsia="Arial" w:cs="Arial"/>
+          <w:b w:val="0"/>
+          <w:i w:val="0"/>
+          <w:color w:val="000000"/>
+          <w:sz w:val="18"/>
+          <w:highlight w:val="lightGray"/>
+        </w:rPr>
+        <w:t>]</w:t>
+      </w:r>
+      <w:r>
+        <w:rPr>
+          <w:rFonts w:ascii="Arial" w:hAnsi="Arial" w:eastAsia="Arial" w:cs="Arial"/>
+          <w:b w:val="0"/>
+          <w:i w:val="0"/>
+          <w:color w:val="000000"/>
+          <w:sz w:val="18"/>
+          <w:highlight w:val="lightGray"/>
+        </w:rPr>
+        <w:t xml:space="preserve"> </w:t>
+      </w:r>
+      <w:r>
+        <w:rPr>
+          <w:rFonts w:ascii="Arial" w:hAnsi="Arial" w:eastAsia="Arial" w:cs="Arial"/>
+          <w:b w:val="0"/>
+          <w:i w:val="0"/>
+          <w:color w:val="000000"/>
+          <w:sz w:val="18"/>
+          <w:highlight w:val="lightGray"/>
+        </w:rPr>
+        <w:t>-</w:t>
+      </w:r>
+      <w:r>
+        <w:rPr>
+          <w:rFonts w:ascii="Arial" w:hAnsi="Arial" w:eastAsia="Arial" w:cs="Arial"/>
+          <w:b w:val="0"/>
+          <w:i w:val="0"/>
+          <w:color w:val="000000"/>
+          <w:sz w:val="18"/>
+          <w:highlight w:val="lightGray"/>
+        </w:rPr>
+        <w:t>&gt;</w:t>
+      </w:r>
+      <w:r>
+        <w:rPr>
+          <w:rFonts w:ascii="Arial" w:hAnsi="Arial" w:eastAsia="Arial" w:cs="Arial"/>
+          <w:b w:val="0"/>
+          <w:i w:val="0"/>
+          <w:color w:val="000000"/>
+          <w:sz w:val="18"/>
+          <w:highlight w:val="lightGray"/>
+        </w:rPr>
+        <w:t xml:space="preserve"> </w:t>
+      </w:r>
+      <w:r>
+        <w:rPr>
+          <w:rFonts w:ascii="Arial" w:hAnsi="Arial" w:eastAsia="Arial" w:cs="Arial"/>
+          <w:b/>
+          <w:i w:val="0"/>
+          <w:color w:val="000000"/>
+          <w:sz w:val="18"/>
+          <w:highlight w:val="lightGray"/>
+        </w:rPr>
+        <w:t>F</w:t>
+      </w:r>
+      <w:r>
+        <w:rPr>
+          <w:rFonts w:ascii="Arial" w:hAnsi="Arial" w:eastAsia="Arial" w:cs="Arial"/>
+          <w:b/>
+          <w:i w:val="0"/>
+          <w:color w:val="000000"/>
+          <w:sz w:val="18"/>
+          <w:highlight w:val="lightGray"/>
+        </w:rPr>
+        <w:t>r</w:t>
+      </w:r>
+      <w:r>
+        <w:rPr>
+          <w:rFonts w:ascii="Arial" w:hAnsi="Arial" w:eastAsia="Arial" w:cs="Arial"/>
+          <w:b/>
+          <w:i w:val="0"/>
+          <w:color w:val="000000"/>
+          <w:sz w:val="18"/>
+          <w:highlight w:val="lightGray"/>
+        </w:rPr>
+        <w:t>o</w:t>
+      </w:r>
+      <w:r>
+        <w:rPr>
+          <w:rFonts w:ascii="Arial" w:hAnsi="Arial" w:eastAsia="Arial" w:cs="Arial"/>
+          <w:b/>
+          <w:i w:val="0"/>
+          <w:color w:val="000000"/>
+          <w:sz w:val="18"/>
+          <w:highlight w:val="lightGray"/>
+        </w:rPr>
+        <w:t>m</w:t>
+      </w:r>
+      <w:r>
+        <w:rPr>
+          <w:rFonts w:ascii="Arial" w:hAnsi="Arial" w:eastAsia="Arial" w:cs="Arial"/>
+          <w:b/>
+          <w:i w:val="0"/>
+          <w:color w:val="000000"/>
+          <w:sz w:val="18"/>
+          <w:highlight w:val="lightGray"/>
+        </w:rPr>
+        <w:t>:</w:t>
+      </w:r>
+      <w:r>
+        <w:rPr>
+          <w:rFonts w:ascii="Arial" w:hAnsi="Arial" w:eastAsia="Arial" w:cs="Arial"/>
+          <w:b w:val="0"/>
+          <w:i w:val="0"/>
+          <w:color w:val="000000"/>
+          <w:sz w:val="18"/>
+          <w:highlight w:val="lightGray"/>
+        </w:rPr>
+        <w:t xml:space="preserve"> </w:t>
+      </w:r>
+      <w:r>
+        <w:rPr>
+          <w:rFonts w:ascii="Arial" w:hAnsi="Arial" w:eastAsia="Arial" w:cs="Arial"/>
+          <w:b w:val="0"/>
+          <w:i w:val="0"/>
+          <w:color w:val="000000"/>
+          <w:sz w:val="18"/>
+          <w:highlight w:val="lightGray"/>
+        </w:rPr>
+        <w:t>[</w:t>
+      </w:r>
+      <w:r>
+        <w:rPr>
+          <w:rFonts w:ascii="Arial" w:hAnsi="Arial" w:eastAsia="Arial" w:cs="Arial"/>
+          <w:b w:val="0"/>
+          <w:i w:val="0"/>
+          <w:color w:val="000000"/>
+          <w:sz w:val="18"/>
+          <w:highlight w:val="lightGray"/>
+        </w:rPr>
+        <w:t>C</w:t>
+      </w:r>
+      <w:r>
+        <w:rPr>
+          <w:rFonts w:ascii="Arial" w:hAnsi="Arial" w:eastAsia="Arial" w:cs="Arial"/>
+          <w:b w:val="0"/>
+          <w:i w:val="0"/>
+          <w:color w:val="000000"/>
+          <w:sz w:val="18"/>
+          <w:highlight w:val="lightGray"/>
+        </w:rPr>
+        <w:t>h</w:t>
+      </w:r>
+      <w:r>
+        <w:rPr>
+          <w:rFonts w:ascii="Arial" w:hAnsi="Arial" w:eastAsia="Arial" w:cs="Arial"/>
+          <w:b w:val="0"/>
+          <w:i w:val="0"/>
+          <w:color w:val="000000"/>
+          <w:sz w:val="18"/>
+          <w:highlight w:val="lightGray"/>
+        </w:rPr>
+        <w:t>a</w:t>
+      </w:r>
+      <w:r>
+        <w:rPr>
+          <w:rFonts w:ascii="Arial" w:hAnsi="Arial" w:eastAsia="Arial" w:cs="Arial"/>
+          <w:b w:val="0"/>
+          <w:i w:val="0"/>
+          <w:color w:val="000000"/>
+          <w:sz w:val="18"/>
+          <w:highlight w:val="lightGray"/>
+        </w:rPr>
+        <w:t>t</w:t>
+      </w:r>
+      <w:r>
+        <w:rPr>
+          <w:rFonts w:ascii="Arial" w:hAnsi="Arial" w:eastAsia="Arial" w:cs="Arial"/>
+          <w:b w:val="0"/>
+          <w:i w:val="0"/>
+          <w:color w:val="000000"/>
+          <w:sz w:val="18"/>
+          <w:highlight w:val="lightGray"/>
+        </w:rPr>
+        <w:t>g</w:t>
+      </w:r>
+      <w:r>
+        <w:rPr>
+          <w:rFonts w:ascii="Arial" w:hAnsi="Arial" w:eastAsia="Arial" w:cs="Arial"/>
+          <w:b w:val="0"/>
+          <w:i w:val="0"/>
+          <w:color w:val="000000"/>
+          <w:sz w:val="18"/>
+          <w:highlight w:val="lightGray"/>
+        </w:rPr>
+        <w:t>p</w:t>
+      </w:r>
+      <w:r>
+        <w:rPr>
+          <w:rFonts w:ascii="Arial" w:hAnsi="Arial" w:eastAsia="Arial" w:cs="Arial"/>
+          <w:b w:val="0"/>
+          <w:i w:val="0"/>
+          <w:color w:val="000000"/>
+          <w:sz w:val="18"/>
+          <w:highlight w:val="lightGray"/>
+        </w:rPr>
+        <w:t>t</w:t>
+      </w:r>
+      <w:r>
+        <w:rPr>
+          <w:rFonts w:ascii="Arial" w:hAnsi="Arial" w:eastAsia="Arial" w:cs="Arial"/>
+          <w:b w:val="0"/>
+          <w:i w:val="0"/>
+          <w:color w:val="000000"/>
+          <w:sz w:val="18"/>
+          <w:highlight w:val="lightGray"/>
+        </w:rPr>
+        <w:t xml:space="preserve"> </w:t>
+      </w:r>
+      <w:r>
+        <w:rPr>
+          <w:rFonts w:ascii="Arial" w:hAnsi="Arial" w:eastAsia="Arial" w:cs="Arial"/>
+          <w:b w:val="0"/>
+          <w:i w:val="0"/>
+          <w:color w:val="000000"/>
+          <w:sz w:val="18"/>
+          <w:highlight w:val="lightGray"/>
+        </w:rPr>
+        <w:t>(</w:t>
+      </w:r>
+      <w:r>
+        <w:rPr>
+          <w:rFonts w:ascii="Arial" w:hAnsi="Arial" w:eastAsia="Arial" w:cs="Arial"/>
+          <w:b w:val="0"/>
+          <w:i w:val="0"/>
+          <w:color w:val="000000"/>
+          <w:sz w:val="18"/>
+          <w:highlight w:val="lightGray"/>
+        </w:rPr>
+        <w:t>G</w:t>
+      </w:r>
+      <w:r>
+        <w:rPr>
+          <w:rFonts w:ascii="Arial" w:hAnsi="Arial" w:eastAsia="Arial" w:cs="Arial"/>
+          <w:b w:val="0"/>
+          <w:i w:val="0"/>
+          <w:color w:val="000000"/>
+          <w:sz w:val="18"/>
+          <w:highlight w:val="lightGray"/>
+        </w:rPr>
+        <w:t>P</w:t>
+      </w:r>
+      <w:r>
+        <w:rPr>
+          <w:rFonts w:ascii="Arial" w:hAnsi="Arial" w:eastAsia="Arial" w:cs="Arial"/>
+          <w:b w:val="0"/>
+          <w:i w:val="0"/>
+          <w:color w:val="000000"/>
+          <w:sz w:val="18"/>
+          <w:highlight w:val="lightGray"/>
+        </w:rPr>
+        <w:t>T</w:t>
+      </w:r>
+      <w:r>
+        <w:rPr>
+          <w:rFonts w:ascii="Arial" w:hAnsi="Arial" w:eastAsia="Arial" w:cs="Arial"/>
+          <w:b w:val="0"/>
+          <w:i w:val="0"/>
+          <w:color w:val="000000"/>
+          <w:sz w:val="18"/>
+          <w:highlight w:val="lightGray"/>
         </w:rPr>
         <w:t>‑</w:t>
       </w:r>
       <w:r>
         <w:rPr>
-          <w:rFonts w:ascii="Arial" w:eastAsia="Arial" w:hAnsi="Arial"/>
-          <w:b/>
-          <w:sz w:val="22"/>
-          <w:szCs w:val="14"/>
-          <w:shd w:val="clear" w:color="auto" w:fill="B7B7B7"/>
-        </w:rPr>
-        <w:t>5 Mini) at [12/9/2025]</w:t>
-      </w:r>
-      <w:r>
-        <w:rPr>
-          <w:rFonts w:ascii="Arial" w:eastAsia="Arial" w:hAnsi="Arial"/>
-          <w:sz w:val="22"/>
+          <w:rFonts w:ascii="Arial" w:hAnsi="Arial" w:eastAsia="Arial" w:cs="Arial"/>
+          <w:b w:val="0"/>
+          <w:i w:val="0"/>
+          <w:color w:val="000000"/>
+          <w:sz w:val="18"/>
+          <w:highlight w:val="lightGray"/>
+        </w:rPr>
+        <w:t>5</w:t>
+      </w:r>
+      <w:r>
+        <w:rPr>
+          <w:rFonts w:ascii="Arial" w:hAnsi="Arial" w:eastAsia="Arial" w:cs="Arial"/>
+          <w:b w:val="0"/>
+          <w:i w:val="0"/>
+          <w:color w:val="000000"/>
+          <w:sz w:val="18"/>
+          <w:highlight w:val="lightGray"/>
+        </w:rPr>
+        <w:t xml:space="preserve"> </w:t>
+      </w:r>
+      <w:r>
+        <w:rPr>
+          <w:rFonts w:ascii="Arial" w:hAnsi="Arial" w:eastAsia="Arial" w:cs="Arial"/>
+          <w:b w:val="0"/>
+          <w:i w:val="0"/>
+          <w:color w:val="000000"/>
+          <w:sz w:val="18"/>
+          <w:highlight w:val="lightGray"/>
+        </w:rPr>
+        <w:t>M</w:t>
+      </w:r>
+      <w:r>
+        <w:rPr>
+          <w:rFonts w:ascii="Arial" w:hAnsi="Arial" w:eastAsia="Arial" w:cs="Arial"/>
+          <w:b w:val="0"/>
+          <w:i w:val="0"/>
+          <w:color w:val="000000"/>
+          <w:sz w:val="18"/>
+          <w:highlight w:val="lightGray"/>
+        </w:rPr>
+        <w:t>i</w:t>
+      </w:r>
+      <w:r>
+        <w:rPr>
+          <w:rFonts w:ascii="Arial" w:hAnsi="Arial" w:eastAsia="Arial" w:cs="Arial"/>
+          <w:b w:val="0"/>
+          <w:i w:val="0"/>
+          <w:color w:val="000000"/>
+          <w:sz w:val="18"/>
+          <w:highlight w:val="lightGray"/>
+        </w:rPr>
+        <w:t>n</w:t>
+      </w:r>
+      <w:r>
+        <w:rPr>
+          <w:rFonts w:ascii="Arial" w:hAnsi="Arial" w:eastAsia="Arial" w:cs="Arial"/>
+          <w:b w:val="0"/>
+          <w:i w:val="0"/>
+          <w:color w:val="000000"/>
+          <w:sz w:val="18"/>
+          <w:highlight w:val="lightGray"/>
+        </w:rPr>
+        <w:t>i</w:t>
+      </w:r>
+      <w:r>
+        <w:rPr>
+          <w:rFonts w:ascii="Arial" w:hAnsi="Arial" w:eastAsia="Arial" w:cs="Arial"/>
+          <w:b w:val="0"/>
+          <w:i w:val="0"/>
+          <w:color w:val="000000"/>
+          <w:sz w:val="18"/>
+          <w:highlight w:val="lightGray"/>
+        </w:rPr>
+        <w:t>)</w:t>
+      </w:r>
+      <w:r>
+        <w:rPr>
+          <w:rFonts w:ascii="Arial" w:hAnsi="Arial" w:eastAsia="Arial" w:cs="Arial"/>
+          <w:b w:val="0"/>
+          <w:i w:val="0"/>
+          <w:color w:val="000000"/>
+          <w:sz w:val="18"/>
+          <w:highlight w:val="lightGray"/>
+        </w:rPr>
+        <w:t>]</w:t>
+      </w:r>
+      <w:r>
+        <w:rPr>
+          <w:rFonts w:ascii="Arial" w:hAnsi="Arial" w:eastAsia="Arial" w:cs="Arial"/>
+          <w:b w:val="0"/>
+          <w:i w:val="0"/>
+          <w:color w:val="000000"/>
+          <w:sz w:val="18"/>
+          <w:highlight w:val="lightGray"/>
+        </w:rPr>
+        <w:t xml:space="preserve"> </w:t>
+      </w:r>
+      <w:r>
+        <w:rPr>
+          <w:rFonts w:ascii="Arial" w:hAnsi="Arial" w:eastAsia="Arial" w:cs="Arial"/>
+          <w:b/>
+          <w:i w:val="0"/>
+          <w:color w:val="000000"/>
+          <w:sz w:val="18"/>
+          <w:highlight w:val="lightGray"/>
+        </w:rPr>
+        <w:t>o</w:t>
+      </w:r>
+      <w:r>
+        <w:rPr>
+          <w:rFonts w:ascii="Arial" w:hAnsi="Arial" w:eastAsia="Arial" w:cs="Arial"/>
+          <w:b/>
+          <w:i w:val="0"/>
+          <w:color w:val="000000"/>
+          <w:sz w:val="18"/>
+          <w:highlight w:val="lightGray"/>
+        </w:rPr>
+        <w:t>n</w:t>
+      </w:r>
+      <w:r>
+        <w:rPr>
+          <w:rFonts w:ascii="Arial" w:hAnsi="Arial"/>
+          <w:b w:val="0"/>
+          <w:i w:val="0"/>
+          <w:color w:val="000000"/>
+          <w:sz w:val="18"/>
+          <w:highlight w:val="lightGray"/>
+        </w:rPr>
+        <w:t xml:space="preserve"> </w:t>
+      </w:r>
+      <w:r>
+        <w:rPr>
+          <w:rFonts w:ascii="Arial" w:hAnsi="Arial"/>
+          <w:b w:val="0"/>
+          <w:i w:val="0"/>
+          <w:color w:val="000000"/>
+          <w:sz w:val="18"/>
+          <w:highlight w:val="lightGray"/>
+        </w:rPr>
+        <w:t>[</w:t>
+      </w:r>
+      <w:r>
+        <w:rPr>
+          <w:rFonts w:ascii="Arial" w:hAnsi="Arial"/>
+          <w:b w:val="0"/>
+          <w:i w:val="0"/>
+          <w:sz w:val="18"/>
+          <w:highlight w:val="lightGray"/>
+        </w:rPr>
+        <w:t>12/9/2025]</w:t>
+      </w:r>
+      <w:r>
+        <w:rPr>
+          <w:rFonts w:ascii="Arial" w:hAnsi="Arial"/>
+          <w:b w:val="0"/>
+          <w:i w:val="0"/>
+          <w:sz w:val="18"/>
+          <w:highlight w:val="lightGray"/>
         </w:rPr>
         <w:br/>
         <w:t xml:space="preserve">A </w:t>
       </w:r>
       <w:r>
         <w:rPr>
-          <w:rFonts w:ascii="Arial" w:eastAsia="Arial" w:hAnsi="Arial"/>
-          <w:b/>
-          <w:bCs/>
-          <w:sz w:val="22"/>
+          <w:rFonts w:ascii="Arial" w:hAnsi="Arial"/>
+          <w:b w:val="0"/>
+          <w:i w:val="0"/>
+          <w:sz w:val="18"/>
+          <w:highlight w:val="lightGray"/>
         </w:rPr>
         <w:t>WAN</w:t>
       </w:r>
       <w:r>
         <w:rPr>
-          <w:rFonts w:ascii="Arial" w:eastAsia="Arial" w:hAnsi="Arial"/>
-          <w:sz w:val="22"/>
+          <w:rFonts w:ascii="Arial" w:hAnsi="Arial"/>
+          <w:b w:val="0"/>
+          <w:i w:val="0"/>
+          <w:sz w:val="18"/>
+          <w:highlight w:val="lightGray"/>
         </w:rPr>
         <w:t xml:space="preserve"> is a network that covers a </w:t>
       </w:r>
       <w:r>
         <w:rPr>
-          <w:rFonts w:ascii="Arial" w:eastAsia="Arial" w:hAnsi="Arial"/>
-          <w:b/>
-          <w:bCs/>
-          <w:sz w:val="22"/>
+          <w:rFonts w:ascii="Arial" w:hAnsi="Arial"/>
+          <w:b w:val="0"/>
+          <w:i w:val="0"/>
+          <w:sz w:val="18"/>
+          <w:highlight w:val="lightGray"/>
         </w:rPr>
         <w:t>large geographic area</w:t>
       </w:r>
       <w:r>
         <w:rPr>
-          <w:rFonts w:ascii="Arial" w:eastAsia="Arial" w:hAnsi="Arial"/>
-          <w:sz w:val="22"/>
+          <w:rFonts w:ascii="Arial" w:hAnsi="Arial"/>
+          <w:b w:val="0"/>
+          <w:i w:val="0"/>
+          <w:sz w:val="18"/>
+          <w:highlight w:val="lightGray"/>
         </w:rPr>
         <w:t>, connecting smaller networks like LANs and MANs. It enables global communication, resource sharing, and access to the Internet, making it essential for modern organizations and individuals.</w:t>
       </w:r>
